--- a/ACTION_Technical_Manual.docx
+++ b/ACTION_Technical_Manual.docx
@@ -14410,7 +14410,7 @@
         <w:jc w:val="both"/>
       </w:pPr>
       <w:r>
-        <w:t xml:space="preserve">Email is sent through Brevo's SMTP relay (EMAIL_SERVICE='brevo' in tide.env), using smtplib from Python's standard library with STARTTLS on SMTP_PORT (normally 587). The Brevo login, sending address and SMTP server are in tide_constants.json. If EMAIL_SERVICE is set to anything else, a generic SMTP server (SMTP_SERVER, EMAIL_USERNAME and EMAIL_PASSWORD) is used instead.</w:t>
+        <w:t xml:space="preserve">Email is sent through Brevo's SMTP relay, the only email service the station uses, with smtplib from Python's standard library and STARTTLS on SMTP_PORT (tide.env, normally 587). The Brevo SMTP server, login and sending address are in tide_constants.json. Every message is sent from the Brevo sending address (BREVO_EMAIL_ADDRESS), which also identifies the station to the National Weather Service's forecast service.</w:t>
       </w:r>
     </w:p>
     <w:p>
@@ -16984,7 +16984,7 @@
           <w:sz w:val="21"/>
           <w:szCs w:val="21"/>
         </w:rPr>
-        <w:t xml:space="preserve">Hardcoded database paths</w:t>
+        <w:t xml:space="preserve">Failed alerts are not retried</w:t>
       </w:r>
       <w:bookmarkEnd w:id="9068"/>
     </w:p>
@@ -16994,31 +16994,7 @@
         <w:jc w:val="both"/>
       </w:pPr>
       <w:r>
-        <w:t xml:space="preserve">changealertpw.cgi opens </w:t>
-      </w:r>
-      <w:r>
-        <w:rPr>
-          <w:rFonts w:ascii="Consolas" w:eastAsia="Consolas" w:hAnsi="Consolas" w:cs="Consolas"/>
-          <w:color w:val="1A1A1A"/>
-          <w:sz w:val="19"/>
-          <w:szCs w:val="19"/>
-        </w:rPr>
-        <w:t xml:space="preserve">/var/www/html/tides.db</w:t>
-      </w:r>
-      <w:r>
-        <w:t xml:space="preserve">, and tideplot.py opens </w:t>
-      </w:r>
-      <w:r>
-        <w:rPr>
-          <w:rFonts w:ascii="Consolas" w:eastAsia="Consolas" w:hAnsi="Consolas" w:cs="Consolas"/>
-          <w:color w:val="1A1A1A"/>
-          <w:sz w:val="19"/>
-          <w:szCs w:val="19"/>
-        </w:rPr>
-        <w:t xml:space="preserve">/home/tide/Uploads/tides.db</w:t>
-      </w:r>
-      <w:r>
-        <w:t xml:space="preserve">, instead of using SQL_PATH and SQL_COPY from tide.env. Both work with the default paths but would break if either were changed.</w:t>
+        <w:t xml:space="preserve">An alert email or SMS that fails to send is logged and dropped. Only website email, which goes through the mail spool, is retried (Section 7.4). That may be acceptable, since a late alert has limited value, but it should be a deliberate choice.</w:t>
       </w:r>
     </w:p>
     <w:p>
@@ -17036,7 +17012,7 @@
           <w:sz w:val="21"/>
           <w:szCs w:val="21"/>
         </w:rPr>
-        <w:t xml:space="preserve">Failed alerts are not retried</w:t>
+        <w:t xml:space="preserve">Automatic failover needs updating for three sensors</w:t>
       </w:r>
       <w:bookmarkEnd w:id="9069"/>
     </w:p>
@@ -17046,7 +17022,7 @@
         <w:jc w:val="both"/>
       </w:pPr>
       <w:r>
-        <w:t xml:space="preserve">An alert email or SMS that fails to send is logged and dropped. Only website email, which goes through the mail spool, is retried (Section 7.4). That may be acceptable, since a late alert has limited value, but it should be a deliberate choice.</w:t>
+        <w:t xml:space="preserve">The out-of-service check (Section 3.4) dates from before the third sensor slot was added, and still only switches between slots 1 and 2. A station whose primary sensor is in slot 3 gets the out-of-service notice but no automatic switch, and a slot 3 sensor is never chosen as the replacement. This needs reworking to handle all three slots.</w:t>
       </w:r>
     </w:p>
     <w:p>
@@ -17055,62 +17031,6 @@
         <w:spacing w:before="200" w:after="80"/>
       </w:pPr>
       <w:bookmarkStart w:id="9070" w:name="_Toc99070"/>
-      <w:r>
-        <w:rPr>
-          <w:rFonts w:ascii="Arial" w:eastAsia="Arial" w:hAnsi="Arial" w:cs="Arial"/>
-          <w:b/>
-          <w:bCs/>
-          <w:color w:val="222222"/>
-          <w:sz w:val="21"/>
-          <w:szCs w:val="21"/>
-        </w:rPr>
-        <w:t xml:space="preserve">Generic SMTP fallback incomplete</w:t>
-      </w:r>
-      <w:bookmarkEnd w:id="9070"/>
-    </w:p>
-    <w:p>
-      <w:pPr>
-        <w:spacing w:before="60" w:after="100"/>
-        <w:jc w:val="both"/>
-      </w:pPr>
-      <w:r>
-        <w:t xml:space="preserve">When EMAIL_SERVICE is not brevo, tidehelper.py reads SMTP_SERVER from tide.env, but SMTP_SERVER is missing from tide.env.template; it still appears in tide_constants.json.template, where the code no longer reads it. The fallback would fail as installed. Brevo, the service every station uses, is unaffected.</w:t>
-      </w:r>
-    </w:p>
-    <w:p>
-      <w:pPr>
-        <w:pStyle w:val="Heading3"/>
-        <w:spacing w:before="200" w:after="80"/>
-      </w:pPr>
-      <w:bookmarkStart w:id="9071" w:name="_Toc99071"/>
-      <w:r>
-        <w:rPr>
-          <w:rFonts w:ascii="Arial" w:eastAsia="Arial" w:hAnsi="Arial" w:cs="Arial"/>
-          <w:b/>
-          <w:bCs/>
-          <w:color w:val="222222"/>
-          <w:sz w:val="21"/>
-          <w:szCs w:val="21"/>
-        </w:rPr>
-        <w:t xml:space="preserve">Automatic failover covers sensor slots 1 and 2 only</w:t>
-      </w:r>
-      <w:bookmarkEnd w:id="9071"/>
-    </w:p>
-    <w:p>
-      <w:pPr>
-        <w:spacing w:before="60" w:after="100"/>
-        <w:jc w:val="both"/>
-      </w:pPr>
-      <w:r>
-        <w:t xml:space="preserve">The out-of-service check (Section 3.4) switches between slots 1 and 2. A station whose primary sensor is in slot 3 gets the out-of-service notice but no automatic switch.</w:t>
-      </w:r>
-    </w:p>
-    <w:p>
-      <w:pPr>
-        <w:pStyle w:val="Heading3"/>
-        <w:spacing w:before="200" w:after="80"/>
-      </w:pPr>
-      <w:bookmarkStart w:id="9072" w:name="_Toc99072"/>
       <w:r>
         <w:rPr>
           <w:rFonts w:ascii="Arial" w:eastAsia="Arial" w:hAnsi="Arial" w:cs="Arial"/>
@@ -17122,7 +17042,7 @@
         </w:rPr>
         <w:t xml:space="preserve">Duplicate sun-calculation packages</w:t>
       </w:r>
-      <w:bookmarkEnd w:id="9072"/>
+      <w:bookmarkEnd w:id="9070"/>
     </w:p>
     <w:p>
       <w:pPr>
@@ -17138,7 +17058,7 @@
         <w:pStyle w:val="Heading3"/>
         <w:spacing w:before="200" w:after="80"/>
       </w:pPr>
-      <w:bookmarkStart w:id="9073" w:name="_Toc99073"/>
+      <w:bookmarkStart w:id="9071" w:name="_Toc99071"/>
       <w:r>
         <w:rPr>
           <w:rFonts w:ascii="Arial" w:eastAsia="Arial" w:hAnsi="Arial" w:cs="Arial"/>
@@ -17150,7 +17070,7 @@
         </w:rPr>
         <w:t xml:space="preserve">Inactive code retained deliberately</w:t>
       </w:r>
-      <w:bookmarkEnd w:id="9073"/>
+      <w:bookmarkEnd w:id="9071"/>
     </w:p>
     <w:p>
       <w:pPr>
@@ -17174,7 +17094,7 @@
         </w:pBdr>
         <w:spacing w:before="480" w:after="160"/>
       </w:pPr>
-      <w:bookmarkStart w:id="9074" w:name="_Toc99074"/>
+      <w:bookmarkStart w:id="9072" w:name="_Toc99072"/>
       <w:r>
         <w:rPr>
           <w:rFonts w:ascii="Arial" w:eastAsia="Arial" w:hAnsi="Arial" w:cs="Arial"/>
@@ -17186,14 +17106,14 @@
         </w:rPr>
         <w:t xml:space="preserve">13. Appendices</w:t>
       </w:r>
-      <w:bookmarkEnd w:id="9074"/>
+      <w:bookmarkEnd w:id="9072"/>
     </w:p>
     <w:p>
       <w:pPr>
         <w:pStyle w:val="Heading2"/>
         <w:spacing w:before="280" w:after="100"/>
       </w:pPr>
-      <w:bookmarkStart w:id="9075" w:name="_Toc99075"/>
+      <w:bookmarkStart w:id="9073" w:name="_Toc99073"/>
       <w:r>
         <w:rPr>
           <w:rFonts w:ascii="Arial" w:eastAsia="Arial" w:hAnsi="Arial" w:cs="Arial"/>
@@ -17205,7 +17125,7 @@
         </w:rPr>
         <w:t xml:space="preserve">Appendix A -- tide.env Reference</w:t>
       </w:r>
-      <w:bookmarkEnd w:id="9075"/>
+      <w:bookmarkEnd w:id="9073"/>
     </w:p>
     <w:p>
       <w:pPr>
@@ -17610,7 +17530,7 @@
                 <w:sz w:val="20"/>
                 <w:szCs w:val="20"/>
               </w:rPr>
-              <w:t xml:space="preserve">EMAIL_SERVICE / SMTP_PORT</w:t>
+              <w:t xml:space="preserve">SMTP_PORT</w:t>
             </w:r>
           </w:p>
         </w:tc>
@@ -17632,7 +17552,7 @@
                 <w:sz w:val="20"/>
                 <w:szCs w:val="20"/>
               </w:rPr>
-              <w:t xml:space="preserve">Email route (brevo) and SMTP port (Section 9.1).</w:t>
+              <w:t xml:space="preserve">SMTP port for the Brevo relay, normally 587 (Section 9.1).</w:t>
             </w:r>
           </w:p>
         </w:tc>
@@ -18182,7 +18102,7 @@
         <w:pStyle w:val="Heading2"/>
         <w:spacing w:before="280" w:after="100"/>
       </w:pPr>
-      <w:bookmarkStart w:id="9076" w:name="_Toc99076"/>
+      <w:bookmarkStart w:id="9074" w:name="_Toc99074"/>
       <w:r>
         <w:rPr>
           <w:rFonts w:ascii="Arial" w:eastAsia="Arial" w:hAnsi="Arial" w:cs="Arial"/>
@@ -18194,7 +18114,7 @@
         </w:rPr>
         <w:t xml:space="preserve">Appendix B -- Services and Scheduled Jobs</w:t>
       </w:r>
-      <w:bookmarkEnd w:id="9076"/>
+      <w:bookmarkEnd w:id="9074"/>
     </w:p>
     <w:tbl>
       <w:tblPr>
@@ -18644,7 +18564,7 @@
         <w:pStyle w:val="Heading2"/>
         <w:spacing w:before="280" w:after="100"/>
       </w:pPr>
-      <w:bookmarkStart w:id="9077" w:name="_Toc99077"/>
+      <w:bookmarkStart w:id="9075" w:name="_Toc99075"/>
       <w:r>
         <w:rPr>
           <w:rFonts w:ascii="Arial" w:eastAsia="Arial" w:hAnsi="Arial" w:cs="Arial"/>
@@ -18656,7 +18576,7 @@
         </w:rPr>
         <w:t xml:space="preserve">Appendix C -- Files and Locations</w:t>
       </w:r>
-      <w:bookmarkEnd w:id="9077"/>
+      <w:bookmarkEnd w:id="9075"/>
     </w:p>
     <w:tbl>
       <w:tblPr>
@@ -19134,7 +19054,7 @@
         <w:pStyle w:val="Heading2"/>
         <w:spacing w:before="280" w:after="100"/>
       </w:pPr>
-      <w:bookmarkStart w:id="9078" w:name="_Toc99078"/>
+      <w:bookmarkStart w:id="9076" w:name="_Toc99076"/>
       <w:r>
         <w:rPr>
           <w:rFonts w:ascii="Arial" w:eastAsia="Arial" w:hAnsi="Arial" w:cs="Arial"/>
@@ -19146,7 +19066,7 @@
         </w:rPr>
         <w:t xml:space="preserve">Appendix D -- Source Repository</w:t>
       </w:r>
-      <w:bookmarkEnd w:id="9078"/>
+      <w:bookmarkEnd w:id="9076"/>
     </w:p>
     <w:p>
       <w:pPr>

--- a/ACTION_Technical_Manual.docx
+++ b/ACTION_Technical_Manual.docx
@@ -4314,13 +4314,9 @@
       </w:r>
     </w:p>
     <w:p>
-      <w:r>
-        <w:br w:type="page"/>
-      </w:r>
-    </w:p>
-    <w:p>
       <w:pPr>
         <w:pStyle w:val="Heading1"/>
+        <w:pageBreakBefore/>
         <w:pBdr>
           <w:bottom w:val="single" w:sz="6" w:space="4" w:color="1F5C8B"/>
         </w:pBdr>
@@ -5738,17 +5734,38 @@
         <w:jc w:val="both"/>
       </w:pPr>
       <w:r>
-        <w:t xml:space="preserve">For issues that aren't resolved by a service restart or reboot, or that involve any of the caution items above, escalate to the system's maintainer rather than attempting further changes. [Ken: insert the contact path to document here (your own contact details, your colleague's, or a shared point of contact) and any response-time expectation for an autonomous site such as Lincoln Academy.]</w:t>
-      </w:r>
-    </w:p>
-    <w:p>
-      <w:r>
-        <w:br w:type="page"/>
+        <w:t xml:space="preserve">For issues that aren't resolved by a service restart or reboot, or that involve any of the caution items above, escalate to the system's maintainer rather than attempting further changes.</w:t>
+      </w:r>
+    </w:p>
+    <w:p>
+      <w:pPr>
+        <w:spacing w:before="60" w:after="100"/>
+        <w:jc w:val="both"/>
+      </w:pPr>
+      <w:r>
+        <w:rPr>
+          <w:b/>
+          <w:bCs/>
+        </w:rPr>
+        <w:t xml:space="preserve">Contact:</w:t>
+      </w:r>
+      <w:r>
+        <w:t xml:space="preserve"> cfi1513840@gmail.com</w:t>
+      </w:r>
+    </w:p>
+    <w:p>
+      <w:pPr>
+        <w:spacing w:before="60" w:after="100"/>
+        <w:jc w:val="both"/>
+      </w:pPr>
+      <w:r>
+        <w:t xml:space="preserve">Include the station's name or domain, what you observed and when, anything you have already tried (Sections 2.3 and 2.4), and any relevant lines from newtide.log or the systemd journal.</w:t>
       </w:r>
     </w:p>
     <w:p>
       <w:pPr>
         <w:pStyle w:val="Heading1"/>
+        <w:pageBreakBefore/>
         <w:pBdr>
           <w:bottom w:val="single" w:sz="6" w:space="4" w:color="1F5C8B"/>
         </w:pBdr>
@@ -6913,13 +6930,9 @@
       </w:r>
     </w:p>
     <w:p>
-      <w:r>
-        <w:br w:type="page"/>
-      </w:r>
-    </w:p>
-    <w:p>
       <w:pPr>
         <w:pStyle w:val="Heading1"/>
+        <w:pageBreakBefore/>
         <w:pBdr>
           <w:bottom w:val="single" w:sz="6" w:space="4" w:color="1F5C8B"/>
         </w:pBdr>
@@ -7693,13 +7706,9 @@
       </w:r>
     </w:p>
     <w:p>
-      <w:r>
-        <w:br w:type="page"/>
-      </w:r>
-    </w:p>
-    <w:p>
       <w:pPr>
         <w:pStyle w:val="Heading1"/>
+        <w:pageBreakBefore/>
         <w:pBdr>
           <w:bottom w:val="single" w:sz="6" w:space="4" w:color="1F5C8B"/>
         </w:pBdr>
@@ -9575,13 +9584,9 @@
       </w:tr>
     </w:tbl>
     <w:p>
-      <w:r>
-        <w:br w:type="page"/>
-      </w:r>
-    </w:p>
-    <w:p>
       <w:pPr>
         <w:pStyle w:val="Heading1"/>
+        <w:pageBreakBefore/>
         <w:pBdr>
           <w:bottom w:val="single" w:sz="6" w:space="4" w:color="1F5C8B"/>
         </w:pBdr>
@@ -11976,13 +11981,9 @@
       </w:r>
     </w:p>
     <w:p>
-      <w:r>
-        <w:br w:type="page"/>
-      </w:r>
-    </w:p>
-    <w:p>
       <w:pPr>
         <w:pStyle w:val="Heading1"/>
+        <w:pageBreakBefore/>
         <w:pBdr>
           <w:bottom w:val="single" w:sz="6" w:space="4" w:color="1F5C8B"/>
         </w:pBdr>
@@ -13006,13 +13007,9 @@
       </w:r>
     </w:p>
     <w:p>
-      <w:r>
-        <w:br w:type="page"/>
-      </w:r>
-    </w:p>
-    <w:p>
       <w:pPr>
         <w:pStyle w:val="Heading1"/>
+        <w:pageBreakBefore/>
         <w:pBdr>
           <w:bottom w:val="single" w:sz="6" w:space="4" w:color="1F5C8B"/>
         </w:pBdr>
@@ -14350,13 +14347,9 @@
       </w:r>
     </w:p>
     <w:p>
-      <w:r>
-        <w:br w:type="page"/>
-      </w:r>
-    </w:p>
-    <w:p>
       <w:pPr>
         <w:pStyle w:val="Heading1"/>
+        <w:pageBreakBefore/>
         <w:pBdr>
           <w:bottom w:val="single" w:sz="6" w:space="4" w:color="1F5C8B"/>
         </w:pBdr>
@@ -14919,13 +14912,9 @@
       </w:r>
     </w:p>
     <w:p>
-      <w:r>
-        <w:br w:type="page"/>
-      </w:r>
-    </w:p>
-    <w:p>
       <w:pPr>
         <w:pStyle w:val="Heading1"/>
+        <w:pageBreakBefore/>
         <w:pBdr>
           <w:bottom w:val="single" w:sz="6" w:space="4" w:color="1F5C8B"/>
         </w:pBdr>
@@ -15792,13 +15781,9 @@
       </w:r>
     </w:p>
     <w:p>
-      <w:r>
-        <w:br w:type="page"/>
-      </w:r>
-    </w:p>
-    <w:p>
       <w:pPr>
         <w:pStyle w:val="Heading1"/>
+        <w:pageBreakBefore/>
         <w:pBdr>
           <w:bottom w:val="single" w:sz="6" w:space="4" w:color="1F5C8B"/>
         </w:pBdr>
@@ -16826,13 +16811,9 @@
       </w:r>
     </w:p>
     <w:p>
-      <w:r>
-        <w:br w:type="page"/>
-      </w:r>
-    </w:p>
-    <w:p>
       <w:pPr>
         <w:pStyle w:val="Heading1"/>
+        <w:pageBreakBefore/>
         <w:pBdr>
           <w:bottom w:val="single" w:sz="6" w:space="4" w:color="1F5C8B"/>
         </w:pBdr>
@@ -17082,13 +17063,9 @@
       </w:r>
     </w:p>
     <w:p>
-      <w:r>
-        <w:br w:type="page"/>
-      </w:r>
-    </w:p>
-    <w:p>
       <w:pPr>
         <w:pStyle w:val="Heading1"/>
+        <w:pageBreakBefore/>
         <w:pBdr>
           <w:bottom w:val="single" w:sz="6" w:space="4" w:color="1F5C8B"/>
         </w:pBdr>

--- a/ACTION_Technical_Manual.docx
+++ b/ACTION_Technical_Manual.docx
@@ -12979,6 +12979,19 @@
       </w:pPr>
       <w:r>
         <w:t xml:space="preserve">The Notehub receiver accepts an event only when its X-Auth header matches NOTEHUB_SECRET, and answers anything else with HTTP 401.</w:t>
+      </w:r>
+    </w:p>
+    <w:p>
+      <w:pPr>
+        <w:pStyle w:val="ListParagraph"/>
+        <w:numPr>
+          <w:ilvl w:val="0"/>
+          <w:numId w:val="2"/>
+        </w:numPr>
+        <w:spacing w:before="20" w:after="40"/>
+      </w:pPr>
+      <w:r>
+        <w:t xml:space="preserve">tide.env, tides.db and the mail spool live in the web root, where the CGI scripts can reach them. An Apache rule installed by install.sh (tide-protect.conf) refuses to serve them, or any .json, .db, .log, .tmp, .dev, .bak or .gz file there, over HTTP; a request for https://&lt;domain&gt;/tide.env should return 403.</w:t>
       </w:r>
     </w:p>
     <w:p>

--- a/ACTION_Technical_Manual.docx
+++ b/ACTION_Technical_Manual.docx
@@ -4,7 +4,7 @@
   <w:body>
     <w:p>
       <w:pPr>
-        <w:spacing w:before="2000"/>
+        <w:spacing w:before="900"/>
         <w:jc w:val="center"/>
       </w:pPr>
       <w:r>
@@ -68,7 +68,61 @@
     </w:p>
     <w:p>
       <w:pPr>
-        <w:spacing w:before="800"/>
+        <w:spacing w:before="480" w:after="80"/>
+        <w:jc w:val="center"/>
+      </w:pPr>
+      <w:r>
+        <w:drawing>
+          <wp:inline xmlns:a="http://schemas.openxmlformats.org/drawingml/2006/main" xmlns:pic="http://schemas.openxmlformats.org/drawingml/2006/picture">
+            <wp:extent cx="5943600" cy="4212691"/>
+            <wp:docPr id="1" name="Picture 1"/>
+            <wp:cNvGraphicFramePr>
+              <a:graphicFrameLocks noChangeAspect="1"/>
+            </wp:cNvGraphicFramePr>
+            <a:graphic>
+              <a:graphicData uri="http://schemas.openxmlformats.org/drawingml/2006/picture">
+                <pic:pic>
+                  <pic:nvPicPr>
+                    <pic:cNvPr id="0" name="tide_page_cover.png"/>
+                    <pic:cNvPicPr/>
+                  </pic:nvPicPr>
+                  <pic:blipFill>
+                    <a:blip r:embed="rId11"/>
+                    <a:stretch>
+                      <a:fillRect/>
+                    </a:stretch>
+                  </pic:blipFill>
+                  <pic:spPr>
+                    <a:xfrm>
+                      <a:off x="0" y="0"/>
+                      <a:ext cx="5943600" cy="4212691"/>
+                    </a:xfrm>
+                    <a:prstGeom prst="rect"/>
+                  </pic:spPr>
+                </pic:pic>
+              </a:graphicData>
+            </a:graphic>
+          </wp:inline>
+        </w:drawing>
+      </w:r>
+    </w:p>
+    <w:p>
+      <w:pPr>
+        <w:jc w:val="center"/>
+      </w:pPr>
+      <w:r>
+        <w:rPr>
+          <w:rFonts w:ascii="Arial" w:hAnsi="Arial"/>
+          <w:i/>
+          <w:color w:val="555555"/>
+          <w:sz w:val="18"/>
+        </w:rPr>
+        <w:t>Example station web page (tide.html), generated by tide.py: Belfast Harbor, September 27, 2026</w:t>
+      </w:r>
+    </w:p>
+    <w:p>
+      <w:pPr>
+        <w:spacing w:before="300"/>
         <w:jc w:val="center"/>
       </w:pPr>
       <w:r>
@@ -78,7 +132,7 @@
           <w:sz w:val="20"/>
           <w:szCs w:val="20"/>
         </w:rPr>
-        <w:t>Revision date: September 25, 2026</w:t>
+        <w:t>Revision date: September 27, 2026</w:t>
       </w:r>
     </w:p>
     <w:p>

--- a/ACTION_Technical_Manual.docx
+++ b/ACTION_Technical_Manual.docx
@@ -13471,6 +13471,15 @@
     </w:p>
     <w:p>
       <w:pPr>
+        <w:spacing w:before="60" w:after="100"/>
+        <w:jc w:val="both"/>
+      </w:pPr>
+      <w:r>
+        <w:t xml:space="preserve">Figure 1, at the end of this section, shows a complete tide.html page. From the top: current local weather (OpenWeatherMap) and offshore conditions (NDBC buoy); the measured tide (blue) plotted against the NOAA prediction (grey), with the high and low tide markers and the current reading; the National Weather Service five-day forecast, detailed forecast and radar image; and the hourly marine point forecast. The image is also in the repository as docs/tide_page_full.png.</w:t>
+      </w:r>
+    </w:p>
+    <w:p>
+      <w:pPr>
         <w:pStyle w:val="Heading2"/>
         <w:spacing w:before="280" w:after="100"/>
       </w:pPr>
@@ -14411,6 +14420,62 @@
       </w:pPr>
       <w:r>
         <w:t xml:space="preserve">If set, this tide.env value, also used in email subjects, SMS messages and the Tk display's title, is read by sitename.cgi and put at the front of index.html's title: for example, "Belfast Harbor Tide Station Hub" instead of "Tide Station Hub". If it is unset, or sitename.cgi isn't installed, the page falls back to the generic title.</w:t>
+      </w:r>
+    </w:p>
+    <w:p>
+      <w:pPr>
+        <w:keepNext/>
+        <w:spacing w:before="120"/>
+        <w:jc w:val="center"/>
+      </w:pPr>
+      <w:r>
+        <w:drawing>
+          <wp:inline xmlns:a="http://schemas.openxmlformats.org/drawingml/2006/main" xmlns:pic="http://schemas.openxmlformats.org/drawingml/2006/picture">
+            <wp:extent cx="4572000" cy="7378180"/>
+            <wp:docPr id="2" name="Picture 2"/>
+            <wp:cNvGraphicFramePr>
+              <a:graphicFrameLocks noChangeAspect="1"/>
+            </wp:cNvGraphicFramePr>
+            <a:graphic>
+              <a:graphicData uri="http://schemas.openxmlformats.org/drawingml/2006/picture">
+                <pic:pic>
+                  <pic:nvPicPr>
+                    <pic:cNvPr id="0" name="tide_page_full.png"/>
+                    <pic:cNvPicPr/>
+                  </pic:nvPicPr>
+                  <pic:blipFill>
+                    <a:blip r:embed="rId12"/>
+                    <a:stretch>
+                      <a:fillRect/>
+                    </a:stretch>
+                  </pic:blipFill>
+                  <pic:spPr>
+                    <a:xfrm>
+                      <a:off x="0" y="0"/>
+                      <a:ext cx="4572000" cy="7378180"/>
+                    </a:xfrm>
+                    <a:prstGeom prst="rect"/>
+                  </pic:spPr>
+                </pic:pic>
+              </a:graphicData>
+            </a:graphic>
+          </wp:inline>
+        </w:drawing>
+      </w:r>
+    </w:p>
+    <w:p>
+      <w:pPr>
+        <w:spacing w:after="200"/>
+        <w:jc w:val="center"/>
+      </w:pPr>
+      <w:r>
+        <w:rPr>
+          <w:rFonts w:ascii="Arial" w:hAnsi="Arial"/>
+          <w:i/>
+          <w:color w:val="555555"/>
+          <w:sz w:val="18"/>
+        </w:rPr>
+        <w:t>Figure 1. A complete tide.html page, as generated by tide.py (Belfast Harbor, September 27, 2026).</w:t>
       </w:r>
     </w:p>
     <w:p>

--- a/ACTION_Technical_Manual.docx
+++ b/ACTION_Technical_Manual.docx
@@ -132,7 +132,7 @@
           <w:sz w:val="20"/>
           <w:szCs w:val="20"/>
         </w:rPr>
-        <w:t>Revision date: September 27, 2026</w:t>
+        <w:t xml:space="preserve">Revision date: October 9, 2026</w:t>
       </w:r>
     </w:p>
     <w:p>
@@ -196,11 +196,7 @@
           </w:pPr>
           <w:r>
             <w:fldChar w:fldCharType="begin"/>
-          </w:r>
-          <w:r>
             <w:instrText>TOC \h \o "1-3"</w:instrText>
-          </w:r>
-          <w:r>
             <w:fldChar w:fldCharType="separate"/>
           </w:r>
           <w:hyperlink w:anchor="_Toc235270926" w:history="1">
@@ -212,47 +208,17 @@
                 <w:bCs/>
                 <w:noProof/>
               </w:rPr>
-              <w:t>Table of Contents</w:t>
+              <w:t xml:space="preserve">Table of Contents</w:t>
             </w:r>
             <w:r>
               <w:rPr>
                 <w:noProof/>
               </w:rPr>
               <w:tab/>
-            </w:r>
-            <w:r>
-              <w:rPr>
-                <w:noProof/>
-              </w:rPr>
               <w:fldChar w:fldCharType="begin"/>
-            </w:r>
-            <w:r>
-              <w:rPr>
-                <w:noProof/>
-              </w:rPr>
               <w:instrText xml:space="preserve"> PAGEREF _Toc235270926 \h </w:instrText>
-            </w:r>
-            <w:r>
-              <w:rPr>
-                <w:noProof/>
-              </w:rPr>
-            </w:r>
-            <w:r>
-              <w:rPr>
-                <w:noProof/>
-              </w:rPr>
               <w:fldChar w:fldCharType="separate"/>
-            </w:r>
-            <w:r>
-              <w:rPr>
-                <w:noProof/>
-              </w:rPr>
               <w:t>2</w:t>
-            </w:r>
-            <w:r>
-              <w:rPr>
-                <w:noProof/>
-              </w:rPr>
               <w:fldChar w:fldCharType="end"/>
             </w:r>
           </w:hyperlink>
@@ -267,7 +233,7 @@
               <w:noProof/>
             </w:rPr>
           </w:pPr>
-          <w:hyperlink w:anchor="_Toc235270927" w:history="1">
+          <w:hyperlink w:anchor="_Toc99001" w:history="1">
             <w:r>
               <w:rPr>
                 <w:rStyle w:val="Hyperlink"/>
@@ -276,47 +242,17 @@
                 <w:bCs/>
                 <w:noProof/>
               </w:rPr>
-              <w:t>1. Introduction</w:t>
+              <w:t xml:space="preserve">1. Introduction</w:t>
             </w:r>
             <w:r>
               <w:rPr>
                 <w:noProof/>
               </w:rPr>
               <w:tab/>
-            </w:r>
-            <w:r>
-              <w:rPr>
-                <w:noProof/>
-              </w:rPr>
               <w:fldChar w:fldCharType="begin"/>
-            </w:r>
-            <w:r>
-              <w:rPr>
-                <w:noProof/>
-              </w:rPr>
-              <w:instrText xml:space="preserve"> PAGEREF _Toc235270927 \h </w:instrText>
-            </w:r>
-            <w:r>
-              <w:rPr>
-                <w:noProof/>
-              </w:rPr>
-            </w:r>
-            <w:r>
-              <w:rPr>
-                <w:noProof/>
-              </w:rPr>
+              <w:instrText xml:space="preserve"> PAGEREF _Toc99001 \h </w:instrText>
               <w:fldChar w:fldCharType="separate"/>
-            </w:r>
-            <w:r>
-              <w:rPr>
-                <w:noProof/>
-              </w:rPr>
-              <w:t>4</w:t>
-            </w:r>
-            <w:r>
-              <w:rPr>
-                <w:noProof/>
-              </w:rPr>
+              <w:t>5</w:t>
               <w:fldChar w:fldCharType="end"/>
             </w:r>
           </w:hyperlink>
@@ -331,7 +267,7 @@
               <w:noProof/>
             </w:rPr>
           </w:pPr>
-          <w:hyperlink w:anchor="_Toc235270928" w:history="1">
+          <w:hyperlink w:anchor="_Toc99002" w:history="1">
             <w:r>
               <w:rPr>
                 <w:rStyle w:val="Hyperlink"/>
@@ -340,47 +276,17 @@
                 <w:bCs/>
                 <w:noProof/>
               </w:rPr>
-              <w:t>1.1 Purpose of This Manual</w:t>
+              <w:t xml:space="preserve">1.1 Purpose of This Manual</w:t>
             </w:r>
             <w:r>
               <w:rPr>
                 <w:noProof/>
               </w:rPr>
               <w:tab/>
-            </w:r>
-            <w:r>
-              <w:rPr>
-                <w:noProof/>
-              </w:rPr>
               <w:fldChar w:fldCharType="begin"/>
-            </w:r>
-            <w:r>
-              <w:rPr>
-                <w:noProof/>
-              </w:rPr>
-              <w:instrText xml:space="preserve"> PAGEREF _Toc235270928 \h </w:instrText>
-            </w:r>
-            <w:r>
-              <w:rPr>
-                <w:noProof/>
-              </w:rPr>
-            </w:r>
-            <w:r>
-              <w:rPr>
-                <w:noProof/>
-              </w:rPr>
+              <w:instrText xml:space="preserve"> PAGEREF _Toc99002 \h </w:instrText>
               <w:fldChar w:fldCharType="separate"/>
-            </w:r>
-            <w:r>
-              <w:rPr>
-                <w:noProof/>
-              </w:rPr>
-              <w:t>4</w:t>
-            </w:r>
-            <w:r>
-              <w:rPr>
-                <w:noProof/>
-              </w:rPr>
+              <w:t>5</w:t>
               <w:fldChar w:fldCharType="end"/>
             </w:r>
           </w:hyperlink>
@@ -395,7 +301,7 @@
               <w:noProof/>
             </w:rPr>
           </w:pPr>
-          <w:hyperlink w:anchor="_Toc235270929" w:history="1">
+          <w:hyperlink w:anchor="_Toc99003" w:history="1">
             <w:r>
               <w:rPr>
                 <w:rStyle w:val="Hyperlink"/>
@@ -404,47 +310,17 @@
                 <w:bCs/>
                 <w:noProof/>
               </w:rPr>
-              <w:t>1.2 Audience</w:t>
+              <w:t xml:space="preserve">1.2 Audience</w:t>
             </w:r>
             <w:r>
               <w:rPr>
                 <w:noProof/>
               </w:rPr>
               <w:tab/>
-            </w:r>
-            <w:r>
-              <w:rPr>
-                <w:noProof/>
-              </w:rPr>
               <w:fldChar w:fldCharType="begin"/>
-            </w:r>
-            <w:r>
-              <w:rPr>
-                <w:noProof/>
-              </w:rPr>
-              <w:instrText xml:space="preserve"> PAGEREF _Toc235270929 \h </w:instrText>
-            </w:r>
-            <w:r>
-              <w:rPr>
-                <w:noProof/>
-              </w:rPr>
-            </w:r>
-            <w:r>
-              <w:rPr>
-                <w:noProof/>
-              </w:rPr>
+              <w:instrText xml:space="preserve"> PAGEREF _Toc99003 \h </w:instrText>
               <w:fldChar w:fldCharType="separate"/>
-            </w:r>
-            <w:r>
-              <w:rPr>
-                <w:noProof/>
-              </w:rPr>
-              <w:t>4</w:t>
-            </w:r>
-            <w:r>
-              <w:rPr>
-                <w:noProof/>
-              </w:rPr>
+              <w:t>5</w:t>
               <w:fldChar w:fldCharType="end"/>
             </w:r>
           </w:hyperlink>
@@ -459,7 +335,7 @@
               <w:noProof/>
             </w:rPr>
           </w:pPr>
-          <w:hyperlink w:anchor="_Toc235270930" w:history="1">
+          <w:hyperlink w:anchor="_Toc99004" w:history="1">
             <w:r>
               <w:rPr>
                 <w:rStyle w:val="Hyperlink"/>
@@ -468,47 +344,51 @@
                 <w:bCs/>
                 <w:noProof/>
               </w:rPr>
-              <w:t>1.3 System Summary</w:t>
+              <w:t xml:space="preserve">1.3 Companion Document</w:t>
             </w:r>
             <w:r>
               <w:rPr>
                 <w:noProof/>
               </w:rPr>
               <w:tab/>
-            </w:r>
-            <w:r>
-              <w:rPr>
+              <w:fldChar w:fldCharType="begin"/>
+              <w:instrText xml:space="preserve"> PAGEREF _Toc99004 \h </w:instrText>
+              <w:fldChar w:fldCharType="separate"/>
+              <w:t>5</w:t>
+              <w:fldChar w:fldCharType="end"/>
+            </w:r>
+          </w:hyperlink>
+        </w:p>
+        <w:p>
+          <w:pPr>
+            <w:pStyle w:val="TOC2"/>
+            <w:tabs>
+              <w:tab w:val="right" w:leader="dot" w:pos="10070"/>
+            </w:tabs>
+            <w:rPr>
+              <w:noProof/>
+            </w:rPr>
+          </w:pPr>
+          <w:hyperlink w:anchor="_Toc99005" w:history="1">
+            <w:r>
+              <w:rPr>
+                <w:rStyle w:val="Hyperlink"/>
+                <w:rFonts w:ascii="Arial" w:eastAsia="Arial" w:hAnsi="Arial" w:cs="Arial"/>
+                <w:b/>
+                <w:bCs/>
                 <w:noProof/>
               </w:rPr>
+              <w:t xml:space="preserve">1.4 System Summary</w:t>
+            </w:r>
+            <w:r>
+              <w:rPr>
+                <w:noProof/>
+              </w:rPr>
+              <w:tab/>
               <w:fldChar w:fldCharType="begin"/>
-            </w:r>
-            <w:r>
-              <w:rPr>
-                <w:noProof/>
-              </w:rPr>
-              <w:instrText xml:space="preserve"> PAGEREF _Toc235270930 \h </w:instrText>
-            </w:r>
-            <w:r>
-              <w:rPr>
-                <w:noProof/>
-              </w:rPr>
-            </w:r>
-            <w:r>
-              <w:rPr>
-                <w:noProof/>
-              </w:rPr>
+              <w:instrText xml:space="preserve"> PAGEREF _Toc99005 \h </w:instrText>
               <w:fldChar w:fldCharType="separate"/>
-            </w:r>
-            <w:r>
-              <w:rPr>
-                <w:noProof/>
-              </w:rPr>
-              <w:t>4</w:t>
-            </w:r>
-            <w:r>
-              <w:rPr>
-                <w:noProof/>
-              </w:rPr>
+              <w:t>5</w:t>
               <w:fldChar w:fldCharType="end"/>
             </w:r>
           </w:hyperlink>
@@ -523,7 +403,7 @@
               <w:noProof/>
             </w:rPr>
           </w:pPr>
-          <w:hyperlink w:anchor="_Toc235270931" w:history="1">
+          <w:hyperlink w:anchor="_Toc99006" w:history="1">
             <w:r>
               <w:rPr>
                 <w:rStyle w:val="Hyperlink"/>
@@ -532,47 +412,17 @@
                 <w:bCs/>
                 <w:noProof/>
               </w:rPr>
-              <w:t>2. IT Technician Operations Guide</w:t>
+              <w:t xml:space="preserve">2. IT Technician Operations Guide</w:t>
             </w:r>
             <w:r>
               <w:rPr>
                 <w:noProof/>
               </w:rPr>
               <w:tab/>
-            </w:r>
-            <w:r>
-              <w:rPr>
-                <w:noProof/>
-              </w:rPr>
               <w:fldChar w:fldCharType="begin"/>
-            </w:r>
-            <w:r>
-              <w:rPr>
-                <w:noProof/>
-              </w:rPr>
-              <w:instrText xml:space="preserve"> PAGEREF _Toc235270931 \h </w:instrText>
-            </w:r>
-            <w:r>
-              <w:rPr>
-                <w:noProof/>
-              </w:rPr>
-            </w:r>
-            <w:r>
-              <w:rPr>
-                <w:noProof/>
-              </w:rPr>
+              <w:instrText xml:space="preserve"> PAGEREF _Toc99006 \h </w:instrText>
               <w:fldChar w:fldCharType="separate"/>
-            </w:r>
-            <w:r>
-              <w:rPr>
-                <w:noProof/>
-              </w:rPr>
-              <w:t>5</w:t>
-            </w:r>
-            <w:r>
-              <w:rPr>
-                <w:noProof/>
-              </w:rPr>
+              <w:t>6</w:t>
               <w:fldChar w:fldCharType="end"/>
             </w:r>
           </w:hyperlink>
@@ -587,7 +437,7 @@
               <w:noProof/>
             </w:rPr>
           </w:pPr>
-          <w:hyperlink w:anchor="_Toc235270932" w:history="1">
+          <w:hyperlink w:anchor="_Toc99007" w:history="1">
             <w:r>
               <w:rPr>
                 <w:rStyle w:val="Hyperlink"/>
@@ -596,47 +446,17 @@
                 <w:bCs/>
                 <w:noProof/>
               </w:rPr>
-              <w:t>2.1 Is the System Actually Running?</w:t>
+              <w:t xml:space="preserve">2.1 Is the System Actually Running?</w:t>
             </w:r>
             <w:r>
               <w:rPr>
                 <w:noProof/>
               </w:rPr>
               <w:tab/>
-            </w:r>
-            <w:r>
-              <w:rPr>
-                <w:noProof/>
-              </w:rPr>
               <w:fldChar w:fldCharType="begin"/>
-            </w:r>
-            <w:r>
-              <w:rPr>
-                <w:noProof/>
-              </w:rPr>
-              <w:instrText xml:space="preserve"> PAGEREF _Toc235270932 \h </w:instrText>
-            </w:r>
-            <w:r>
-              <w:rPr>
-                <w:noProof/>
-              </w:rPr>
-            </w:r>
-            <w:r>
-              <w:rPr>
-                <w:noProof/>
-              </w:rPr>
+              <w:instrText xml:space="preserve"> PAGEREF _Toc99007 \h </w:instrText>
               <w:fldChar w:fldCharType="separate"/>
-            </w:r>
-            <w:r>
-              <w:rPr>
-                <w:noProof/>
-              </w:rPr>
-              <w:t>5</w:t>
-            </w:r>
-            <w:r>
-              <w:rPr>
-                <w:noProof/>
-              </w:rPr>
+              <w:t>6</w:t>
               <w:fldChar w:fldCharType="end"/>
             </w:r>
           </w:hyperlink>
@@ -651,7 +471,7 @@
               <w:noProof/>
             </w:rPr>
           </w:pPr>
-          <w:hyperlink w:anchor="_Toc235270933" w:history="1">
+          <w:hyperlink w:anchor="_Toc99008" w:history="1">
             <w:r>
               <w:rPr>
                 <w:rStyle w:val="Hyperlink"/>
@@ -660,47 +480,17 @@
                 <w:bCs/>
                 <w:noProof/>
               </w:rPr>
-              <w:t>2.2 Is the Website Actually Updating?</w:t>
+              <w:t xml:space="preserve">2.2 Is the Website Actually Updating?</w:t>
             </w:r>
             <w:r>
               <w:rPr>
                 <w:noProof/>
               </w:rPr>
               <w:tab/>
-            </w:r>
-            <w:r>
-              <w:rPr>
-                <w:noProof/>
-              </w:rPr>
               <w:fldChar w:fldCharType="begin"/>
-            </w:r>
-            <w:r>
-              <w:rPr>
-                <w:noProof/>
-              </w:rPr>
-              <w:instrText xml:space="preserve"> PAGEREF _Toc235270933 \h </w:instrText>
-            </w:r>
-            <w:r>
-              <w:rPr>
-                <w:noProof/>
-              </w:rPr>
-            </w:r>
-            <w:r>
-              <w:rPr>
-                <w:noProof/>
-              </w:rPr>
+              <w:instrText xml:space="preserve"> PAGEREF _Toc99008 \h </w:instrText>
               <w:fldChar w:fldCharType="separate"/>
-            </w:r>
-            <w:r>
-              <w:rPr>
-                <w:noProof/>
-              </w:rPr>
-              <w:t>5</w:t>
-            </w:r>
-            <w:r>
-              <w:rPr>
-                <w:noProof/>
-              </w:rPr>
+              <w:t>6</w:t>
               <w:fldChar w:fldCharType="end"/>
             </w:r>
           </w:hyperlink>
@@ -715,7 +505,7 @@
               <w:noProof/>
             </w:rPr>
           </w:pPr>
-          <w:hyperlink w:anchor="_Toc235270934" w:history="1">
+          <w:hyperlink w:anchor="_Toc99009" w:history="1">
             <w:r>
               <w:rPr>
                 <w:rStyle w:val="Hyperlink"/>
@@ -724,47 +514,17 @@
                 <w:bCs/>
                 <w:noProof/>
               </w:rPr>
-              <w:t>2.3 Common Remedial Actions</w:t>
+              <w:t xml:space="preserve">2.3 Common Remedial Actions</w:t>
             </w:r>
             <w:r>
               <w:rPr>
                 <w:noProof/>
               </w:rPr>
               <w:tab/>
-            </w:r>
-            <w:r>
-              <w:rPr>
-                <w:noProof/>
-              </w:rPr>
               <w:fldChar w:fldCharType="begin"/>
-            </w:r>
-            <w:r>
-              <w:rPr>
-                <w:noProof/>
-              </w:rPr>
-              <w:instrText xml:space="preserve"> PAGEREF _Toc235270934 \h </w:instrText>
-            </w:r>
-            <w:r>
-              <w:rPr>
-                <w:noProof/>
-              </w:rPr>
-            </w:r>
-            <w:r>
-              <w:rPr>
-                <w:noProof/>
-              </w:rPr>
+              <w:instrText xml:space="preserve"> PAGEREF _Toc99009 \h </w:instrText>
               <w:fldChar w:fldCharType="separate"/>
-            </w:r>
-            <w:r>
-              <w:rPr>
-                <w:noProof/>
-              </w:rPr>
-              <w:t>5</w:t>
-            </w:r>
-            <w:r>
-              <w:rPr>
-                <w:noProof/>
-              </w:rPr>
+              <w:t>7</w:t>
               <w:fldChar w:fldCharType="end"/>
             </w:r>
           </w:hyperlink>
@@ -779,7 +539,7 @@
               <w:noProof/>
             </w:rPr>
           </w:pPr>
-          <w:hyperlink w:anchor="_Toc235270935" w:history="1">
+          <w:hyperlink w:anchor="_Toc99010" w:history="1">
             <w:r>
               <w:rPr>
                 <w:rStyle w:val="Hyperlink"/>
@@ -788,47 +548,17 @@
                 <w:bCs/>
                 <w:noProof/>
               </w:rPr>
-              <w:t>Restarting the main service</w:t>
+              <w:t xml:space="preserve">Restarting the main service</w:t>
             </w:r>
             <w:r>
               <w:rPr>
                 <w:noProof/>
               </w:rPr>
               <w:tab/>
-            </w:r>
-            <w:r>
-              <w:rPr>
-                <w:noProof/>
-              </w:rPr>
               <w:fldChar w:fldCharType="begin"/>
-            </w:r>
-            <w:r>
-              <w:rPr>
-                <w:noProof/>
-              </w:rPr>
-              <w:instrText xml:space="preserve"> PAGEREF _Toc235270935 \h </w:instrText>
-            </w:r>
-            <w:r>
-              <w:rPr>
-                <w:noProof/>
-              </w:rPr>
-            </w:r>
-            <w:r>
-              <w:rPr>
-                <w:noProof/>
-              </w:rPr>
+              <w:instrText xml:space="preserve"> PAGEREF _Toc99010 \h </w:instrText>
               <w:fldChar w:fldCharType="separate"/>
-            </w:r>
-            <w:r>
-              <w:rPr>
-                <w:noProof/>
-              </w:rPr>
-              <w:t>5</w:t>
-            </w:r>
-            <w:r>
-              <w:rPr>
-                <w:noProof/>
-              </w:rPr>
+              <w:t>7</w:t>
               <w:fldChar w:fldCharType="end"/>
             </w:r>
           </w:hyperlink>
@@ -843,7 +573,7 @@
               <w:noProof/>
             </w:rPr>
           </w:pPr>
-          <w:hyperlink w:anchor="_Toc235270936" w:history="1">
+          <w:hyperlink w:anchor="_Toc99011" w:history="1">
             <w:r>
               <w:rPr>
                 <w:rStyle w:val="Hyperlink"/>
@@ -852,47 +582,17 @@
                 <w:bCs/>
                 <w:noProof/>
               </w:rPr>
-              <w:t>Rebooting the Raspberry Pi</w:t>
+              <w:t xml:space="preserve">Rebooting the Raspberry Pi</w:t>
             </w:r>
             <w:r>
               <w:rPr>
                 <w:noProof/>
               </w:rPr>
               <w:tab/>
-            </w:r>
-            <w:r>
-              <w:rPr>
-                <w:noProof/>
-              </w:rPr>
               <w:fldChar w:fldCharType="begin"/>
-            </w:r>
-            <w:r>
-              <w:rPr>
-                <w:noProof/>
-              </w:rPr>
-              <w:instrText xml:space="preserve"> PAGEREF _Toc235270936 \h </w:instrText>
-            </w:r>
-            <w:r>
-              <w:rPr>
-                <w:noProof/>
-              </w:rPr>
-            </w:r>
-            <w:r>
-              <w:rPr>
-                <w:noProof/>
-              </w:rPr>
+              <w:instrText xml:space="preserve"> PAGEREF _Toc99011 \h </w:instrText>
               <w:fldChar w:fldCharType="separate"/>
-            </w:r>
-            <w:r>
-              <w:rPr>
-                <w:noProof/>
-              </w:rPr>
-              <w:t>5</w:t>
-            </w:r>
-            <w:r>
-              <w:rPr>
-                <w:noProof/>
-              </w:rPr>
+              <w:t>7</w:t>
               <w:fldChar w:fldCharType="end"/>
             </w:r>
           </w:hyperlink>
@@ -907,7 +607,7 @@
               <w:noProof/>
             </w:rPr>
           </w:pPr>
-          <w:hyperlink w:anchor="_Toc235270937" w:history="1">
+          <w:hyperlink w:anchor="_Toc99012" w:history="1">
             <w:r>
               <w:rPr>
                 <w:rStyle w:val="Hyperlink"/>
@@ -916,47 +616,17 @@
                 <w:bCs/>
                 <w:noProof/>
               </w:rPr>
-              <w:t>Checking recent log output</w:t>
+              <w:t xml:space="preserve">Checking recent log output</w:t>
             </w:r>
             <w:r>
               <w:rPr>
                 <w:noProof/>
               </w:rPr>
               <w:tab/>
-            </w:r>
-            <w:r>
-              <w:rPr>
-                <w:noProof/>
-              </w:rPr>
               <w:fldChar w:fldCharType="begin"/>
-            </w:r>
-            <w:r>
-              <w:rPr>
-                <w:noProof/>
-              </w:rPr>
-              <w:instrText xml:space="preserve"> PAGEREF _Toc235270937 \h </w:instrText>
-            </w:r>
-            <w:r>
-              <w:rPr>
-                <w:noProof/>
-              </w:rPr>
-            </w:r>
-            <w:r>
-              <w:rPr>
-                <w:noProof/>
-              </w:rPr>
+              <w:instrText xml:space="preserve"> PAGEREF _Toc99012 \h </w:instrText>
               <w:fldChar w:fldCharType="separate"/>
-            </w:r>
-            <w:r>
-              <w:rPr>
-                <w:noProof/>
-              </w:rPr>
-              <w:t>5</w:t>
-            </w:r>
-            <w:r>
-              <w:rPr>
-                <w:noProof/>
-              </w:rPr>
+              <w:t>7</w:t>
               <w:fldChar w:fldCharType="end"/>
             </w:r>
           </w:hyperlink>
@@ -971,7 +641,7 @@
               <w:noProof/>
             </w:rPr>
           </w:pPr>
-          <w:hyperlink w:anchor="_Toc235270938" w:history="1">
+          <w:hyperlink w:anchor="_Toc99013" w:history="1">
             <w:r>
               <w:rPr>
                 <w:rStyle w:val="Hyperlink"/>
@@ -980,47 +650,17 @@
                 <w:bCs/>
                 <w:noProof/>
               </w:rPr>
-              <w:t>2.4 Remote Access</w:t>
+              <w:t xml:space="preserve">2.4 Remote Access</w:t>
             </w:r>
             <w:r>
               <w:rPr>
                 <w:noProof/>
               </w:rPr>
               <w:tab/>
-            </w:r>
-            <w:r>
-              <w:rPr>
-                <w:noProof/>
-              </w:rPr>
               <w:fldChar w:fldCharType="begin"/>
-            </w:r>
-            <w:r>
-              <w:rPr>
-                <w:noProof/>
-              </w:rPr>
-              <w:instrText xml:space="preserve"> PAGEREF _Toc235270938 \h </w:instrText>
-            </w:r>
-            <w:r>
-              <w:rPr>
-                <w:noProof/>
-              </w:rPr>
-            </w:r>
-            <w:r>
-              <w:rPr>
-                <w:noProof/>
-              </w:rPr>
+              <w:instrText xml:space="preserve"> PAGEREF _Toc99013 \h </w:instrText>
               <w:fldChar w:fldCharType="separate"/>
-            </w:r>
-            <w:r>
-              <w:rPr>
-                <w:noProof/>
-              </w:rPr>
-              <w:t>6</w:t>
-            </w:r>
-            <w:r>
-              <w:rPr>
-                <w:noProof/>
-              </w:rPr>
+              <w:t>7</w:t>
               <w:fldChar w:fldCharType="end"/>
             </w:r>
           </w:hyperlink>
@@ -1035,7 +675,7 @@
               <w:noProof/>
             </w:rPr>
           </w:pPr>
-          <w:hyperlink w:anchor="_Toc235270939" w:history="1">
+          <w:hyperlink w:anchor="_Toc99014" w:history="1">
             <w:r>
               <w:rPr>
                 <w:rStyle w:val="Hyperlink"/>
@@ -1044,47 +684,17 @@
                 <w:bCs/>
                 <w:noProof/>
               </w:rPr>
-              <w:t>2.5 What NOT To Do Without Escalating</w:t>
+              <w:t xml:space="preserve">2.5 What NOT To Do Without Escalating</w:t>
             </w:r>
             <w:r>
               <w:rPr>
                 <w:noProof/>
               </w:rPr>
               <w:tab/>
-            </w:r>
-            <w:r>
-              <w:rPr>
-                <w:noProof/>
-              </w:rPr>
               <w:fldChar w:fldCharType="begin"/>
-            </w:r>
-            <w:r>
-              <w:rPr>
-                <w:noProof/>
-              </w:rPr>
-              <w:instrText xml:space="preserve"> PAGEREF _Toc235270939 \h </w:instrText>
-            </w:r>
-            <w:r>
-              <w:rPr>
-                <w:noProof/>
-              </w:rPr>
-            </w:r>
-            <w:r>
-              <w:rPr>
-                <w:noProof/>
-              </w:rPr>
+              <w:instrText xml:space="preserve"> PAGEREF _Toc99014 \h </w:instrText>
               <w:fldChar w:fldCharType="separate"/>
-            </w:r>
-            <w:r>
-              <w:rPr>
-                <w:noProof/>
-              </w:rPr>
-              <w:t>6</w:t>
-            </w:r>
-            <w:r>
-              <w:rPr>
-                <w:noProof/>
-              </w:rPr>
+              <w:t>8</w:t>
               <w:fldChar w:fldCharType="end"/>
             </w:r>
           </w:hyperlink>
@@ -1099,7 +709,7 @@
               <w:noProof/>
             </w:rPr>
           </w:pPr>
-          <w:hyperlink w:anchor="_Toc235270940" w:history="1">
+          <w:hyperlink w:anchor="_Toc99015" w:history="1">
             <w:r>
               <w:rPr>
                 <w:rStyle w:val="Hyperlink"/>
@@ -1108,47 +718,17 @@
                 <w:bCs/>
                 <w:noProof/>
               </w:rPr>
-              <w:t>2.6 Escalation</w:t>
+              <w:t xml:space="preserve">2.6 Escalation</w:t>
             </w:r>
             <w:r>
               <w:rPr>
                 <w:noProof/>
               </w:rPr>
               <w:tab/>
-            </w:r>
-            <w:r>
-              <w:rPr>
-                <w:noProof/>
-              </w:rPr>
               <w:fldChar w:fldCharType="begin"/>
-            </w:r>
-            <w:r>
-              <w:rPr>
-                <w:noProof/>
-              </w:rPr>
-              <w:instrText xml:space="preserve"> PAGEREF _Toc235270940 \h </w:instrText>
-            </w:r>
-            <w:r>
-              <w:rPr>
-                <w:noProof/>
-              </w:rPr>
-            </w:r>
-            <w:r>
-              <w:rPr>
-                <w:noProof/>
-              </w:rPr>
+              <w:instrText xml:space="preserve"> PAGEREF _Toc99015 \h </w:instrText>
               <w:fldChar w:fldCharType="separate"/>
-            </w:r>
-            <w:r>
-              <w:rPr>
-                <w:noProof/>
-              </w:rPr>
-              <w:t>6</w:t>
-            </w:r>
-            <w:r>
-              <w:rPr>
-                <w:noProof/>
-              </w:rPr>
+              <w:t>8</w:t>
               <w:fldChar w:fldCharType="end"/>
             </w:r>
           </w:hyperlink>
@@ -1163,7 +743,7 @@
               <w:noProof/>
             </w:rPr>
           </w:pPr>
-          <w:hyperlink w:anchor="_Toc235270941" w:history="1">
+          <w:hyperlink w:anchor="_Toc99016" w:history="1">
             <w:r>
               <w:rPr>
                 <w:rStyle w:val="Hyperlink"/>
@@ -1172,47 +752,17 @@
                 <w:bCs/>
                 <w:noProof/>
               </w:rPr>
-              <w:t>3. System Overview</w:t>
+              <w:t xml:space="preserve">3. System Overview</w:t>
             </w:r>
             <w:r>
               <w:rPr>
                 <w:noProof/>
               </w:rPr>
               <w:tab/>
-            </w:r>
-            <w:r>
-              <w:rPr>
-                <w:noProof/>
-              </w:rPr>
               <w:fldChar w:fldCharType="begin"/>
-            </w:r>
-            <w:r>
-              <w:rPr>
-                <w:noProof/>
-              </w:rPr>
-              <w:instrText xml:space="preserve"> PAGEREF _Toc235270941 \h </w:instrText>
-            </w:r>
-            <w:r>
-              <w:rPr>
-                <w:noProof/>
-              </w:rPr>
-            </w:r>
-            <w:r>
-              <w:rPr>
-                <w:noProof/>
-              </w:rPr>
+              <w:instrText xml:space="preserve"> PAGEREF _Toc99016 \h </w:instrText>
               <w:fldChar w:fldCharType="separate"/>
-            </w:r>
-            <w:r>
-              <w:rPr>
-                <w:noProof/>
-              </w:rPr>
-              <w:t>7</w:t>
-            </w:r>
-            <w:r>
-              <w:rPr>
-                <w:noProof/>
-              </w:rPr>
+              <w:t>9</w:t>
               <w:fldChar w:fldCharType="end"/>
             </w:r>
           </w:hyperlink>
@@ -1227,7 +777,7 @@
               <w:noProof/>
             </w:rPr>
           </w:pPr>
-          <w:hyperlink w:anchor="_Toc235270942" w:history="1">
+          <w:hyperlink w:anchor="_Toc99017" w:history="1">
             <w:r>
               <w:rPr>
                 <w:rStyle w:val="Hyperlink"/>
@@ -1236,47 +786,17 @@
                 <w:bCs/>
                 <w:noProof/>
               </w:rPr>
-              <w:t>3.1 High-Level Description</w:t>
+              <w:t xml:space="preserve">3.1 High-Level Description</w:t>
             </w:r>
             <w:r>
               <w:rPr>
                 <w:noProof/>
               </w:rPr>
               <w:tab/>
-            </w:r>
-            <w:r>
-              <w:rPr>
-                <w:noProof/>
-              </w:rPr>
               <w:fldChar w:fldCharType="begin"/>
-            </w:r>
-            <w:r>
-              <w:rPr>
-                <w:noProof/>
-              </w:rPr>
-              <w:instrText xml:space="preserve"> PAGEREF _Toc235270942 \h </w:instrText>
-            </w:r>
-            <w:r>
-              <w:rPr>
-                <w:noProof/>
-              </w:rPr>
-            </w:r>
-            <w:r>
-              <w:rPr>
-                <w:noProof/>
-              </w:rPr>
+              <w:instrText xml:space="preserve"> PAGEREF _Toc99017 \h </w:instrText>
               <w:fldChar w:fldCharType="separate"/>
-            </w:r>
-            <w:r>
-              <w:rPr>
-                <w:noProof/>
-              </w:rPr>
-              <w:t>7</w:t>
-            </w:r>
-            <w:r>
-              <w:rPr>
-                <w:noProof/>
-              </w:rPr>
+              <w:t>9</w:t>
               <w:fldChar w:fldCharType="end"/>
             </w:r>
           </w:hyperlink>
@@ -1291,7 +811,7 @@
               <w:noProof/>
             </w:rPr>
           </w:pPr>
-          <w:hyperlink w:anchor="_Toc235270943" w:history="1">
+          <w:hyperlink w:anchor="_Toc99018" w:history="1">
             <w:r>
               <w:rPr>
                 <w:rStyle w:val="Hyperlink"/>
@@ -1300,47 +820,17 @@
                 <w:bCs/>
                 <w:noProof/>
               </w:rPr>
-              <w:t>3.2 Sensor Data Flow -- Two Independent Paths</w:t>
+              <w:t xml:space="preserve">3.2 Sensor Data Paths</w:t>
             </w:r>
             <w:r>
               <w:rPr>
                 <w:noProof/>
               </w:rPr>
               <w:tab/>
-            </w:r>
-            <w:r>
-              <w:rPr>
-                <w:noProof/>
-              </w:rPr>
               <w:fldChar w:fldCharType="begin"/>
-            </w:r>
-            <w:r>
-              <w:rPr>
-                <w:noProof/>
-              </w:rPr>
-              <w:instrText xml:space="preserve"> PAGEREF _Toc235270943 \h </w:instrText>
-            </w:r>
-            <w:r>
-              <w:rPr>
-                <w:noProof/>
-              </w:rPr>
-            </w:r>
-            <w:r>
-              <w:rPr>
-                <w:noProof/>
-              </w:rPr>
+              <w:instrText xml:space="preserve"> PAGEREF _Toc99018 \h </w:instrText>
               <w:fldChar w:fldCharType="separate"/>
-            </w:r>
-            <w:r>
-              <w:rPr>
-                <w:noProof/>
-              </w:rPr>
-              <w:t>7</w:t>
-            </w:r>
-            <w:r>
-              <w:rPr>
-                <w:noProof/>
-              </w:rPr>
+              <w:t>9</w:t>
               <w:fldChar w:fldCharType="end"/>
             </w:r>
           </w:hyperlink>
@@ -1355,7 +845,7 @@
               <w:noProof/>
             </w:rPr>
           </w:pPr>
-          <w:hyperlink w:anchor="_Toc235270944" w:history="1">
+          <w:hyperlink w:anchor="_Toc99019" w:history="1">
             <w:r>
               <w:rPr>
                 <w:rStyle w:val="Hyperlink"/>
@@ -1364,47 +854,17 @@
                 <w:bCs/>
                 <w:noProof/>
               </w:rPr>
-              <w:t>Path A: LoRa radio</w:t>
+              <w:t xml:space="preserve">Path A: LoRa radio</w:t>
             </w:r>
             <w:r>
               <w:rPr>
                 <w:noProof/>
               </w:rPr>
               <w:tab/>
-            </w:r>
-            <w:r>
-              <w:rPr>
-                <w:noProof/>
-              </w:rPr>
               <w:fldChar w:fldCharType="begin"/>
-            </w:r>
-            <w:r>
-              <w:rPr>
-                <w:noProof/>
-              </w:rPr>
-              <w:instrText xml:space="preserve"> PAGEREF _Toc235270944 \h </w:instrText>
-            </w:r>
-            <w:r>
-              <w:rPr>
-                <w:noProof/>
-              </w:rPr>
-            </w:r>
-            <w:r>
-              <w:rPr>
-                <w:noProof/>
-              </w:rPr>
+              <w:instrText xml:space="preserve"> PAGEREF _Toc99019 \h </w:instrText>
               <w:fldChar w:fldCharType="separate"/>
-            </w:r>
-            <w:r>
-              <w:rPr>
-                <w:noProof/>
-              </w:rPr>
-              <w:t>7</w:t>
-            </w:r>
-            <w:r>
-              <w:rPr>
-                <w:noProof/>
-              </w:rPr>
+              <w:t>9</w:t>
               <w:fldChar w:fldCharType="end"/>
             </w:r>
           </w:hyperlink>
@@ -1419,7 +879,7 @@
               <w:noProof/>
             </w:rPr>
           </w:pPr>
-          <w:hyperlink w:anchor="_Toc235270945" w:history="1">
+          <w:hyperlink w:anchor="_Toc99020" w:history="1">
             <w:r>
               <w:rPr>
                 <w:rStyle w:val="Hyperlink"/>
@@ -1428,47 +888,85 @@
                 <w:bCs/>
                 <w:noProof/>
               </w:rPr>
-              <w:t>Path B: Blues Notecard cellular</w:t>
+              <w:t xml:space="preserve">Path B: Blues Notecard through the Pi</w:t>
             </w:r>
             <w:r>
               <w:rPr>
                 <w:noProof/>
               </w:rPr>
               <w:tab/>
-            </w:r>
-            <w:r>
-              <w:rPr>
+              <w:fldChar w:fldCharType="begin"/>
+              <w:instrText xml:space="preserve"> PAGEREF _Toc99020 \h </w:instrText>
+              <w:fldChar w:fldCharType="separate"/>
+              <w:t>9</w:t>
+              <w:fldChar w:fldCharType="end"/>
+            </w:r>
+          </w:hyperlink>
+        </w:p>
+        <w:p>
+          <w:pPr>
+            <w:pStyle w:val="TOC3"/>
+            <w:tabs>
+              <w:tab w:val="right" w:leader="dot" w:pos="10070"/>
+            </w:tabs>
+            <w:rPr>
+              <w:noProof/>
+            </w:rPr>
+          </w:pPr>
+          <w:hyperlink w:anchor="_Toc99021" w:history="1">
+            <w:r>
+              <w:rPr>
+                <w:rStyle w:val="Hyperlink"/>
+                <w:rFonts w:ascii="Arial" w:eastAsia="Arial" w:hAnsi="Arial" w:cs="Arial"/>
+                <w:b/>
+                <w:bCs/>
                 <w:noProof/>
               </w:rPr>
+              <w:t xml:space="preserve">Path C: Blues Notecard directly to InfluxDB Cloud</w:t>
+            </w:r>
+            <w:r>
+              <w:rPr>
+                <w:noProof/>
+              </w:rPr>
+              <w:tab/>
               <w:fldChar w:fldCharType="begin"/>
-            </w:r>
-            <w:r>
-              <w:rPr>
+              <w:instrText xml:space="preserve"> PAGEREF _Toc99021 \h </w:instrText>
+              <w:fldChar w:fldCharType="separate"/>
+              <w:t>10</w:t>
+              <w:fldChar w:fldCharType="end"/>
+            </w:r>
+          </w:hyperlink>
+        </w:p>
+        <w:p>
+          <w:pPr>
+            <w:pStyle w:val="TOC3"/>
+            <w:tabs>
+              <w:tab w:val="right" w:leader="dot" w:pos="10070"/>
+            </w:tabs>
+            <w:rPr>
+              <w:noProof/>
+            </w:rPr>
+          </w:pPr>
+          <w:hyperlink w:anchor="_Toc909077" w:history="1">
+            <w:r>
+              <w:rPr>
+                <w:rStyle w:val="Hyperlink"/>
+                <w:rFonts w:ascii="Arial" w:eastAsia="Arial" w:hAnsi="Arial" w:cs="Arial"/>
+                <w:b/>
+                <w:bCs/>
                 <w:noProof/>
               </w:rPr>
-              <w:instrText xml:space="preserve"> PAGEREF _Toc235270945 \h </w:instrText>
+              <w:t xml:space="preserve">Path D: InfluxDB Cloud back to the Pi</w:t>
             </w:r>
             <w:r>
               <w:rPr>
                 <w:noProof/>
               </w:rPr>
-            </w:r>
-            <w:r>
-              <w:rPr>
-                <w:noProof/>
-              </w:rPr>
+              <w:tab/>
+              <w:fldChar w:fldCharType="begin"/>
+              <w:instrText xml:space="preserve"> PAGEREF _Toc909077 \h </w:instrText>
               <w:fldChar w:fldCharType="separate"/>
-            </w:r>
-            <w:r>
-              <w:rPr>
-                <w:noProof/>
-              </w:rPr>
-              <w:t>7</w:t>
-            </w:r>
-            <w:r>
-              <w:rPr>
-                <w:noProof/>
-              </w:rPr>
+              <w:t>10</w:t>
               <w:fldChar w:fldCharType="end"/>
             </w:r>
           </w:hyperlink>
@@ -1483,7 +981,7 @@
               <w:noProof/>
             </w:rPr>
           </w:pPr>
-          <w:hyperlink w:anchor="_Toc235270946" w:history="1">
+          <w:hyperlink w:anchor="_Toc99022" w:history="1">
             <w:r>
               <w:rPr>
                 <w:rStyle w:val="Hyperlink"/>
@@ -1492,47 +990,51 @@
                 <w:bCs/>
                 <w:noProof/>
               </w:rPr>
-              <w:t>3.3 From Ingestion to Display</w:t>
+              <w:t xml:space="preserve">3.3 From Ingestion to Display</w:t>
             </w:r>
             <w:r>
               <w:rPr>
                 <w:noProof/>
               </w:rPr>
               <w:tab/>
-            </w:r>
-            <w:r>
-              <w:rPr>
+              <w:fldChar w:fldCharType="begin"/>
+              <w:instrText xml:space="preserve"> PAGEREF _Toc99022 \h </w:instrText>
+              <w:fldChar w:fldCharType="separate"/>
+              <w:t>10</w:t>
+              <w:fldChar w:fldCharType="end"/>
+            </w:r>
+          </w:hyperlink>
+        </w:p>
+        <w:p>
+          <w:pPr>
+            <w:pStyle w:val="TOC2"/>
+            <w:tabs>
+              <w:tab w:val="right" w:leader="dot" w:pos="10070"/>
+            </w:tabs>
+            <w:rPr>
+              <w:noProof/>
+            </w:rPr>
+          </w:pPr>
+          <w:hyperlink w:anchor="_Toc99023" w:history="1">
+            <w:r>
+              <w:rPr>
+                <w:rStyle w:val="Hyperlink"/>
+                <w:rFonts w:ascii="Arial" w:eastAsia="Arial" w:hAnsi="Arial" w:cs="Arial"/>
+                <w:b/>
+                <w:bCs/>
                 <w:noProof/>
               </w:rPr>
+              <w:t xml:space="preserve">3.4 Main Loop Schedule</w:t>
+            </w:r>
+            <w:r>
+              <w:rPr>
+                <w:noProof/>
+              </w:rPr>
+              <w:tab/>
               <w:fldChar w:fldCharType="begin"/>
-            </w:r>
-            <w:r>
-              <w:rPr>
-                <w:noProof/>
-              </w:rPr>
-              <w:instrText xml:space="preserve"> PAGEREF _Toc235270946 \h </w:instrText>
-            </w:r>
-            <w:r>
-              <w:rPr>
-                <w:noProof/>
-              </w:rPr>
-            </w:r>
-            <w:r>
-              <w:rPr>
-                <w:noProof/>
-              </w:rPr>
+              <w:instrText xml:space="preserve"> PAGEREF _Toc99023 \h </w:instrText>
               <w:fldChar w:fldCharType="separate"/>
-            </w:r>
-            <w:r>
-              <w:rPr>
-                <w:noProof/>
-              </w:rPr>
-              <w:t>7</w:t>
-            </w:r>
-            <w:r>
-              <w:rPr>
-                <w:noProof/>
-              </w:rPr>
+              <w:t>10</w:t>
               <w:fldChar w:fldCharType="end"/>
             </w:r>
           </w:hyperlink>
@@ -1547,7 +1049,7 @@
               <w:noProof/>
             </w:rPr>
           </w:pPr>
-          <w:hyperlink w:anchor="_Toc235270947" w:history="1">
+          <w:hyperlink w:anchor="_Toc99024" w:history="1">
             <w:r>
               <w:rPr>
                 <w:rStyle w:val="Hyperlink"/>
@@ -1556,47 +1058,17 @@
                 <w:bCs/>
                 <w:noProof/>
               </w:rPr>
-              <w:t>4. Hardware and Firmware</w:t>
+              <w:t xml:space="preserve">4. Hardware and Firmware</w:t>
             </w:r>
             <w:r>
               <w:rPr>
                 <w:noProof/>
               </w:rPr>
               <w:tab/>
-            </w:r>
-            <w:r>
-              <w:rPr>
-                <w:noProof/>
-              </w:rPr>
               <w:fldChar w:fldCharType="begin"/>
-            </w:r>
-            <w:r>
-              <w:rPr>
-                <w:noProof/>
-              </w:rPr>
-              <w:instrText xml:space="preserve"> PAGEREF _Toc235270947 \h </w:instrText>
-            </w:r>
-            <w:r>
-              <w:rPr>
-                <w:noProof/>
-              </w:rPr>
-            </w:r>
-            <w:r>
-              <w:rPr>
-                <w:noProof/>
-              </w:rPr>
+              <w:instrText xml:space="preserve"> PAGEREF _Toc99024 \h </w:instrText>
               <w:fldChar w:fldCharType="separate"/>
-            </w:r>
-            <w:r>
-              <w:rPr>
-                <w:noProof/>
-              </w:rPr>
-              <w:t>8</w:t>
-            </w:r>
-            <w:r>
-              <w:rPr>
-                <w:noProof/>
-              </w:rPr>
+              <w:t>12</w:t>
               <w:fldChar w:fldCharType="end"/>
             </w:r>
           </w:hyperlink>
@@ -1611,7 +1083,7 @@
               <w:noProof/>
             </w:rPr>
           </w:pPr>
-          <w:hyperlink w:anchor="_Toc235270948" w:history="1">
+          <w:hyperlink w:anchor="_Toc99025" w:history="1">
             <w:r>
               <w:rPr>
                 <w:rStyle w:val="Hyperlink"/>
@@ -1620,47 +1092,17 @@
                 <w:bCs/>
                 <w:noProof/>
               </w:rPr>
-              <w:t>4.1 Physical Components</w:t>
+              <w:t xml:space="preserve">4.1 Physical Components</w:t>
             </w:r>
             <w:r>
               <w:rPr>
                 <w:noProof/>
               </w:rPr>
               <w:tab/>
-            </w:r>
-            <w:r>
-              <w:rPr>
-                <w:noProof/>
-              </w:rPr>
               <w:fldChar w:fldCharType="begin"/>
-            </w:r>
-            <w:r>
-              <w:rPr>
-                <w:noProof/>
-              </w:rPr>
-              <w:instrText xml:space="preserve"> PAGEREF _Toc235270948 \h </w:instrText>
-            </w:r>
-            <w:r>
-              <w:rPr>
-                <w:noProof/>
-              </w:rPr>
-            </w:r>
-            <w:r>
-              <w:rPr>
-                <w:noProof/>
-              </w:rPr>
+              <w:instrText xml:space="preserve"> PAGEREF _Toc99025 \h </w:instrText>
               <w:fldChar w:fldCharType="separate"/>
-            </w:r>
-            <w:r>
-              <w:rPr>
-                <w:noProof/>
-              </w:rPr>
-              <w:t>8</w:t>
-            </w:r>
-            <w:r>
-              <w:rPr>
-                <w:noProof/>
-              </w:rPr>
+              <w:t>12</w:t>
               <w:fldChar w:fldCharType="end"/>
             </w:r>
           </w:hyperlink>
@@ -1675,7 +1117,7 @@
               <w:noProof/>
             </w:rPr>
           </w:pPr>
-          <w:hyperlink w:anchor="_Toc235270949" w:history="1">
+          <w:hyperlink w:anchor="_Toc99026" w:history="1">
             <w:r>
               <w:rPr>
                 <w:rStyle w:val="Hyperlink"/>
@@ -1684,47 +1126,17 @@
                 <w:bCs/>
                 <w:noProof/>
               </w:rPr>
-              <w:t>4.2 Firmware Sketches</w:t>
+              <w:t xml:space="preserve">4.2 Firmware Sketches</w:t>
             </w:r>
             <w:r>
               <w:rPr>
                 <w:noProof/>
               </w:rPr>
               <w:tab/>
-            </w:r>
-            <w:r>
-              <w:rPr>
-                <w:noProof/>
-              </w:rPr>
               <w:fldChar w:fldCharType="begin"/>
-            </w:r>
-            <w:r>
-              <w:rPr>
-                <w:noProof/>
-              </w:rPr>
-              <w:instrText xml:space="preserve"> PAGEREF _Toc235270949 \h </w:instrText>
-            </w:r>
-            <w:r>
-              <w:rPr>
-                <w:noProof/>
-              </w:rPr>
-            </w:r>
-            <w:r>
-              <w:rPr>
-                <w:noProof/>
-              </w:rPr>
+              <w:instrText xml:space="preserve"> PAGEREF _Toc99026 \h </w:instrText>
               <w:fldChar w:fldCharType="separate"/>
-            </w:r>
-            <w:r>
-              <w:rPr>
-                <w:noProof/>
-              </w:rPr>
-              <w:t>8</w:t>
-            </w:r>
-            <w:r>
-              <w:rPr>
-                <w:noProof/>
-              </w:rPr>
+              <w:t>12</w:t>
               <w:fldChar w:fldCharType="end"/>
             </w:r>
           </w:hyperlink>
@@ -1739,7 +1151,7 @@
               <w:noProof/>
             </w:rPr>
           </w:pPr>
-          <w:hyperlink w:anchor="_Toc235270950" w:history="1">
+          <w:hyperlink w:anchor="_Toc99027" w:history="1">
             <w:r>
               <w:rPr>
                 <w:rStyle w:val="Hyperlink"/>
@@ -1748,47 +1160,17 @@
                 <w:bCs/>
                 <w:noProof/>
               </w:rPr>
-              <w:t>5. Software Architecture</w:t>
+              <w:t xml:space="preserve">5. Software Architecture</w:t>
             </w:r>
             <w:r>
               <w:rPr>
                 <w:noProof/>
               </w:rPr>
               <w:tab/>
-            </w:r>
-            <w:r>
-              <w:rPr>
-                <w:noProof/>
-              </w:rPr>
               <w:fldChar w:fldCharType="begin"/>
-            </w:r>
-            <w:r>
-              <w:rPr>
-                <w:noProof/>
-              </w:rPr>
-              <w:instrText xml:space="preserve"> PAGEREF _Toc235270950 \h </w:instrText>
-            </w:r>
-            <w:r>
-              <w:rPr>
-                <w:noProof/>
-              </w:rPr>
-            </w:r>
-            <w:r>
-              <w:rPr>
-                <w:noProof/>
-              </w:rPr>
+              <w:instrText xml:space="preserve"> PAGEREF _Toc99027 \h </w:instrText>
               <w:fldChar w:fldCharType="separate"/>
-            </w:r>
-            <w:r>
-              <w:rPr>
-                <w:noProof/>
-              </w:rPr>
-              <w:t>9</w:t>
-            </w:r>
-            <w:r>
-              <w:rPr>
-                <w:noProof/>
-              </w:rPr>
+              <w:t>13</w:t>
               <w:fldChar w:fldCharType="end"/>
             </w:r>
           </w:hyperlink>
@@ -1803,7 +1185,7 @@
               <w:noProof/>
             </w:rPr>
           </w:pPr>
-          <w:hyperlink w:anchor="_Toc235270951" w:history="1">
+          <w:hyperlink w:anchor="_Toc99028" w:history="1">
             <w:r>
               <w:rPr>
                 <w:rStyle w:val="Hyperlink"/>
@@ -1812,47 +1194,17 @@
                 <w:bCs/>
                 <w:noProof/>
               </w:rPr>
-              <w:t>5.1 Core Modules</w:t>
+              <w:t xml:space="preserve">5.1 Core Modules</w:t>
             </w:r>
             <w:r>
               <w:rPr>
                 <w:noProof/>
               </w:rPr>
               <w:tab/>
-            </w:r>
-            <w:r>
-              <w:rPr>
-                <w:noProof/>
-              </w:rPr>
               <w:fldChar w:fldCharType="begin"/>
-            </w:r>
-            <w:r>
-              <w:rPr>
-                <w:noProof/>
-              </w:rPr>
-              <w:instrText xml:space="preserve"> PAGEREF _Toc235270951 \h </w:instrText>
-            </w:r>
-            <w:r>
-              <w:rPr>
-                <w:noProof/>
-              </w:rPr>
-            </w:r>
-            <w:r>
-              <w:rPr>
-                <w:noProof/>
-              </w:rPr>
+              <w:instrText xml:space="preserve"> PAGEREF _Toc99028 \h </w:instrText>
               <w:fldChar w:fldCharType="separate"/>
-            </w:r>
-            <w:r>
-              <w:rPr>
-                <w:noProof/>
-              </w:rPr>
-              <w:t>9</w:t>
-            </w:r>
-            <w:r>
-              <w:rPr>
-                <w:noProof/>
-              </w:rPr>
+              <w:t>13</w:t>
               <w:fldChar w:fldCharType="end"/>
             </w:r>
           </w:hyperlink>
@@ -1867,7 +1219,7 @@
               <w:noProof/>
             </w:rPr>
           </w:pPr>
-          <w:hyperlink w:anchor="_Toc235270952" w:history="1">
+          <w:hyperlink w:anchor="_Toc99029" w:history="1">
             <w:r>
               <w:rPr>
                 <w:rStyle w:val="Hyperlink"/>
@@ -1876,47 +1228,51 @@
                 <w:bCs/>
                 <w:noProof/>
               </w:rPr>
-              <w:t>5.2 CGI Scripts (Web-Facing)</w:t>
+              <w:t xml:space="preserve">5.2 CGI Scripts (Web-Facing)</w:t>
             </w:r>
             <w:r>
               <w:rPr>
                 <w:noProof/>
               </w:rPr>
               <w:tab/>
-            </w:r>
-            <w:r>
-              <w:rPr>
+              <w:fldChar w:fldCharType="begin"/>
+              <w:instrText xml:space="preserve"> PAGEREF _Toc99029 \h </w:instrText>
+              <w:fldChar w:fldCharType="separate"/>
+              <w:t>14</w:t>
+              <w:fldChar w:fldCharType="end"/>
+            </w:r>
+          </w:hyperlink>
+        </w:p>
+        <w:p>
+          <w:pPr>
+            <w:pStyle w:val="TOC2"/>
+            <w:tabs>
+              <w:tab w:val="right" w:leader="dot" w:pos="10070"/>
+            </w:tabs>
+            <w:rPr>
+              <w:noProof/>
+            </w:rPr>
+          </w:pPr>
+          <w:hyperlink w:anchor="_Toc99030" w:history="1">
+            <w:r>
+              <w:rPr>
+                <w:rStyle w:val="Hyperlink"/>
+                <w:rFonts w:ascii="Arial" w:eastAsia="Arial" w:hAnsi="Arial" w:cs="Arial"/>
+                <w:b/>
+                <w:bCs/>
                 <w:noProof/>
               </w:rPr>
+              <w:t xml:space="preserve">5.3 Installation and Maintenance Utilities</w:t>
+            </w:r>
+            <w:r>
+              <w:rPr>
+                <w:noProof/>
+              </w:rPr>
+              <w:tab/>
               <w:fldChar w:fldCharType="begin"/>
-            </w:r>
-            <w:r>
-              <w:rPr>
-                <w:noProof/>
-              </w:rPr>
-              <w:instrText xml:space="preserve"> PAGEREF _Toc235270952 \h </w:instrText>
-            </w:r>
-            <w:r>
-              <w:rPr>
-                <w:noProof/>
-              </w:rPr>
-            </w:r>
-            <w:r>
-              <w:rPr>
-                <w:noProof/>
-              </w:rPr>
+              <w:instrText xml:space="preserve"> PAGEREF _Toc99030 \h </w:instrText>
               <w:fldChar w:fldCharType="separate"/>
-            </w:r>
-            <w:r>
-              <w:rPr>
-                <w:noProof/>
-              </w:rPr>
-              <w:t>9</w:t>
-            </w:r>
-            <w:r>
-              <w:rPr>
-                <w:noProof/>
-              </w:rPr>
+              <w:t>14</w:t>
               <w:fldChar w:fldCharType="end"/>
             </w:r>
           </w:hyperlink>
@@ -1931,7 +1287,7 @@
               <w:noProof/>
             </w:rPr>
           </w:pPr>
-          <w:hyperlink w:anchor="_Toc235270953" w:history="1">
+          <w:hyperlink w:anchor="_Toc99031" w:history="1">
             <w:r>
               <w:rPr>
                 <w:rStyle w:val="Hyperlink"/>
@@ -1940,47 +1296,17 @@
                 <w:bCs/>
                 <w:noProof/>
               </w:rPr>
-              <w:t>6. Data Storage</w:t>
+              <w:t xml:space="preserve">6. Data Storage</w:t>
             </w:r>
             <w:r>
               <w:rPr>
                 <w:noProof/>
               </w:rPr>
               <w:tab/>
-            </w:r>
-            <w:r>
-              <w:rPr>
-                <w:noProof/>
-              </w:rPr>
               <w:fldChar w:fldCharType="begin"/>
-            </w:r>
-            <w:r>
-              <w:rPr>
-                <w:noProof/>
-              </w:rPr>
-              <w:instrText xml:space="preserve"> PAGEREF _Toc235270953 \h </w:instrText>
-            </w:r>
-            <w:r>
-              <w:rPr>
-                <w:noProof/>
-              </w:rPr>
-            </w:r>
-            <w:r>
-              <w:rPr>
-                <w:noProof/>
-              </w:rPr>
+              <w:instrText xml:space="preserve"> PAGEREF _Toc99031 \h </w:instrText>
               <w:fldChar w:fldCharType="separate"/>
-            </w:r>
-            <w:r>
-              <w:rPr>
-                <w:noProof/>
-              </w:rPr>
-              <w:t>10</w:t>
-            </w:r>
-            <w:r>
-              <w:rPr>
-                <w:noProof/>
-              </w:rPr>
+              <w:t>15</w:t>
               <w:fldChar w:fldCharType="end"/>
             </w:r>
           </w:hyperlink>
@@ -1995,7 +1321,7 @@
               <w:noProof/>
             </w:rPr>
           </w:pPr>
-          <w:hyperlink w:anchor="_Toc235270954" w:history="1">
+          <w:hyperlink w:anchor="_Toc99032" w:history="1">
             <w:r>
               <w:rPr>
                 <w:rStyle w:val="Hyperlink"/>
@@ -2004,47 +1330,17 @@
                 <w:bCs/>
                 <w:noProof/>
               </w:rPr>
-              <w:t>6.1 SQLite</w:t>
+              <w:t xml:space="preserve">6.1 SQLite</w:t>
             </w:r>
             <w:r>
               <w:rPr>
                 <w:noProof/>
               </w:rPr>
               <w:tab/>
-            </w:r>
-            <w:r>
-              <w:rPr>
-                <w:noProof/>
-              </w:rPr>
               <w:fldChar w:fldCharType="begin"/>
-            </w:r>
-            <w:r>
-              <w:rPr>
-                <w:noProof/>
-              </w:rPr>
-              <w:instrText xml:space="preserve"> PAGEREF _Toc235270954 \h </w:instrText>
-            </w:r>
-            <w:r>
-              <w:rPr>
-                <w:noProof/>
-              </w:rPr>
-            </w:r>
-            <w:r>
-              <w:rPr>
-                <w:noProof/>
-              </w:rPr>
+              <w:instrText xml:space="preserve"> PAGEREF _Toc99032 \h </w:instrText>
               <w:fldChar w:fldCharType="separate"/>
-            </w:r>
-            <w:r>
-              <w:rPr>
-                <w:noProof/>
-              </w:rPr>
-              <w:t>10</w:t>
-            </w:r>
-            <w:r>
-              <w:rPr>
-                <w:noProof/>
-              </w:rPr>
+              <w:t>15</w:t>
               <w:fldChar w:fldCharType="end"/>
             </w:r>
           </w:hyperlink>
@@ -2059,7 +1355,7 @@
               <w:noProof/>
             </w:rPr>
           </w:pPr>
-          <w:hyperlink w:anchor="_Toc235270955" w:history="1">
+          <w:hyperlink w:anchor="_Toc99033" w:history="1">
             <w:r>
               <w:rPr>
                 <w:rStyle w:val="Hyperlink"/>
@@ -2068,47 +1364,187 @@
                 <w:bCs/>
                 <w:noProof/>
               </w:rPr>
-              <w:t>6.2 InfluxDB</w:t>
+              <w:t xml:space="preserve">6.2 InfluxDB</w:t>
             </w:r>
             <w:r>
               <w:rPr>
                 <w:noProof/>
               </w:rPr>
               <w:tab/>
-            </w:r>
-            <w:r>
-              <w:rPr>
+              <w:fldChar w:fldCharType="begin"/>
+              <w:instrText xml:space="preserve"> PAGEREF _Toc99033 \h </w:instrText>
+              <w:fldChar w:fldCharType="separate"/>
+              <w:t>15</w:t>
+              <w:fldChar w:fldCharType="end"/>
+            </w:r>
+          </w:hyperlink>
+        </w:p>
+        <w:p>
+          <w:pPr>
+            <w:pStyle w:val="TOC3"/>
+            <w:tabs>
+              <w:tab w:val="right" w:leader="dot" w:pos="10070"/>
+            </w:tabs>
+            <w:rPr>
+              <w:noProof/>
+            </w:rPr>
+          </w:pPr>
+          <w:hyperlink w:anchor="_Toc99034" w:history="1">
+            <w:r>
+              <w:rPr>
+                <w:rStyle w:val="Hyperlink"/>
+                <w:rFonts w:ascii="Arial" w:eastAsia="Arial" w:hAnsi="Arial" w:cs="Arial"/>
+                <w:b/>
+                <w:bCs/>
                 <w:noProof/>
               </w:rPr>
+              <w:t xml:space="preserve">Local: InfluxDB 3 Core</w:t>
+            </w:r>
+            <w:r>
+              <w:rPr>
+                <w:noProof/>
+              </w:rPr>
+              <w:tab/>
               <w:fldChar w:fldCharType="begin"/>
-            </w:r>
-            <w:r>
-              <w:rPr>
+              <w:instrText xml:space="preserve"> PAGEREF _Toc99034 \h </w:instrText>
+              <w:fldChar w:fldCharType="separate"/>
+              <w:t>16</w:t>
+              <w:fldChar w:fldCharType="end"/>
+            </w:r>
+          </w:hyperlink>
+        </w:p>
+        <w:p>
+          <w:pPr>
+            <w:pStyle w:val="TOC3"/>
+            <w:tabs>
+              <w:tab w:val="right" w:leader="dot" w:pos="10070"/>
+            </w:tabs>
+            <w:rPr>
+              <w:noProof/>
+            </w:rPr>
+          </w:pPr>
+          <w:hyperlink w:anchor="_Toc99035" w:history="1">
+            <w:r>
+              <w:rPr>
+                <w:rStyle w:val="Hyperlink"/>
+                <w:rFonts w:ascii="Arial" w:eastAsia="Arial" w:hAnsi="Arial" w:cs="Arial"/>
+                <w:b/>
+                <w:bCs/>
                 <w:noProof/>
               </w:rPr>
-              <w:instrText xml:space="preserve"> PAGEREF _Toc235270955 \h </w:instrText>
+              <w:t xml:space="preserve">Reading fields</w:t>
             </w:r>
             <w:r>
               <w:rPr>
                 <w:noProof/>
               </w:rPr>
-            </w:r>
-            <w:r>
-              <w:rPr>
+              <w:tab/>
+              <w:fldChar w:fldCharType="begin"/>
+              <w:instrText xml:space="preserve"> PAGEREF _Toc99035 \h </w:instrText>
+              <w:fldChar w:fldCharType="separate"/>
+              <w:t>16</w:t>
+              <w:fldChar w:fldCharType="end"/>
+            </w:r>
+          </w:hyperlink>
+        </w:p>
+        <w:p>
+          <w:pPr>
+            <w:pStyle w:val="TOC3"/>
+            <w:tabs>
+              <w:tab w:val="right" w:leader="dot" w:pos="10070"/>
+            </w:tabs>
+            <w:rPr>
+              <w:noProof/>
+            </w:rPr>
+          </w:pPr>
+          <w:hyperlink w:anchor="_Toc99036" w:history="1">
+            <w:r>
+              <w:rPr>
+                <w:rStyle w:val="Hyperlink"/>
+                <w:rFonts w:ascii="Arial" w:eastAsia="Arial" w:hAnsi="Arial" w:cs="Arial"/>
+                <w:b/>
+                <w:bCs/>
                 <w:noProof/>
               </w:rPr>
+              <w:t xml:space="preserve">Cloud: InfluxDB Cloud Serverless</w:t>
+            </w:r>
+            <w:r>
+              <w:rPr>
+                <w:noProof/>
+              </w:rPr>
+              <w:tab/>
+              <w:fldChar w:fldCharType="begin"/>
+              <w:instrText xml:space="preserve"> PAGEREF _Toc99036 \h </w:instrText>
               <w:fldChar w:fldCharType="separate"/>
-            </w:r>
-            <w:r>
-              <w:rPr>
+              <w:t>16</w:t>
+              <w:fldChar w:fldCharType="end"/>
+            </w:r>
+          </w:hyperlink>
+        </w:p>
+        <w:p>
+          <w:pPr>
+            <w:pStyle w:val="TOC3"/>
+            <w:tabs>
+              <w:tab w:val="right" w:leader="dot" w:pos="10070"/>
+            </w:tabs>
+            <w:rPr>
+              <w:noProof/>
+            </w:rPr>
+          </w:pPr>
+          <w:hyperlink w:anchor="_Toc99037" w:history="1">
+            <w:r>
+              <w:rPr>
+                <w:rStyle w:val="Hyperlink"/>
+                <w:rFonts w:ascii="Arial" w:eastAsia="Arial" w:hAnsi="Arial" w:cs="Arial"/>
+                <w:b/>
+                <w:bCs/>
                 <w:noProof/>
               </w:rPr>
-              <w:t>10</w:t>
+              <w:t xml:space="preserve">Viewing the data</w:t>
             </w:r>
             <w:r>
               <w:rPr>
                 <w:noProof/>
               </w:rPr>
+              <w:tab/>
+              <w:fldChar w:fldCharType="begin"/>
+              <w:instrText xml:space="preserve"> PAGEREF _Toc99037 \h </w:instrText>
+              <w:fldChar w:fldCharType="separate"/>
+              <w:t>17</w:t>
+              <w:fldChar w:fldCharType="end"/>
+            </w:r>
+          </w:hyperlink>
+        </w:p>
+        <w:p>
+          <w:pPr>
+            <w:pStyle w:val="TOC2"/>
+            <w:tabs>
+              <w:tab w:val="right" w:leader="dot" w:pos="10070"/>
+            </w:tabs>
+            <w:rPr>
+              <w:noProof/>
+            </w:rPr>
+          </w:pPr>
+          <w:hyperlink w:anchor="_Toc99038" w:history="1">
+            <w:r>
+              <w:rPr>
+                <w:rStyle w:val="Hyperlink"/>
+                <w:rFonts w:ascii="Arial" w:eastAsia="Arial" w:hAnsi="Arial" w:cs="Arial"/>
+                <w:b/>
+                <w:bCs/>
+                <w:noProof/>
+              </w:rPr>
+              <w:t xml:space="preserve">6.3 Outlier Rejection</w:t>
+            </w:r>
+            <w:r>
+              <w:rPr>
+                <w:noProof/>
+              </w:rPr>
+              <w:tab/>
+              <w:fldChar w:fldCharType="begin"/>
+              <w:instrText xml:space="preserve"> PAGEREF _Toc99038 \h </w:instrText>
+              <w:fldChar w:fldCharType="separate"/>
+              <w:t>17</w:t>
               <w:fldChar w:fldCharType="end"/>
             </w:r>
           </w:hyperlink>
@@ -2123,7 +1559,7 @@
               <w:noProof/>
             </w:rPr>
           </w:pPr>
-          <w:hyperlink w:anchor="_Toc235270956" w:history="1">
+          <w:hyperlink w:anchor="_Toc99039" w:history="1">
             <w:r>
               <w:rPr>
                 <w:rStyle w:val="Hyperlink"/>
@@ -2132,47 +1568,17 @@
                 <w:bCs/>
                 <w:noProof/>
               </w:rPr>
-              <w:t>7. Security and Encryption</w:t>
+              <w:t xml:space="preserve">7. Security and Encryption</w:t>
             </w:r>
             <w:r>
               <w:rPr>
                 <w:noProof/>
               </w:rPr>
               <w:tab/>
-            </w:r>
-            <w:r>
-              <w:rPr>
-                <w:noProof/>
-              </w:rPr>
               <w:fldChar w:fldCharType="begin"/>
-            </w:r>
-            <w:r>
-              <w:rPr>
-                <w:noProof/>
-              </w:rPr>
-              <w:instrText xml:space="preserve"> PAGEREF _Toc235270956 \h </w:instrText>
-            </w:r>
-            <w:r>
-              <w:rPr>
-                <w:noProof/>
-              </w:rPr>
-            </w:r>
-            <w:r>
-              <w:rPr>
-                <w:noProof/>
-              </w:rPr>
+              <w:instrText xml:space="preserve"> PAGEREF _Toc99039 \h </w:instrText>
               <w:fldChar w:fldCharType="separate"/>
-            </w:r>
-            <w:r>
-              <w:rPr>
-                <w:noProof/>
-              </w:rPr>
-              <w:t>11</w:t>
-            </w:r>
-            <w:r>
-              <w:rPr>
-                <w:noProof/>
-              </w:rPr>
+              <w:t>19</w:t>
               <w:fldChar w:fldCharType="end"/>
             </w:r>
           </w:hyperlink>
@@ -2187,7 +1593,7 @@
               <w:noProof/>
             </w:rPr>
           </w:pPr>
-          <w:hyperlink w:anchor="_Toc235270957" w:history="1">
+          <w:hyperlink w:anchor="_Toc99040" w:history="1">
             <w:r>
               <w:rPr>
                 <w:rStyle w:val="Hyperlink"/>
@@ -2196,47 +1602,17 @@
                 <w:bCs/>
                 <w:noProof/>
               </w:rPr>
-              <w:t>7.1 Overview</w:t>
+              <w:t xml:space="preserve">7.1 Overview</w:t>
             </w:r>
             <w:r>
               <w:rPr>
                 <w:noProof/>
               </w:rPr>
               <w:tab/>
-            </w:r>
-            <w:r>
-              <w:rPr>
-                <w:noProof/>
-              </w:rPr>
               <w:fldChar w:fldCharType="begin"/>
-            </w:r>
-            <w:r>
-              <w:rPr>
-                <w:noProof/>
-              </w:rPr>
-              <w:instrText xml:space="preserve"> PAGEREF _Toc235270957 \h </w:instrText>
-            </w:r>
-            <w:r>
-              <w:rPr>
-                <w:noProof/>
-              </w:rPr>
-            </w:r>
-            <w:r>
-              <w:rPr>
-                <w:noProof/>
-              </w:rPr>
+              <w:instrText xml:space="preserve"> PAGEREF _Toc99040 \h </w:instrText>
               <w:fldChar w:fldCharType="separate"/>
-            </w:r>
-            <w:r>
-              <w:rPr>
-                <w:noProof/>
-              </w:rPr>
-              <w:t>11</w:t>
-            </w:r>
-            <w:r>
-              <w:rPr>
-                <w:noProof/>
-              </w:rPr>
+              <w:t>19</w:t>
               <w:fldChar w:fldCharType="end"/>
             </w:r>
           </w:hyperlink>
@@ -2251,7 +1627,7 @@
               <w:noProof/>
             </w:rPr>
           </w:pPr>
-          <w:hyperlink w:anchor="_Toc235270958" w:history="1">
+          <w:hyperlink w:anchor="_Toc99041" w:history="1">
             <w:r>
               <w:rPr>
                 <w:rStyle w:val="Hyperlink"/>
@@ -2260,47 +1636,17 @@
                 <w:bCs/>
                 <w:noProof/>
               </w:rPr>
-              <w:t>7.2 Key Management</w:t>
+              <w:t xml:space="preserve">7.2 Key Management</w:t>
             </w:r>
             <w:r>
               <w:rPr>
                 <w:noProof/>
               </w:rPr>
               <w:tab/>
-            </w:r>
-            <w:r>
-              <w:rPr>
-                <w:noProof/>
-              </w:rPr>
               <w:fldChar w:fldCharType="begin"/>
-            </w:r>
-            <w:r>
-              <w:rPr>
-                <w:noProof/>
-              </w:rPr>
-              <w:instrText xml:space="preserve"> PAGEREF _Toc235270958 \h </w:instrText>
-            </w:r>
-            <w:r>
-              <w:rPr>
-                <w:noProof/>
-              </w:rPr>
-            </w:r>
-            <w:r>
-              <w:rPr>
-                <w:noProof/>
-              </w:rPr>
+              <w:instrText xml:space="preserve"> PAGEREF _Toc99041 \h </w:instrText>
               <w:fldChar w:fldCharType="separate"/>
-            </w:r>
-            <w:r>
-              <w:rPr>
-                <w:noProof/>
-              </w:rPr>
-              <w:t>11</w:t>
-            </w:r>
-            <w:r>
-              <w:rPr>
-                <w:noProof/>
-              </w:rPr>
+              <w:t>19</w:t>
               <w:fldChar w:fldCharType="end"/>
             </w:r>
           </w:hyperlink>
@@ -2315,7 +1661,7 @@
               <w:noProof/>
             </w:rPr>
           </w:pPr>
-          <w:hyperlink w:anchor="_Toc235270959" w:history="1">
+          <w:hyperlink w:anchor="_Toc99042" w:history="1">
             <w:r>
               <w:rPr>
                 <w:rStyle w:val="Hyperlink"/>
@@ -2324,47 +1670,17 @@
                 <w:bCs/>
                 <w:noProof/>
               </w:rPr>
-              <w:t>7.3 Password Hashing and Legacy Migration</w:t>
+              <w:t xml:space="preserve">7.3 Password Hashing and Legacy Migration</w:t>
             </w:r>
             <w:r>
               <w:rPr>
                 <w:noProof/>
               </w:rPr>
               <w:tab/>
-            </w:r>
-            <w:r>
-              <w:rPr>
-                <w:noProof/>
-              </w:rPr>
               <w:fldChar w:fldCharType="begin"/>
-            </w:r>
-            <w:r>
-              <w:rPr>
-                <w:noProof/>
-              </w:rPr>
-              <w:instrText xml:space="preserve"> PAGEREF _Toc235270959 \h </w:instrText>
-            </w:r>
-            <w:r>
-              <w:rPr>
-                <w:noProof/>
-              </w:rPr>
-            </w:r>
-            <w:r>
-              <w:rPr>
-                <w:noProof/>
-              </w:rPr>
+              <w:instrText xml:space="preserve"> PAGEREF _Toc99042 \h </w:instrText>
               <w:fldChar w:fldCharType="separate"/>
-            </w:r>
-            <w:r>
-              <w:rPr>
-                <w:noProof/>
-              </w:rPr>
-              <w:t>11</w:t>
-            </w:r>
-            <w:r>
-              <w:rPr>
-                <w:noProof/>
-              </w:rPr>
+              <w:t>19</w:t>
               <w:fldChar w:fldCharType="end"/>
             </w:r>
           </w:hyperlink>
@@ -2379,7 +1695,7 @@
               <w:noProof/>
             </w:rPr>
           </w:pPr>
-          <w:hyperlink w:anchor="_Toc235270960" w:history="1">
+          <w:hyperlink w:anchor="_Toc99043" w:history="1">
             <w:r>
               <w:rPr>
                 <w:rStyle w:val="Hyperlink"/>
@@ -2388,47 +1704,51 @@
                 <w:bCs/>
                 <w:noProof/>
               </w:rPr>
-              <w:t>7.4 Mail Spool (Alert Email Decoupling)</w:t>
+              <w:t xml:space="preserve">7.4 Mail Spool</w:t>
             </w:r>
             <w:r>
               <w:rPr>
                 <w:noProof/>
               </w:rPr>
               <w:tab/>
-            </w:r>
-            <w:r>
-              <w:rPr>
+              <w:fldChar w:fldCharType="begin"/>
+              <w:instrText xml:space="preserve"> PAGEREF _Toc99043 \h </w:instrText>
+              <w:fldChar w:fldCharType="separate"/>
+              <w:t>20</w:t>
+              <w:fldChar w:fldCharType="end"/>
+            </w:r>
+          </w:hyperlink>
+        </w:p>
+        <w:p>
+          <w:pPr>
+            <w:pStyle w:val="TOC2"/>
+            <w:tabs>
+              <w:tab w:val="right" w:leader="dot" w:pos="10070"/>
+            </w:tabs>
+            <w:rPr>
+              <w:noProof/>
+            </w:rPr>
+          </w:pPr>
+          <w:hyperlink w:anchor="_Toc99044" w:history="1">
+            <w:r>
+              <w:rPr>
+                <w:rStyle w:val="Hyperlink"/>
+                <w:rFonts w:ascii="Arial" w:eastAsia="Arial" w:hAnsi="Arial" w:cs="Arial"/>
+                <w:b/>
+                <w:bCs/>
                 <w:noProof/>
               </w:rPr>
+              <w:t xml:space="preserve">7.5 Station Secrets and Network Exposure</w:t>
+            </w:r>
+            <w:r>
+              <w:rPr>
+                <w:noProof/>
+              </w:rPr>
+              <w:tab/>
               <w:fldChar w:fldCharType="begin"/>
-            </w:r>
-            <w:r>
-              <w:rPr>
-                <w:noProof/>
-              </w:rPr>
-              <w:instrText xml:space="preserve"> PAGEREF _Toc235270960 \h </w:instrText>
-            </w:r>
-            <w:r>
-              <w:rPr>
-                <w:noProof/>
-              </w:rPr>
-            </w:r>
-            <w:r>
-              <w:rPr>
-                <w:noProof/>
-              </w:rPr>
+              <w:instrText xml:space="preserve"> PAGEREF _Toc99044 \h </w:instrText>
               <w:fldChar w:fldCharType="separate"/>
-            </w:r>
-            <w:r>
-              <w:rPr>
-                <w:noProof/>
-              </w:rPr>
-              <w:t>11</w:t>
-            </w:r>
-            <w:r>
-              <w:rPr>
-                <w:noProof/>
-              </w:rPr>
+              <w:t>20</w:t>
               <w:fldChar w:fldCharType="end"/>
             </w:r>
           </w:hyperlink>
@@ -2443,7 +1763,7 @@
               <w:noProof/>
             </w:rPr>
           </w:pPr>
-          <w:hyperlink w:anchor="_Toc235270961" w:history="1">
+          <w:hyperlink w:anchor="_Toc99045" w:history="1">
             <w:r>
               <w:rPr>
                 <w:rStyle w:val="Hyperlink"/>
@@ -2452,47 +1772,17 @@
                 <w:bCs/>
                 <w:noProof/>
               </w:rPr>
-              <w:t>8. Web Presentation Layer</w:t>
+              <w:t xml:space="preserve">8. Web Presentation Layer</w:t>
             </w:r>
             <w:r>
               <w:rPr>
                 <w:noProof/>
               </w:rPr>
               <w:tab/>
-            </w:r>
-            <w:r>
-              <w:rPr>
-                <w:noProof/>
-              </w:rPr>
               <w:fldChar w:fldCharType="begin"/>
-            </w:r>
-            <w:r>
-              <w:rPr>
-                <w:noProof/>
-              </w:rPr>
-              <w:instrText xml:space="preserve"> PAGEREF _Toc235270961 \h </w:instrText>
-            </w:r>
-            <w:r>
-              <w:rPr>
-                <w:noProof/>
-              </w:rPr>
-            </w:r>
-            <w:r>
-              <w:rPr>
-                <w:noProof/>
-              </w:rPr>
+              <w:instrText xml:space="preserve"> PAGEREF _Toc99045 \h </w:instrText>
               <w:fldChar w:fldCharType="separate"/>
-            </w:r>
-            <w:r>
-              <w:rPr>
-                <w:noProof/>
-              </w:rPr>
-              <w:t>12</w:t>
-            </w:r>
-            <w:r>
-              <w:rPr>
-                <w:noProof/>
-              </w:rPr>
+              <w:t>21</w:t>
               <w:fldChar w:fldCharType="end"/>
             </w:r>
           </w:hyperlink>
@@ -2507,7 +1797,7 @@
               <w:noProof/>
             </w:rPr>
           </w:pPr>
-          <w:hyperlink w:anchor="_Toc235270962" w:history="1">
+          <w:hyperlink w:anchor="_Toc99046" w:history="1">
             <w:r>
               <w:rPr>
                 <w:rStyle w:val="Hyperlink"/>
@@ -2516,47 +1806,17 @@
                 <w:bCs/>
                 <w:noProof/>
               </w:rPr>
-              <w:t>8.1 Static Content</w:t>
+              <w:t xml:space="preserve">8.1 Pages</w:t>
             </w:r>
             <w:r>
               <w:rPr>
                 <w:noProof/>
               </w:rPr>
               <w:tab/>
-            </w:r>
-            <w:r>
-              <w:rPr>
-                <w:noProof/>
-              </w:rPr>
               <w:fldChar w:fldCharType="begin"/>
-            </w:r>
-            <w:r>
-              <w:rPr>
-                <w:noProof/>
-              </w:rPr>
-              <w:instrText xml:space="preserve"> PAGEREF _Toc235270962 \h </w:instrText>
-            </w:r>
-            <w:r>
-              <w:rPr>
-                <w:noProof/>
-              </w:rPr>
-            </w:r>
-            <w:r>
-              <w:rPr>
-                <w:noProof/>
-              </w:rPr>
+              <w:instrText xml:space="preserve"> PAGEREF _Toc99046 \h </w:instrText>
               <w:fldChar w:fldCharType="separate"/>
-            </w:r>
-            <w:r>
-              <w:rPr>
-                <w:noProof/>
-              </w:rPr>
-              <w:t>12</w:t>
-            </w:r>
-            <w:r>
-              <w:rPr>
-                <w:noProof/>
-              </w:rPr>
+              <w:t>21</w:t>
               <w:fldChar w:fldCharType="end"/>
             </w:r>
           </w:hyperlink>
@@ -2571,7 +1831,7 @@
               <w:noProof/>
             </w:rPr>
           </w:pPr>
-          <w:hyperlink w:anchor="_Toc235270963" w:history="1">
+          <w:hyperlink w:anchor="_Toc99047" w:history="1">
             <w:r>
               <w:rPr>
                 <w:rStyle w:val="Hyperlink"/>
@@ -2580,47 +1840,17 @@
                 <w:bCs/>
                 <w:noProof/>
               </w:rPr>
-              <w:t>8.2 CGI Scripts</w:t>
+              <w:t xml:space="preserve">8.2 CGI Scripts</w:t>
             </w:r>
             <w:r>
               <w:rPr>
                 <w:noProof/>
               </w:rPr>
               <w:tab/>
-            </w:r>
-            <w:r>
-              <w:rPr>
-                <w:noProof/>
-              </w:rPr>
               <w:fldChar w:fldCharType="begin"/>
-            </w:r>
-            <w:r>
-              <w:rPr>
-                <w:noProof/>
-              </w:rPr>
-              <w:instrText xml:space="preserve"> PAGEREF _Toc235270963 \h </w:instrText>
-            </w:r>
-            <w:r>
-              <w:rPr>
-                <w:noProof/>
-              </w:rPr>
-            </w:r>
-            <w:r>
-              <w:rPr>
-                <w:noProof/>
-              </w:rPr>
+              <w:instrText xml:space="preserve"> PAGEREF _Toc99047 \h </w:instrText>
               <w:fldChar w:fldCharType="separate"/>
-            </w:r>
-            <w:r>
-              <w:rPr>
-                <w:noProof/>
-              </w:rPr>
-              <w:t>12</w:t>
-            </w:r>
-            <w:r>
-              <w:rPr>
-                <w:noProof/>
-              </w:rPr>
+              <w:t>21</w:t>
               <w:fldChar w:fldCharType="end"/>
             </w:r>
           </w:hyperlink>
@@ -2635,7 +1865,7 @@
               <w:noProof/>
             </w:rPr>
           </w:pPr>
-          <w:hyperlink w:anchor="_Toc235270964" w:history="1">
+          <w:hyperlink w:anchor="_Toc99048" w:history="1">
             <w:r>
               <w:rPr>
                 <w:rStyle w:val="Hyperlink"/>
@@ -2644,47 +1874,17 @@
                 <w:bCs/>
                 <w:noProof/>
               </w:rPr>
-              <w:t>8.3 Python 3.13 Compatibility</w:t>
+              <w:t xml:space="preserve">8.3 Python 3.13 Compatibility</w:t>
             </w:r>
             <w:r>
               <w:rPr>
                 <w:noProof/>
               </w:rPr>
               <w:tab/>
-            </w:r>
-            <w:r>
-              <w:rPr>
-                <w:noProof/>
-              </w:rPr>
               <w:fldChar w:fldCharType="begin"/>
-            </w:r>
-            <w:r>
-              <w:rPr>
-                <w:noProof/>
-              </w:rPr>
-              <w:instrText xml:space="preserve"> PAGEREF _Toc235270964 \h </w:instrText>
-            </w:r>
-            <w:r>
-              <w:rPr>
-                <w:noProof/>
-              </w:rPr>
-            </w:r>
-            <w:r>
-              <w:rPr>
-                <w:noProof/>
-              </w:rPr>
+              <w:instrText xml:space="preserve"> PAGEREF _Toc99048 \h </w:instrText>
               <w:fldChar w:fldCharType="separate"/>
-            </w:r>
-            <w:r>
-              <w:rPr>
-                <w:noProof/>
-              </w:rPr>
-              <w:t>12</w:t>
-            </w:r>
-            <w:r>
-              <w:rPr>
-                <w:noProof/>
-              </w:rPr>
+              <w:t>21</w:t>
               <w:fldChar w:fldCharType="end"/>
             </w:r>
           </w:hyperlink>
@@ -2699,7 +1899,7 @@
               <w:noProof/>
             </w:rPr>
           </w:pPr>
-          <w:hyperlink w:anchor="_Toc235270965" w:history="1">
+          <w:hyperlink w:anchor="_Toc99049" w:history="1">
             <w:r>
               <w:rPr>
                 <w:rStyle w:val="Hyperlink"/>
@@ -2708,47 +1908,17 @@
                 <w:bCs/>
                 <w:noProof/>
               </w:rPr>
-              <w:t>8.4 Remote Access to the Site</w:t>
+              <w:t xml:space="preserve">8.4 Cloudflare Tunnel</w:t>
             </w:r>
             <w:r>
               <w:rPr>
                 <w:noProof/>
               </w:rPr>
               <w:tab/>
-            </w:r>
-            <w:r>
-              <w:rPr>
-                <w:noProof/>
-              </w:rPr>
               <w:fldChar w:fldCharType="begin"/>
-            </w:r>
-            <w:r>
-              <w:rPr>
-                <w:noProof/>
-              </w:rPr>
-              <w:instrText xml:space="preserve"> PAGEREF _Toc235270965 \h </w:instrText>
-            </w:r>
-            <w:r>
-              <w:rPr>
-                <w:noProof/>
-              </w:rPr>
-            </w:r>
-            <w:r>
-              <w:rPr>
-                <w:noProof/>
-              </w:rPr>
+              <w:instrText xml:space="preserve"> PAGEREF _Toc99049 \h </w:instrText>
               <w:fldChar w:fldCharType="separate"/>
-            </w:r>
-            <w:r>
-              <w:rPr>
-                <w:noProof/>
-              </w:rPr>
-              <w:t>12</w:t>
-            </w:r>
-            <w:r>
-              <w:rPr>
-                <w:noProof/>
-              </w:rPr>
+              <w:t>21</w:t>
               <w:fldChar w:fldCharType="end"/>
             </w:r>
           </w:hyperlink>
@@ -2763,7 +1933,7 @@
               <w:noProof/>
             </w:rPr>
           </w:pPr>
-          <w:hyperlink w:anchor="_Toc235270966" w:history="1">
+          <w:hyperlink w:anchor="_Toc99050" w:history="1">
             <w:r>
               <w:rPr>
                 <w:rStyle w:val="Hyperlink"/>
@@ -2772,47 +1942,17 @@
                 <w:bCs/>
                 <w:noProof/>
               </w:rPr>
-              <w:t>8.5 Site-Specific Customization</w:t>
+              <w:t xml:space="preserve">8.5 Site-Specific Customization</w:t>
             </w:r>
             <w:r>
               <w:rPr>
                 <w:noProof/>
               </w:rPr>
               <w:tab/>
-            </w:r>
-            <w:r>
-              <w:rPr>
-                <w:noProof/>
-              </w:rPr>
               <w:fldChar w:fldCharType="begin"/>
-            </w:r>
-            <w:r>
-              <w:rPr>
-                <w:noProof/>
-              </w:rPr>
-              <w:instrText xml:space="preserve"> PAGEREF _Toc235270966 \h </w:instrText>
-            </w:r>
-            <w:r>
-              <w:rPr>
-                <w:noProof/>
-              </w:rPr>
-            </w:r>
-            <w:r>
-              <w:rPr>
-                <w:noProof/>
-              </w:rPr>
+              <w:instrText xml:space="preserve"> PAGEREF _Toc99050 \h </w:instrText>
               <w:fldChar w:fldCharType="separate"/>
-            </w:r>
-            <w:r>
-              <w:rPr>
-                <w:noProof/>
-              </w:rPr>
-              <w:t>12</w:t>
-            </w:r>
-            <w:r>
-              <w:rPr>
-                <w:noProof/>
-              </w:rPr>
+              <w:t>22</w:t>
               <w:fldChar w:fldCharType="end"/>
             </w:r>
           </w:hyperlink>
@@ -2827,7 +1967,7 @@
               <w:noProof/>
             </w:rPr>
           </w:pPr>
-          <w:hyperlink w:anchor="_Toc235270967" w:history="1">
+          <w:hyperlink w:anchor="_Toc99051" w:history="1">
             <w:r>
               <w:rPr>
                 <w:rStyle w:val="Hyperlink"/>
@@ -2836,47 +1976,17 @@
                 <w:bCs/>
                 <w:noProof/>
               </w:rPr>
-              <w:t>webimage.png</w:t>
+              <w:t xml:space="preserve">webimage.png</w:t>
             </w:r>
             <w:r>
               <w:rPr>
                 <w:noProof/>
               </w:rPr>
               <w:tab/>
-            </w:r>
-            <w:r>
-              <w:rPr>
-                <w:noProof/>
-              </w:rPr>
               <w:fldChar w:fldCharType="begin"/>
-            </w:r>
-            <w:r>
-              <w:rPr>
-                <w:noProof/>
-              </w:rPr>
-              <w:instrText xml:space="preserve"> PAGEREF _Toc235270967 \h </w:instrText>
-            </w:r>
-            <w:r>
-              <w:rPr>
-                <w:noProof/>
-              </w:rPr>
-            </w:r>
-            <w:r>
-              <w:rPr>
-                <w:noProof/>
-              </w:rPr>
+              <w:instrText xml:space="preserve"> PAGEREF _Toc99051 \h </w:instrText>
               <w:fldChar w:fldCharType="separate"/>
-            </w:r>
-            <w:r>
-              <w:rPr>
-                <w:noProof/>
-              </w:rPr>
-              <w:t>12</w:t>
-            </w:r>
-            <w:r>
-              <w:rPr>
-                <w:noProof/>
-              </w:rPr>
+              <w:t>22</w:t>
               <w:fldChar w:fldCharType="end"/>
             </w:r>
           </w:hyperlink>
@@ -2891,7 +2001,7 @@
               <w:noProof/>
             </w:rPr>
           </w:pPr>
-          <w:hyperlink w:anchor="_Toc235270968" w:history="1">
+          <w:hyperlink w:anchor="_Toc99052" w:history="1">
             <w:r>
               <w:rPr>
                 <w:rStyle w:val="Hyperlink"/>
@@ -2900,47 +2010,17 @@
                 <w:bCs/>
                 <w:noProof/>
               </w:rPr>
-              <w:t>webinfo.txt (optional)</w:t>
+              <w:t xml:space="preserve">webinfo.txt (optional)</w:t>
             </w:r>
             <w:r>
               <w:rPr>
                 <w:noProof/>
               </w:rPr>
               <w:tab/>
-            </w:r>
-            <w:r>
-              <w:rPr>
-                <w:noProof/>
-              </w:rPr>
               <w:fldChar w:fldCharType="begin"/>
-            </w:r>
-            <w:r>
-              <w:rPr>
-                <w:noProof/>
-              </w:rPr>
-              <w:instrText xml:space="preserve"> PAGEREF _Toc235270968 \h </w:instrText>
-            </w:r>
-            <w:r>
-              <w:rPr>
-                <w:noProof/>
-              </w:rPr>
-            </w:r>
-            <w:r>
-              <w:rPr>
-                <w:noProof/>
-              </w:rPr>
+              <w:instrText xml:space="preserve"> PAGEREF _Toc99052 \h </w:instrText>
               <w:fldChar w:fldCharType="separate"/>
-            </w:r>
-            <w:r>
-              <w:rPr>
-                <w:noProof/>
-              </w:rPr>
-              <w:t>12</w:t>
-            </w:r>
-            <w:r>
-              <w:rPr>
-                <w:noProof/>
-              </w:rPr>
+              <w:t>22</w:t>
               <w:fldChar w:fldCharType="end"/>
             </w:r>
           </w:hyperlink>
@@ -2955,7 +2035,7 @@
               <w:noProof/>
             </w:rPr>
           </w:pPr>
-          <w:hyperlink w:anchor="_Toc235270969" w:history="1">
+          <w:hyperlink w:anchor="_Toc99053" w:history="1">
             <w:r>
               <w:rPr>
                 <w:rStyle w:val="Hyperlink"/>
@@ -2964,47 +2044,17 @@
                 <w:bCs/>
                 <w:noProof/>
               </w:rPr>
-              <w:t>STATION_LOCATION (tide.env)</w:t>
+              <w:t xml:space="preserve">STATION_LOCATION (tide.env)</w:t>
             </w:r>
             <w:r>
               <w:rPr>
                 <w:noProof/>
               </w:rPr>
               <w:tab/>
-            </w:r>
-            <w:r>
-              <w:rPr>
-                <w:noProof/>
-              </w:rPr>
               <w:fldChar w:fldCharType="begin"/>
-            </w:r>
-            <w:r>
-              <w:rPr>
-                <w:noProof/>
-              </w:rPr>
-              <w:instrText xml:space="preserve"> PAGEREF _Toc235270969 \h </w:instrText>
-            </w:r>
-            <w:r>
-              <w:rPr>
-                <w:noProof/>
-              </w:rPr>
-            </w:r>
-            <w:r>
-              <w:rPr>
-                <w:noProof/>
-              </w:rPr>
+              <w:instrText xml:space="preserve"> PAGEREF _Toc99053 \h </w:instrText>
               <w:fldChar w:fldCharType="separate"/>
-            </w:r>
-            <w:r>
-              <w:rPr>
-                <w:noProof/>
-              </w:rPr>
-              <w:t>13</w:t>
-            </w:r>
-            <w:r>
-              <w:rPr>
-                <w:noProof/>
-              </w:rPr>
+              <w:t>22</w:t>
               <w:fldChar w:fldCharType="end"/>
             </w:r>
           </w:hyperlink>
@@ -3019,7 +2069,7 @@
               <w:noProof/>
             </w:rPr>
           </w:pPr>
-          <w:hyperlink w:anchor="_Toc235270970" w:history="1">
+          <w:hyperlink w:anchor="_Toc99054" w:history="1">
             <w:r>
               <w:rPr>
                 <w:rStyle w:val="Hyperlink"/>
@@ -3028,47 +2078,17 @@
                 <w:bCs/>
                 <w:noProof/>
               </w:rPr>
-              <w:t>9. Alert System</w:t>
+              <w:t xml:space="preserve">9. Alert System</w:t>
             </w:r>
             <w:r>
               <w:rPr>
                 <w:noProof/>
               </w:rPr>
               <w:tab/>
-            </w:r>
-            <w:r>
-              <w:rPr>
-                <w:noProof/>
-              </w:rPr>
               <w:fldChar w:fldCharType="begin"/>
-            </w:r>
-            <w:r>
-              <w:rPr>
-                <w:noProof/>
-              </w:rPr>
-              <w:instrText xml:space="preserve"> PAGEREF _Toc235270970 \h </w:instrText>
-            </w:r>
-            <w:r>
-              <w:rPr>
-                <w:noProof/>
-              </w:rPr>
-            </w:r>
-            <w:r>
-              <w:rPr>
-                <w:noProof/>
-              </w:rPr>
+              <w:instrText xml:space="preserve"> PAGEREF _Toc99054 \h </w:instrText>
               <w:fldChar w:fldCharType="separate"/>
-            </w:r>
-            <w:r>
-              <w:rPr>
-                <w:noProof/>
-              </w:rPr>
-              <w:t>14</w:t>
-            </w:r>
-            <w:r>
-              <w:rPr>
-                <w:noProof/>
-              </w:rPr>
+              <w:t>24</w:t>
               <w:fldChar w:fldCharType="end"/>
             </w:r>
           </w:hyperlink>
@@ -3083,7 +2103,7 @@
               <w:noProof/>
             </w:rPr>
           </w:pPr>
-          <w:hyperlink w:anchor="_Toc235270971" w:history="1">
+          <w:hyperlink w:anchor="_Toc99055" w:history="1">
             <w:r>
               <w:rPr>
                 <w:rStyle w:val="Hyperlink"/>
@@ -3092,47 +2112,17 @@
                 <w:bCs/>
                 <w:noProof/>
               </w:rPr>
-              <w:t>9.1 Email Delivery</w:t>
+              <w:t xml:space="preserve">9.1 Email Delivery</w:t>
             </w:r>
             <w:r>
               <w:rPr>
                 <w:noProof/>
               </w:rPr>
               <w:tab/>
-            </w:r>
-            <w:r>
-              <w:rPr>
-                <w:noProof/>
-              </w:rPr>
               <w:fldChar w:fldCharType="begin"/>
-            </w:r>
-            <w:r>
-              <w:rPr>
-                <w:noProof/>
-              </w:rPr>
-              <w:instrText xml:space="preserve"> PAGEREF _Toc235270971 \h </w:instrText>
-            </w:r>
-            <w:r>
-              <w:rPr>
-                <w:noProof/>
-              </w:rPr>
-            </w:r>
-            <w:r>
-              <w:rPr>
-                <w:noProof/>
-              </w:rPr>
+              <w:instrText xml:space="preserve"> PAGEREF _Toc99055 \h </w:instrText>
               <w:fldChar w:fldCharType="separate"/>
-            </w:r>
-            <w:r>
-              <w:rPr>
-                <w:noProof/>
-              </w:rPr>
-              <w:t>14</w:t>
-            </w:r>
-            <w:r>
-              <w:rPr>
-                <w:noProof/>
-              </w:rPr>
+              <w:t>24</w:t>
               <w:fldChar w:fldCharType="end"/>
             </w:r>
           </w:hyperlink>
@@ -3147,7 +2137,7 @@
               <w:noProof/>
             </w:rPr>
           </w:pPr>
-          <w:hyperlink w:anchor="_Toc235270972" w:history="1">
+          <w:hyperlink w:anchor="_Toc99056" w:history="1">
             <w:r>
               <w:rPr>
                 <w:rStyle w:val="Hyperlink"/>
@@ -3156,47 +2146,17 @@
                 <w:bCs/>
                 <w:noProof/>
               </w:rPr>
-              <w:t>9.2 SMS Delivery</w:t>
+              <w:t xml:space="preserve">9.2 SMS Delivery</w:t>
             </w:r>
             <w:r>
               <w:rPr>
                 <w:noProof/>
               </w:rPr>
               <w:tab/>
-            </w:r>
-            <w:r>
-              <w:rPr>
-                <w:noProof/>
-              </w:rPr>
               <w:fldChar w:fldCharType="begin"/>
-            </w:r>
-            <w:r>
-              <w:rPr>
-                <w:noProof/>
-              </w:rPr>
-              <w:instrText xml:space="preserve"> PAGEREF _Toc235270972 \h </w:instrText>
-            </w:r>
-            <w:r>
-              <w:rPr>
-                <w:noProof/>
-              </w:rPr>
-            </w:r>
-            <w:r>
-              <w:rPr>
-                <w:noProof/>
-              </w:rPr>
+              <w:instrText xml:space="preserve"> PAGEREF _Toc99056 \h </w:instrText>
               <w:fldChar w:fldCharType="separate"/>
-            </w:r>
-            <w:r>
-              <w:rPr>
-                <w:noProof/>
-              </w:rPr>
-              <w:t>14</w:t>
-            </w:r>
-            <w:r>
-              <w:rPr>
-                <w:noProof/>
-              </w:rPr>
+              <w:t>24</w:t>
               <w:fldChar w:fldCharType="end"/>
             </w:r>
           </w:hyperlink>
@@ -3211,7 +2171,7 @@
               <w:noProof/>
             </w:rPr>
           </w:pPr>
-          <w:hyperlink w:anchor="_Toc235270973" w:history="1">
+          <w:hyperlink w:anchor="_Toc99057" w:history="1">
             <w:r>
               <w:rPr>
                 <w:rStyle w:val="Hyperlink"/>
@@ -3220,47 +2180,17 @@
                 <w:bCs/>
                 <w:noProof/>
               </w:rPr>
-              <w:t>9.3 Alert Evaluation</w:t>
+              <w:t xml:space="preserve">9.3 Alert Evaluation</w:t>
             </w:r>
             <w:r>
               <w:rPr>
                 <w:noProof/>
               </w:rPr>
               <w:tab/>
-            </w:r>
-            <w:r>
-              <w:rPr>
-                <w:noProof/>
-              </w:rPr>
               <w:fldChar w:fldCharType="begin"/>
-            </w:r>
-            <w:r>
-              <w:rPr>
-                <w:noProof/>
-              </w:rPr>
-              <w:instrText xml:space="preserve"> PAGEREF _Toc235270973 \h </w:instrText>
-            </w:r>
-            <w:r>
-              <w:rPr>
-                <w:noProof/>
-              </w:rPr>
-            </w:r>
-            <w:r>
-              <w:rPr>
-                <w:noProof/>
-              </w:rPr>
+              <w:instrText xml:space="preserve"> PAGEREF _Toc99057 \h </w:instrText>
               <w:fldChar w:fldCharType="separate"/>
-            </w:r>
-            <w:r>
-              <w:rPr>
-                <w:noProof/>
-              </w:rPr>
-              <w:t>14</w:t>
-            </w:r>
-            <w:r>
-              <w:rPr>
-                <w:noProof/>
-              </w:rPr>
+              <w:t>24</w:t>
               <w:fldChar w:fldCharType="end"/>
             </w:r>
           </w:hyperlink>
@@ -3275,7 +2205,7 @@
               <w:noProof/>
             </w:rPr>
           </w:pPr>
-          <w:hyperlink w:anchor="_Toc235270974" w:history="1">
+          <w:hyperlink w:anchor="_Toc99058" w:history="1">
             <w:r>
               <w:rPr>
                 <w:rStyle w:val="Hyperlink"/>
@@ -3284,47 +2214,17 @@
                 <w:bCs/>
                 <w:noProof/>
               </w:rPr>
-              <w:t>10. External Service and Account Dependencies</w:t>
+              <w:t xml:space="preserve">10. External Services and Accounts</w:t>
             </w:r>
             <w:r>
               <w:rPr>
                 <w:noProof/>
               </w:rPr>
               <w:tab/>
-            </w:r>
-            <w:r>
-              <w:rPr>
-                <w:noProof/>
-              </w:rPr>
               <w:fldChar w:fldCharType="begin"/>
-            </w:r>
-            <w:r>
-              <w:rPr>
-                <w:noProof/>
-              </w:rPr>
-              <w:instrText xml:space="preserve"> PAGEREF _Toc235270974 \h </w:instrText>
-            </w:r>
-            <w:r>
-              <w:rPr>
-                <w:noProof/>
-              </w:rPr>
-            </w:r>
-            <w:r>
-              <w:rPr>
-                <w:noProof/>
-              </w:rPr>
+              <w:instrText xml:space="preserve"> PAGEREF _Toc99058 \h </w:instrText>
               <w:fldChar w:fldCharType="separate"/>
-            </w:r>
-            <w:r>
-              <w:rPr>
-                <w:noProof/>
-              </w:rPr>
-              <w:t>15</w:t>
-            </w:r>
-            <w:r>
-              <w:rPr>
-                <w:noProof/>
-              </w:rPr>
+              <w:t>26</w:t>
               <w:fldChar w:fldCharType="end"/>
             </w:r>
           </w:hyperlink>
@@ -3339,7 +2239,7 @@
               <w:noProof/>
             </w:rPr>
           </w:pPr>
-          <w:hyperlink w:anchor="_Toc235270975" w:history="1">
+          <w:hyperlink w:anchor="_Toc99059" w:history="1">
             <w:r>
               <w:rPr>
                 <w:rStyle w:val="Hyperlink"/>
@@ -3348,47 +2248,17 @@
                 <w:bCs/>
                 <w:noProof/>
               </w:rPr>
-              <w:t>11. Deployment and Installation</w:t>
+              <w:t xml:space="preserve">11. Deployment and Installation</w:t>
             </w:r>
             <w:r>
               <w:rPr>
                 <w:noProof/>
               </w:rPr>
               <w:tab/>
-            </w:r>
-            <w:r>
-              <w:rPr>
-                <w:noProof/>
-              </w:rPr>
               <w:fldChar w:fldCharType="begin"/>
-            </w:r>
-            <w:r>
-              <w:rPr>
-                <w:noProof/>
-              </w:rPr>
-              <w:instrText xml:space="preserve"> PAGEREF _Toc235270975 \h </w:instrText>
-            </w:r>
-            <w:r>
-              <w:rPr>
-                <w:noProof/>
-              </w:rPr>
-            </w:r>
-            <w:r>
-              <w:rPr>
-                <w:noProof/>
-              </w:rPr>
+              <w:instrText xml:space="preserve"> PAGEREF _Toc99059 \h </w:instrText>
               <w:fldChar w:fldCharType="separate"/>
-            </w:r>
-            <w:r>
-              <w:rPr>
-                <w:noProof/>
-              </w:rPr>
-              <w:t>16</w:t>
-            </w:r>
-            <w:r>
-              <w:rPr>
-                <w:noProof/>
-              </w:rPr>
+              <w:t>27</w:t>
               <w:fldChar w:fldCharType="end"/>
             </w:r>
           </w:hyperlink>
@@ -3403,7 +2273,7 @@
               <w:noProof/>
             </w:rPr>
           </w:pPr>
-          <w:hyperlink w:anchor="_Toc235270976" w:history="1">
+          <w:hyperlink w:anchor="_Toc99060" w:history="1">
             <w:r>
               <w:rPr>
                 <w:rStyle w:val="Hyperlink"/>
@@ -3412,47 +2282,17 @@
                 <w:bCs/>
                 <w:noProof/>
               </w:rPr>
-              <w:t>11.1 install.sh</w:t>
+              <w:t xml:space="preserve">11.1 install.sh</w:t>
             </w:r>
             <w:r>
               <w:rPr>
                 <w:noProof/>
               </w:rPr>
               <w:tab/>
-            </w:r>
-            <w:r>
-              <w:rPr>
-                <w:noProof/>
-              </w:rPr>
               <w:fldChar w:fldCharType="begin"/>
-            </w:r>
-            <w:r>
-              <w:rPr>
-                <w:noProof/>
-              </w:rPr>
-              <w:instrText xml:space="preserve"> PAGEREF _Toc235270976 \h </w:instrText>
-            </w:r>
-            <w:r>
-              <w:rPr>
-                <w:noProof/>
-              </w:rPr>
-            </w:r>
-            <w:r>
-              <w:rPr>
-                <w:noProof/>
-              </w:rPr>
+              <w:instrText xml:space="preserve"> PAGEREF _Toc99060 \h </w:instrText>
               <w:fldChar w:fldCharType="separate"/>
-            </w:r>
-            <w:r>
-              <w:rPr>
-                <w:noProof/>
-              </w:rPr>
-              <w:t>16</w:t>
-            </w:r>
-            <w:r>
-              <w:rPr>
-                <w:noProof/>
-              </w:rPr>
+              <w:t>27</w:t>
               <w:fldChar w:fldCharType="end"/>
             </w:r>
           </w:hyperlink>
@@ -3467,7 +2307,7 @@
               <w:noProof/>
             </w:rPr>
           </w:pPr>
-          <w:hyperlink w:anchor="_Toc235270977" w:history="1">
+          <w:hyperlink w:anchor="_Toc99061" w:history="1">
             <w:r>
               <w:rPr>
                 <w:rStyle w:val="Hyperlink"/>
@@ -3476,47 +2316,17 @@
                 <w:bCs/>
                 <w:noProof/>
               </w:rPr>
-              <w:t>11.2 Python Package Requirements</w:t>
+              <w:t xml:space="preserve">11.2 Python Package Requirements</w:t>
             </w:r>
             <w:r>
               <w:rPr>
                 <w:noProof/>
               </w:rPr>
               <w:tab/>
-            </w:r>
-            <w:r>
-              <w:rPr>
-                <w:noProof/>
-              </w:rPr>
               <w:fldChar w:fldCharType="begin"/>
-            </w:r>
-            <w:r>
-              <w:rPr>
-                <w:noProof/>
-              </w:rPr>
-              <w:instrText xml:space="preserve"> PAGEREF _Toc235270977 \h </w:instrText>
-            </w:r>
-            <w:r>
-              <w:rPr>
-                <w:noProof/>
-              </w:rPr>
-            </w:r>
-            <w:r>
-              <w:rPr>
-                <w:noProof/>
-              </w:rPr>
+              <w:instrText xml:space="preserve"> PAGEREF _Toc99061 \h </w:instrText>
               <w:fldChar w:fldCharType="separate"/>
-            </w:r>
-            <w:r>
-              <w:rPr>
-                <w:noProof/>
-              </w:rPr>
-              <w:t>16</w:t>
-            </w:r>
-            <w:r>
-              <w:rPr>
-                <w:noProof/>
-              </w:rPr>
+              <w:t>27</w:t>
               <w:fldChar w:fldCharType="end"/>
             </w:r>
           </w:hyperlink>
@@ -3531,7 +2341,7 @@
               <w:noProof/>
             </w:rPr>
           </w:pPr>
-          <w:hyperlink w:anchor="_Toc235270978" w:history="1">
+          <w:hyperlink w:anchor="_Toc99062" w:history="1">
             <w:r>
               <w:rPr>
                 <w:rStyle w:val="Hyperlink"/>
@@ -3540,47 +2350,51 @@
                 <w:bCs/>
                 <w:noProof/>
               </w:rPr>
-              <w:t>11.3 Remote Desktop</w:t>
+              <w:t xml:space="preserve">11.3 Upgrading a Station</w:t>
             </w:r>
             <w:r>
               <w:rPr>
                 <w:noProof/>
               </w:rPr>
               <w:tab/>
-            </w:r>
-            <w:r>
-              <w:rPr>
+              <w:fldChar w:fldCharType="begin"/>
+              <w:instrText xml:space="preserve"> PAGEREF _Toc99062 \h </w:instrText>
+              <w:fldChar w:fldCharType="separate"/>
+              <w:t>28</w:t>
+              <w:fldChar w:fldCharType="end"/>
+            </w:r>
+          </w:hyperlink>
+        </w:p>
+        <w:p>
+          <w:pPr>
+            <w:pStyle w:val="TOC2"/>
+            <w:tabs>
+              <w:tab w:val="right" w:leader="dot" w:pos="10070"/>
+            </w:tabs>
+            <w:rPr>
+              <w:noProof/>
+            </w:rPr>
+          </w:pPr>
+          <w:hyperlink w:anchor="_Toc99063" w:history="1">
+            <w:r>
+              <w:rPr>
+                <w:rStyle w:val="Hyperlink"/>
+                <w:rFonts w:ascii="Arial" w:eastAsia="Arial" w:hAnsi="Arial" w:cs="Arial"/>
+                <w:b/>
+                <w:bCs/>
                 <w:noProof/>
               </w:rPr>
+              <w:t xml:space="preserve">11.4 Source Branches</w:t>
+            </w:r>
+            <w:r>
+              <w:rPr>
+                <w:noProof/>
+              </w:rPr>
+              <w:tab/>
               <w:fldChar w:fldCharType="begin"/>
-            </w:r>
-            <w:r>
-              <w:rPr>
-                <w:noProof/>
-              </w:rPr>
-              <w:instrText xml:space="preserve"> PAGEREF _Toc235270978 \h </w:instrText>
-            </w:r>
-            <w:r>
-              <w:rPr>
-                <w:noProof/>
-              </w:rPr>
-            </w:r>
-            <w:r>
-              <w:rPr>
-                <w:noProof/>
-              </w:rPr>
+              <w:instrText xml:space="preserve"> PAGEREF _Toc99063 \h </w:instrText>
               <w:fldChar w:fldCharType="separate"/>
-            </w:r>
-            <w:r>
-              <w:rPr>
-                <w:noProof/>
-              </w:rPr>
-              <w:t>16</w:t>
-            </w:r>
-            <w:r>
-              <w:rPr>
-                <w:noProof/>
-              </w:rPr>
+              <w:t>28</w:t>
               <w:fldChar w:fldCharType="end"/>
             </w:r>
           </w:hyperlink>
@@ -3595,7 +2409,7 @@
               <w:noProof/>
             </w:rPr>
           </w:pPr>
-          <w:hyperlink w:anchor="_Toc235270979" w:history="1">
+          <w:hyperlink w:anchor="_Toc99064" w:history="1">
             <w:r>
               <w:rPr>
                 <w:rStyle w:val="Hyperlink"/>
@@ -3604,47 +2418,17 @@
                 <w:bCs/>
                 <w:noProof/>
               </w:rPr>
-              <w:t>12. Known Technical Debt</w:t>
+              <w:t xml:space="preserve">12. Known Technical Debt</w:t>
             </w:r>
             <w:r>
               <w:rPr>
                 <w:noProof/>
               </w:rPr>
               <w:tab/>
-            </w:r>
-            <w:r>
-              <w:rPr>
-                <w:noProof/>
-              </w:rPr>
               <w:fldChar w:fldCharType="begin"/>
-            </w:r>
-            <w:r>
-              <w:rPr>
-                <w:noProof/>
-              </w:rPr>
-              <w:instrText xml:space="preserve"> PAGEREF _Toc235270979 \h </w:instrText>
-            </w:r>
-            <w:r>
-              <w:rPr>
-                <w:noProof/>
-              </w:rPr>
-            </w:r>
-            <w:r>
-              <w:rPr>
-                <w:noProof/>
-              </w:rPr>
+              <w:instrText xml:space="preserve"> PAGEREF _Toc99064 \h </w:instrText>
               <w:fldChar w:fldCharType="separate"/>
-            </w:r>
-            <w:r>
-              <w:rPr>
-                <w:noProof/>
-              </w:rPr>
-              <w:t>17</w:t>
-            </w:r>
-            <w:r>
-              <w:rPr>
-                <w:noProof/>
-              </w:rPr>
+              <w:t>29</w:t>
               <w:fldChar w:fldCharType="end"/>
             </w:r>
           </w:hyperlink>
@@ -3659,7 +2443,7 @@
               <w:noProof/>
             </w:rPr>
           </w:pPr>
-          <w:hyperlink w:anchor="_Toc235270980" w:history="1">
+          <w:hyperlink w:anchor="_Toc99065" w:history="1">
             <w:r>
               <w:rPr>
                 <w:rStyle w:val="Hyperlink"/>
@@ -3668,47 +2452,17 @@
                 <w:bCs/>
                 <w:noProof/>
               </w:rPr>
-              <w:t>cgi.FieldStorage() and the Python 3.13 removal</w:t>
+              <w:t xml:space="preserve">cgi.FieldStorage() and the Python 3.13 removal</w:t>
             </w:r>
             <w:r>
               <w:rPr>
                 <w:noProof/>
               </w:rPr>
               <w:tab/>
-            </w:r>
-            <w:r>
-              <w:rPr>
-                <w:noProof/>
-              </w:rPr>
               <w:fldChar w:fldCharType="begin"/>
-            </w:r>
-            <w:r>
-              <w:rPr>
-                <w:noProof/>
-              </w:rPr>
-              <w:instrText xml:space="preserve"> PAGEREF _Toc235270980 \h </w:instrText>
-            </w:r>
-            <w:r>
-              <w:rPr>
-                <w:noProof/>
-              </w:rPr>
-            </w:r>
-            <w:r>
-              <w:rPr>
-                <w:noProof/>
-              </w:rPr>
+              <w:instrText xml:space="preserve"> PAGEREF _Toc99065 \h </w:instrText>
               <w:fldChar w:fldCharType="separate"/>
-            </w:r>
-            <w:r>
-              <w:rPr>
-                <w:noProof/>
-              </w:rPr>
-              <w:t>17</w:t>
-            </w:r>
-            <w:r>
-              <w:rPr>
-                <w:noProof/>
-              </w:rPr>
+              <w:t>29</w:t>
               <w:fldChar w:fldCharType="end"/>
             </w:r>
           </w:hyperlink>
@@ -3723,7 +2477,7 @@
               <w:noProof/>
             </w:rPr>
           </w:pPr>
-          <w:hyperlink w:anchor="_Toc235270981" w:history="1">
+          <w:hyperlink w:anchor="_Toc99066" w:history="1">
             <w:r>
               <w:rPr>
                 <w:rStyle w:val="Hyperlink"/>
@@ -3732,47 +2486,17 @@
                 <w:bCs/>
                 <w:noProof/>
               </w:rPr>
-              <w:t>Duplicate sun-calculation packages</w:t>
+              <w:t xml:space="preserve">SQL built from strings in processalerts.cgi</w:t>
             </w:r>
             <w:r>
               <w:rPr>
                 <w:noProof/>
               </w:rPr>
               <w:tab/>
-            </w:r>
-            <w:r>
-              <w:rPr>
-                <w:noProof/>
-              </w:rPr>
               <w:fldChar w:fldCharType="begin"/>
-            </w:r>
-            <w:r>
-              <w:rPr>
-                <w:noProof/>
-              </w:rPr>
-              <w:instrText xml:space="preserve"> PAGEREF _Toc235270981 \h </w:instrText>
-            </w:r>
-            <w:r>
-              <w:rPr>
-                <w:noProof/>
-              </w:rPr>
-            </w:r>
-            <w:r>
-              <w:rPr>
-                <w:noProof/>
-              </w:rPr>
+              <w:instrText xml:space="preserve"> PAGEREF _Toc99066 \h </w:instrText>
               <w:fldChar w:fldCharType="separate"/>
-            </w:r>
-            <w:r>
-              <w:rPr>
-                <w:noProof/>
-              </w:rPr>
-              <w:t>17</w:t>
-            </w:r>
-            <w:r>
-              <w:rPr>
-                <w:noProof/>
-              </w:rPr>
+              <w:t>29</w:t>
               <w:fldChar w:fldCharType="end"/>
             </w:r>
           </w:hyperlink>
@@ -3787,7 +2511,7 @@
               <w:noProof/>
             </w:rPr>
           </w:pPr>
-          <w:hyperlink w:anchor="_Toc235270982" w:history="1">
+          <w:hyperlink w:anchor="_Toc99067" w:history="1">
             <w:r>
               <w:rPr>
                 <w:rStyle w:val="Hyperlink"/>
@@ -3796,47 +2520,17 @@
                 <w:bCs/>
                 <w:noProof/>
               </w:rPr>
-              <w:t>install.sh incompleteness</w:t>
+              <w:t xml:space="preserve">Hardcoded time zone</w:t>
             </w:r>
             <w:r>
               <w:rPr>
                 <w:noProof/>
               </w:rPr>
               <w:tab/>
-            </w:r>
-            <w:r>
-              <w:rPr>
-                <w:noProof/>
-              </w:rPr>
               <w:fldChar w:fldCharType="begin"/>
-            </w:r>
-            <w:r>
-              <w:rPr>
-                <w:noProof/>
-              </w:rPr>
-              <w:instrText xml:space="preserve"> PAGEREF _Toc235270982 \h </w:instrText>
-            </w:r>
-            <w:r>
-              <w:rPr>
-                <w:noProof/>
-              </w:rPr>
-            </w:r>
-            <w:r>
-              <w:rPr>
-                <w:noProof/>
-              </w:rPr>
+              <w:instrText xml:space="preserve"> PAGEREF _Toc99067 \h </w:instrText>
               <w:fldChar w:fldCharType="separate"/>
-            </w:r>
-            <w:r>
-              <w:rPr>
-                <w:noProof/>
-              </w:rPr>
-              <w:t>17</w:t>
-            </w:r>
-            <w:r>
-              <w:rPr>
-                <w:noProof/>
-              </w:rPr>
+              <w:t>29</w:t>
               <w:fldChar w:fldCharType="end"/>
             </w:r>
           </w:hyperlink>
@@ -3851,7 +2545,7 @@
               <w:noProof/>
             </w:rPr>
           </w:pPr>
-          <w:hyperlink w:anchor="_Toc235270983" w:history="1">
+          <w:hyperlink w:anchor="_Toc99068" w:history="1">
             <w:r>
               <w:rPr>
                 <w:rStyle w:val="Hyperlink"/>
@@ -3860,47 +2554,187 @@
                 <w:bCs/>
                 <w:noProof/>
               </w:rPr>
-              <w:t>Undocumented database schema</w:t>
+              <w:t xml:space="preserve">Failed alerts are not retried</w:t>
             </w:r>
             <w:r>
               <w:rPr>
                 <w:noProof/>
               </w:rPr>
               <w:tab/>
-            </w:r>
-            <w:r>
-              <w:rPr>
+              <w:fldChar w:fldCharType="begin"/>
+              <w:instrText xml:space="preserve"> PAGEREF _Toc99068 \h </w:instrText>
+              <w:fldChar w:fldCharType="separate"/>
+              <w:t>29</w:t>
+              <w:fldChar w:fldCharType="end"/>
+            </w:r>
+          </w:hyperlink>
+        </w:p>
+        <w:p>
+          <w:pPr>
+            <w:pStyle w:val="TOC3"/>
+            <w:tabs>
+              <w:tab w:val="right" w:leader="dot" w:pos="10070"/>
+            </w:tabs>
+            <w:rPr>
+              <w:noProof/>
+            </w:rPr>
+          </w:pPr>
+          <w:hyperlink w:anchor="_Toc99069" w:history="1">
+            <w:r>
+              <w:rPr>
+                <w:rStyle w:val="Hyperlink"/>
+                <w:rFonts w:ascii="Arial" w:eastAsia="Arial" w:hAnsi="Arial" w:cs="Arial"/>
+                <w:b/>
+                <w:bCs/>
                 <w:noProof/>
               </w:rPr>
+              <w:t xml:space="preserve">Automatic failover needs updating for three sensors</w:t>
+            </w:r>
+            <w:r>
+              <w:rPr>
+                <w:noProof/>
+              </w:rPr>
+              <w:tab/>
               <w:fldChar w:fldCharType="begin"/>
-            </w:r>
-            <w:r>
-              <w:rPr>
+              <w:instrText xml:space="preserve"> PAGEREF _Toc99069 \h </w:instrText>
+              <w:fldChar w:fldCharType="separate"/>
+              <w:t>29</w:t>
+              <w:fldChar w:fldCharType="end"/>
+            </w:r>
+          </w:hyperlink>
+        </w:p>
+        <w:p>
+          <w:pPr>
+            <w:pStyle w:val="TOC3"/>
+            <w:tabs>
+              <w:tab w:val="right" w:leader="dot" w:pos="10070"/>
+            </w:tabs>
+            <w:rPr>
+              <w:noProof/>
+            </w:rPr>
+          </w:pPr>
+          <w:hyperlink w:anchor="_Toc99070" w:history="1">
+            <w:r>
+              <w:rPr>
+                <w:rStyle w:val="Hyperlink"/>
+                <w:rFonts w:ascii="Arial" w:eastAsia="Arial" w:hAnsi="Arial" w:cs="Arial"/>
+                <w:b/>
+                <w:bCs/>
                 <w:noProof/>
               </w:rPr>
-              <w:instrText xml:space="preserve"> PAGEREF _Toc235270983 \h </w:instrText>
+              <w:t xml:space="preserve">Duplicate sun-calculation packages</w:t>
             </w:r>
             <w:r>
               <w:rPr>
                 <w:noProof/>
               </w:rPr>
-            </w:r>
-            <w:r>
-              <w:rPr>
+              <w:tab/>
+              <w:fldChar w:fldCharType="begin"/>
+              <w:instrText xml:space="preserve"> PAGEREF _Toc99070 \h </w:instrText>
+              <w:fldChar w:fldCharType="separate"/>
+              <w:t>29</w:t>
+              <w:fldChar w:fldCharType="end"/>
+            </w:r>
+          </w:hyperlink>
+        </w:p>
+        <w:p>
+          <w:pPr>
+            <w:pStyle w:val="TOC3"/>
+            <w:tabs>
+              <w:tab w:val="right" w:leader="dot" w:pos="10070"/>
+            </w:tabs>
+            <w:rPr>
+              <w:noProof/>
+            </w:rPr>
+          </w:pPr>
+          <w:hyperlink w:anchor="_Toc99071" w:history="1">
+            <w:r>
+              <w:rPr>
+                <w:rStyle w:val="Hyperlink"/>
+                <w:rFonts w:ascii="Arial" w:eastAsia="Arial" w:hAnsi="Arial" w:cs="Arial"/>
+                <w:b/>
+                <w:bCs/>
                 <w:noProof/>
               </w:rPr>
+              <w:t xml:space="preserve">Inactive code retained deliberately</w:t>
+            </w:r>
+            <w:r>
+              <w:rPr>
+                <w:noProof/>
+              </w:rPr>
+              <w:tab/>
+              <w:fldChar w:fldCharType="begin"/>
+              <w:instrText xml:space="preserve"> PAGEREF _Toc99071 \h </w:instrText>
               <w:fldChar w:fldCharType="separate"/>
-            </w:r>
-            <w:r>
-              <w:rPr>
+              <w:t>29</w:t>
+              <w:fldChar w:fldCharType="end"/>
+            </w:r>
+          </w:hyperlink>
+        </w:p>
+        <w:p>
+          <w:pPr>
+            <w:pStyle w:val="TOC3"/>
+            <w:tabs>
+              <w:tab w:val="right" w:leader="dot" w:pos="10070"/>
+            </w:tabs>
+            <w:rPr>
+              <w:noProof/>
+            </w:rPr>
+          </w:pPr>
+          <w:hyperlink w:anchor="_Toc909078" w:history="1">
+            <w:r>
+              <w:rPr>
+                <w:rStyle w:val="Hyperlink"/>
+                <w:rFonts w:ascii="Arial" w:eastAsia="Arial" w:hAnsi="Arial" w:cs="Arial"/>
+                <w:b/>
+                <w:bCs/>
                 <w:noProof/>
               </w:rPr>
-              <w:t>17</w:t>
+              <w:t xml:space="preserve">ndbcdata is not trimmed</w:t>
             </w:r>
             <w:r>
               <w:rPr>
                 <w:noProof/>
               </w:rPr>
+              <w:tab/>
+              <w:fldChar w:fldCharType="begin"/>
+              <w:instrText xml:space="preserve"> PAGEREF _Toc909078 \h </w:instrText>
+              <w:fldChar w:fldCharType="separate"/>
+              <w:t>29</w:t>
+              <w:fldChar w:fldCharType="end"/>
+            </w:r>
+          </w:hyperlink>
+        </w:p>
+        <w:p>
+          <w:pPr>
+            <w:pStyle w:val="TOC3"/>
+            <w:tabs>
+              <w:tab w:val="right" w:leader="dot" w:pos="10070"/>
+            </w:tabs>
+            <w:rPr>
+              <w:noProof/>
+            </w:rPr>
+          </w:pPr>
+          <w:hyperlink w:anchor="_Toc909079" w:history="1">
+            <w:r>
+              <w:rPr>
+                <w:rStyle w:val="Hyperlink"/>
+                <w:rFonts w:ascii="Arial" w:eastAsia="Arial" w:hAnsi="Arial" w:cs="Arial"/>
+                <w:b/>
+                <w:bCs/>
+                <w:noProof/>
+              </w:rPr>
+              <w:t xml:space="preserve">tidemonitor.py and sensor types</w:t>
+            </w:r>
+            <w:r>
+              <w:rPr>
+                <w:noProof/>
+              </w:rPr>
+              <w:tab/>
+              <w:fldChar w:fldCharType="begin"/>
+              <w:instrText xml:space="preserve"> PAGEREF _Toc909079 \h </w:instrText>
+              <w:fldChar w:fldCharType="separate"/>
+              <w:t>29</w:t>
               <w:fldChar w:fldCharType="end"/>
             </w:r>
           </w:hyperlink>
@@ -3915,7 +2749,7 @@
               <w:noProof/>
             </w:rPr>
           </w:pPr>
-          <w:hyperlink w:anchor="_Toc235270984" w:history="1">
+          <w:hyperlink w:anchor="_Toc99072" w:history="1">
             <w:r>
               <w:rPr>
                 <w:rStyle w:val="Hyperlink"/>
@@ -3924,47 +2758,17 @@
                 <w:bCs/>
                 <w:noProof/>
               </w:rPr>
-              <w:t>13. Appendices</w:t>
+              <w:t xml:space="preserve">13. Appendices</w:t>
             </w:r>
             <w:r>
               <w:rPr>
                 <w:noProof/>
               </w:rPr>
               <w:tab/>
-            </w:r>
-            <w:r>
-              <w:rPr>
-                <w:noProof/>
-              </w:rPr>
               <w:fldChar w:fldCharType="begin"/>
-            </w:r>
-            <w:r>
-              <w:rPr>
-                <w:noProof/>
-              </w:rPr>
-              <w:instrText xml:space="preserve"> PAGEREF _Toc235270984 \h </w:instrText>
-            </w:r>
-            <w:r>
-              <w:rPr>
-                <w:noProof/>
-              </w:rPr>
-            </w:r>
-            <w:r>
-              <w:rPr>
-                <w:noProof/>
-              </w:rPr>
+              <w:instrText xml:space="preserve"> PAGEREF _Toc99072 \h </w:instrText>
               <w:fldChar w:fldCharType="separate"/>
-            </w:r>
-            <w:r>
-              <w:rPr>
-                <w:noProof/>
-              </w:rPr>
-              <w:t>18</w:t>
-            </w:r>
-            <w:r>
-              <w:rPr>
-                <w:noProof/>
-              </w:rPr>
+              <w:t>30</w:t>
               <w:fldChar w:fldCharType="end"/>
             </w:r>
           </w:hyperlink>
@@ -3979,7 +2783,7 @@
               <w:noProof/>
             </w:rPr>
           </w:pPr>
-          <w:hyperlink w:anchor="_Toc235270985" w:history="1">
+          <w:hyperlink w:anchor="_Toc99073" w:history="1">
             <w:r>
               <w:rPr>
                 <w:rStyle w:val="Hyperlink"/>
@@ -3988,47 +2792,17 @@
                 <w:bCs/>
                 <w:noProof/>
               </w:rPr>
-              <w:t>Appendix A -- tide.env Reference</w:t>
+              <w:t xml:space="preserve">Appendix A -- tide.env Reference</w:t>
             </w:r>
             <w:r>
               <w:rPr>
                 <w:noProof/>
               </w:rPr>
               <w:tab/>
-            </w:r>
-            <w:r>
-              <w:rPr>
-                <w:noProof/>
-              </w:rPr>
               <w:fldChar w:fldCharType="begin"/>
-            </w:r>
-            <w:r>
-              <w:rPr>
-                <w:noProof/>
-              </w:rPr>
-              <w:instrText xml:space="preserve"> PAGEREF _Toc235270985 \h </w:instrText>
-            </w:r>
-            <w:r>
-              <w:rPr>
-                <w:noProof/>
-              </w:rPr>
-            </w:r>
-            <w:r>
-              <w:rPr>
-                <w:noProof/>
-              </w:rPr>
+              <w:instrText xml:space="preserve"> PAGEREF _Toc99073 \h </w:instrText>
               <w:fldChar w:fldCharType="separate"/>
-            </w:r>
-            <w:r>
-              <w:rPr>
-                <w:noProof/>
-              </w:rPr>
-              <w:t>18</w:t>
-            </w:r>
-            <w:r>
-              <w:rPr>
-                <w:noProof/>
-              </w:rPr>
+              <w:t>30</w:t>
               <w:fldChar w:fldCharType="end"/>
             </w:r>
           </w:hyperlink>
@@ -4043,7 +2817,7 @@
               <w:noProof/>
             </w:rPr>
           </w:pPr>
-          <w:hyperlink w:anchor="_Toc235270986" w:history="1">
+          <w:hyperlink w:anchor="_Toc99074" w:history="1">
             <w:r>
               <w:rPr>
                 <w:rStyle w:val="Hyperlink"/>
@@ -4052,47 +2826,17 @@
                 <w:bCs/>
                 <w:noProof/>
               </w:rPr>
-              <w:t>Appendix B -- Systemd Services</w:t>
+              <w:t xml:space="preserve">Appendix B -- Services and Scheduled Jobs</w:t>
             </w:r>
             <w:r>
               <w:rPr>
                 <w:noProof/>
               </w:rPr>
               <w:tab/>
-            </w:r>
-            <w:r>
-              <w:rPr>
-                <w:noProof/>
-              </w:rPr>
               <w:fldChar w:fldCharType="begin"/>
-            </w:r>
-            <w:r>
-              <w:rPr>
-                <w:noProof/>
-              </w:rPr>
-              <w:instrText xml:space="preserve"> PAGEREF _Toc235270986 \h </w:instrText>
-            </w:r>
-            <w:r>
-              <w:rPr>
-                <w:noProof/>
-              </w:rPr>
-            </w:r>
-            <w:r>
-              <w:rPr>
-                <w:noProof/>
-              </w:rPr>
+              <w:instrText xml:space="preserve"> PAGEREF _Toc99074 \h </w:instrText>
               <w:fldChar w:fldCharType="separate"/>
-            </w:r>
-            <w:r>
-              <w:rPr>
-                <w:noProof/>
-              </w:rPr>
-              <w:t>18</w:t>
-            </w:r>
-            <w:r>
-              <w:rPr>
-                <w:noProof/>
-              </w:rPr>
+              <w:t>31</w:t>
               <w:fldChar w:fldCharType="end"/>
             </w:r>
           </w:hyperlink>
@@ -4107,7 +2851,7 @@
               <w:noProof/>
             </w:rPr>
           </w:pPr>
-          <w:hyperlink w:anchor="_Toc235270987" w:history="1">
+          <w:hyperlink w:anchor="_Toc99075" w:history="1">
             <w:r>
               <w:rPr>
                 <w:rStyle w:val="Hyperlink"/>
@@ -4116,47 +2860,51 @@
                 <w:bCs/>
                 <w:noProof/>
               </w:rPr>
-              <w:t>Appendix C -- Source Repository</w:t>
+              <w:t xml:space="preserve">Appendix C -- Files and Locations</w:t>
             </w:r>
             <w:r>
               <w:rPr>
                 <w:noProof/>
               </w:rPr>
               <w:tab/>
-            </w:r>
-            <w:r>
-              <w:rPr>
+              <w:fldChar w:fldCharType="begin"/>
+              <w:instrText xml:space="preserve"> PAGEREF _Toc99075 \h </w:instrText>
+              <w:fldChar w:fldCharType="separate"/>
+              <w:t>31</w:t>
+              <w:fldChar w:fldCharType="end"/>
+            </w:r>
+          </w:hyperlink>
+        </w:p>
+        <w:p>
+          <w:pPr>
+            <w:pStyle w:val="TOC2"/>
+            <w:tabs>
+              <w:tab w:val="right" w:leader="dot" w:pos="10070"/>
+            </w:tabs>
+            <w:rPr>
+              <w:noProof/>
+            </w:rPr>
+          </w:pPr>
+          <w:hyperlink w:anchor="_Toc99076" w:history="1">
+            <w:r>
+              <w:rPr>
+                <w:rStyle w:val="Hyperlink"/>
+                <w:rFonts w:ascii="Arial" w:eastAsia="Arial" w:hAnsi="Arial" w:cs="Arial"/>
+                <w:b/>
+                <w:bCs/>
                 <w:noProof/>
               </w:rPr>
+              <w:t xml:space="preserve">Appendix D -- Source Repository</w:t>
+            </w:r>
+            <w:r>
+              <w:rPr>
+                <w:noProof/>
+              </w:rPr>
+              <w:tab/>
               <w:fldChar w:fldCharType="begin"/>
-            </w:r>
-            <w:r>
-              <w:rPr>
-                <w:noProof/>
-              </w:rPr>
-              <w:instrText xml:space="preserve"> PAGEREF _Toc235270987 \h </w:instrText>
-            </w:r>
-            <w:r>
-              <w:rPr>
-                <w:noProof/>
-              </w:rPr>
-            </w:r>
-            <w:r>
-              <w:rPr>
-                <w:noProof/>
-              </w:rPr>
+              <w:instrText xml:space="preserve"> PAGEREF _Toc99076 \h </w:instrText>
               <w:fldChar w:fldCharType="separate"/>
-            </w:r>
-            <w:r>
-              <w:rPr>
-                <w:noProof/>
-              </w:rPr>
-              <w:t>18</w:t>
-            </w:r>
-            <w:r>
-              <w:rPr>
-                <w:noProof/>
-              </w:rPr>
+              <w:t>31</w:t>
               <w:fldChar w:fldCharType="end"/>
             </w:r>
           </w:hyperlink>
@@ -4364,7 +3112,7 @@
         <w:t xml:space="preserve">NOTE: </w:t>
       </w:r>
       <w:r>
-        <w:t xml:space="preserve">Sensor data reaches the station in two independent ways: a LoRa radio link (sensor to a local receiver attached to the Pi by USB) and a Blues Notecard cellular link (sensor to Blues Notehub.io, which forwards each batch of readings to tide.py over HTTPS). A Notecard station can also be routed from Notehub directly to InfluxDB Cloud, bypassing the Pi entirely. See Section 3.2.</w:t>
+        <w:t xml:space="preserve">Sensor data reaches the station in three ways: a LoRa radio link (sensor to a local receiver attached to the Pi by USB), a Blues Notecard cellular link (sensor to Blues Notehub.io, which forwards each batch of readings to tide.py over HTTPS), or by reading a sensor's data back from InfluxDB Cloud. A Notecard sensor can also be routed from Notehub directly to InfluxDB Cloud, bypassing the Pi entirely. See Section 3.2.</w:t>
       </w:r>
     </w:p>
     <w:p>
@@ -5751,7 +4499,7 @@
         <w:t xml:space="preserve">.cloud_sync_watermark</w:t>
       </w:r>
       <w:r>
-        <w:t xml:space="preserve"> in the tidegauge directory. Removing the watermark makes the next cloud sync re-send the station's entire local history.</w:t>
+        <w:t xml:space="preserve"> in the tidegauge directory. Without the watermark, the next cloud sync starts 24 hours back, and any older readings that had not yet been sent are never sent.</w:t>
       </w:r>
     </w:p>
     <w:p>
@@ -5877,7 +4625,7 @@
         <w:spacing w:before="20" w:after="40"/>
       </w:pPr>
       <w:r>
-        <w:t xml:space="preserve">receives water-level readings from one to three sensors, over LoRa radio or from Blues Notehub;</w:t>
+        <w:t xml:space="preserve">receives water-level readings from one to three sensors, over LoRa radio, from Blues Notehub, or read back from InfluxDB Cloud;</w:t>
       </w:r>
     </w:p>
     <w:p>
@@ -5966,7 +4714,7 @@
         <w:jc w:val="both"/>
       </w:pPr>
       <w:r>
-        <w:t xml:space="preserve">A station's sensor data arrives by one of the paths below. Each sensor slot (station 1, 2 or 3) is set to one link type in the iparams table (</w:t>
+        <w:t xml:space="preserve">A station's sensor data arrives by one of the paths below. Each sensor slot (station 1, 2 or 3) has one type, set by </w:t>
       </w:r>
       <w:r>
         <w:rPr>
@@ -5975,10 +4723,10 @@
           <w:sz w:val="19"/>
           <w:szCs w:val="19"/>
         </w:rPr>
-        <w:t xml:space="preserve">s1type</w:t>
-      </w:r>
-      <w:r>
-        <w:t xml:space="preserve">/</w:t>
+        <w:t xml:space="preserve">STATIONn_TYPE</w:t>
+      </w:r>
+      <w:r>
+        <w:t xml:space="preserve"> in tide.env: </w:t>
       </w:r>
       <w:r>
         <w:rPr>
@@ -5987,10 +4735,10 @@
           <w:sz w:val="19"/>
           <w:szCs w:val="19"/>
         </w:rPr>
-        <w:t xml:space="preserve">s2type</w:t>
-      </w:r>
-      <w:r>
-        <w:t xml:space="preserve">/</w:t>
+        <w:t xml:space="preserve">lora</w:t>
+      </w:r>
+      <w:r>
+        <w:t xml:space="preserve"> (Path A), </w:t>
       </w:r>
       <w:r>
         <w:rPr>
@@ -5999,10 +4747,10 @@
           <w:sz w:val="19"/>
           <w:szCs w:val="19"/>
         </w:rPr>
-        <w:t xml:space="preserve">s3type</w:t>
-      </w:r>
-      <w:r>
-        <w:t xml:space="preserve">: </w:t>
+        <w:t xml:space="preserve">note</w:t>
+      </w:r>
+      <w:r>
+        <w:t xml:space="preserve"> (Path B), </w:t>
       </w:r>
       <w:r>
         <w:rPr>
@@ -6011,10 +4759,10 @@
           <w:sz w:val="19"/>
           <w:szCs w:val="19"/>
         </w:rPr>
-        <w:t xml:space="preserve">lora</w:t>
-      </w:r>
-      <w:r>
-        <w:t xml:space="preserve"> or </w:t>
+        <w:t xml:space="preserve">cloud</w:t>
+      </w:r>
+      <w:r>
+        <w:t xml:space="preserve"> (Path D), or blank for an empty slot. tide.py reads the types once, at startup. A station can combine </w:t>
       </w:r>
       <w:r>
         <w:rPr>
@@ -6023,10 +4771,82 @@
           <w:sz w:val="19"/>
           <w:szCs w:val="19"/>
         </w:rPr>
+        <w:t xml:space="preserve">lora</w:t>
+      </w:r>
+      <w:r>
+        <w:t xml:space="preserve"> slots with either </w:t>
+      </w:r>
+      <w:r>
+        <w:rPr>
+          <w:rFonts w:ascii="Consolas" w:eastAsia="Consolas" w:hAnsi="Consolas" w:cs="Consolas"/>
+          <w:color w:val="1A1A1A"/>
+          <w:sz w:val="19"/>
+          <w:szCs w:val="19"/>
+        </w:rPr>
         <w:t xml:space="preserve">note</w:t>
       </w:r>
       <w:r>
-        <w:t xml:space="preserve">), and a station can mix the two across slots.</w:t>
+        <w:t xml:space="preserve"> or </w:t>
+      </w:r>
+      <w:r>
+        <w:rPr>
+          <w:rFonts w:ascii="Consolas" w:eastAsia="Consolas" w:hAnsi="Consolas" w:cs="Consolas"/>
+          <w:color w:val="1A1A1A"/>
+          <w:sz w:val="19"/>
+          <w:szCs w:val="19"/>
+        </w:rPr>
+        <w:t xml:space="preserve">cloud</w:t>
+      </w:r>
+      <w:r>
+        <w:t xml:space="preserve"> slots, but not </w:t>
+      </w:r>
+      <w:r>
+        <w:rPr>
+          <w:rFonts w:ascii="Consolas" w:eastAsia="Consolas" w:hAnsi="Consolas" w:cs="Consolas"/>
+          <w:color w:val="1A1A1A"/>
+          <w:sz w:val="19"/>
+          <w:szCs w:val="19"/>
+        </w:rPr>
+        <w:t xml:space="preserve">note</w:t>
+      </w:r>
+      <w:r>
+        <w:t xml:space="preserve"> with </w:t>
+      </w:r>
+      <w:r>
+        <w:rPr>
+          <w:rFonts w:ascii="Consolas" w:eastAsia="Consolas" w:hAnsi="Consolas" w:cs="Consolas"/>
+          <w:color w:val="1A1A1A"/>
+          <w:sz w:val="19"/>
+          <w:szCs w:val="19"/>
+        </w:rPr>
+        <w:t xml:space="preserve">cloud</w:t>
+      </w:r>
+      <w:r>
+        <w:t xml:space="preserve">; tide.py refuses to start, with a message saying why, if the types break that rule or aren't valid. Turning a slot on and off is </w:t>
+      </w:r>
+      <w:r>
+        <w:rPr>
+          <w:rFonts w:ascii="Consolas" w:eastAsia="Consolas" w:hAnsi="Consolas" w:cs="Consolas"/>
+          <w:color w:val="1A1A1A"/>
+          <w:sz w:val="19"/>
+          <w:szCs w:val="19"/>
+        </w:rPr>
+        <w:t xml:space="preserve">s1enable</w:t>
+      </w:r>
+      <w:r>
+        <w:t xml:space="preserve">–</w:t>
+      </w:r>
+      <w:r>
+        <w:rPr>
+          <w:rFonts w:ascii="Consolas" w:eastAsia="Consolas" w:hAnsi="Consolas" w:cs="Consolas"/>
+          <w:color w:val="1A1A1A"/>
+          <w:sz w:val="19"/>
+          <w:szCs w:val="19"/>
+        </w:rPr>
+        <w:t xml:space="preserve">s3enable</w:t>
+      </w:r>
+      <w:r>
+        <w:t xml:space="preserve"> in the iparams table, which works like a shut-off valve: a disabled slot's readings are ignored, whatever its type.</w:t>
       </w:r>
     </w:p>
     <w:p>
@@ -6075,7 +4895,43 @@
         <w:jc w:val="both"/>
       </w:pPr>
       <w:r>
-        <w:t xml:space="preserve">tideget.py's ReadSensor checks each packet on every five-second cycle of tide.py's main loop. It rejects any packet with a malformed field or a missing required field, since a weak radio link can corrupt or truncate a packet. LoRa packets carry only a slot number, so ReadSensor looks up the sensor's three-letter ID in tide.env (STATIONn_SENSOR_ID). tide.py then adds the calibration height and link type from iparams before handing the reading on.</w:t>
+        <w:t xml:space="preserve">tideget.py's ReadSensor checks each packet on every five-second cycle of tide.py's main loop. It rejects any packet with a malformed field or a missing required field, since a weak radio link can corrupt or truncate a packet. LoRa packets carry only a slot number, so ReadSensor looks up the sensor's three-letter ID in tide.env (</w:t>
+      </w:r>
+      <w:r>
+        <w:rPr>
+          <w:rFonts w:ascii="Consolas" w:eastAsia="Consolas" w:hAnsi="Consolas" w:cs="Consolas"/>
+          <w:color w:val="1A1A1A"/>
+          <w:sz w:val="19"/>
+          <w:szCs w:val="19"/>
+        </w:rPr>
+        <w:t xml:space="preserve">STATIONn_SENSOR_ID</w:t>
+      </w:r>
+      <w:r>
+        <w:t xml:space="preserve">). tide.py then adds the calibration height from iparams and the link type from tide.env before handing the reading on. The serial ports are opened only when a slot is of type </w:t>
+      </w:r>
+      <w:r>
+        <w:rPr>
+          <w:rFonts w:ascii="Consolas" w:eastAsia="Consolas" w:hAnsi="Consolas" w:cs="Consolas"/>
+          <w:color w:val="1A1A1A"/>
+          <w:sz w:val="19"/>
+          <w:szCs w:val="19"/>
+        </w:rPr>
+        <w:t xml:space="preserve">lora</w:t>
+      </w:r>
+      <w:r>
+        <w:t xml:space="preserve">; </w:t>
+      </w:r>
+      <w:r>
+        <w:rPr>
+          <w:rFonts w:ascii="Consolas" w:eastAsia="Consolas" w:hAnsi="Consolas" w:cs="Consolas"/>
+          <w:color w:val="1A1A1A"/>
+          <w:sz w:val="19"/>
+          <w:szCs w:val="19"/>
+        </w:rPr>
+        <w:t xml:space="preserve">SERIAL_PORTS</w:t>
+      </w:r>
+      <w:r>
+        <w:t xml:space="preserve"> can be left blank on a station without one.</w:t>
       </w:r>
     </w:p>
     <w:p>
@@ -6157,6 +5013,79 @@
     </w:p>
     <w:p>
       <w:pPr>
+        <w:pStyle w:val="Heading3"/>
+        <w:spacing w:before="200" w:after="80"/>
+      </w:pPr>
+      <w:bookmarkStart w:id="9077" w:name="_Toc909077"/>
+      <w:r>
+        <w:rPr>
+          <w:rFonts w:ascii="Arial" w:eastAsia="Arial" w:hAnsi="Arial" w:cs="Arial"/>
+          <w:b/>
+          <w:bCs/>
+          <w:color w:val="222222"/>
+          <w:sz w:val="21"/>
+          <w:szCs w:val="21"/>
+        </w:rPr>
+        <w:t xml:space="preserve">Path D: InfluxDB Cloud back to the Pi</w:t>
+      </w:r>
+      <w:bookmarkEnd w:id="9077"/>
+    </w:p>
+    <w:p>
+      <w:pPr>
+        <w:spacing w:before="60" w:after="100"/>
+        <w:jc w:val="both"/>
+      </w:pPr>
+      <w:r>
+        <w:t xml:space="preserve">A slot of type </w:t>
+      </w:r>
+      <w:r>
+        <w:rPr>
+          <w:rFonts w:ascii="Consolas" w:eastAsia="Consolas" w:hAnsi="Consolas" w:cs="Consolas"/>
+          <w:color w:val="1A1A1A"/>
+          <w:sz w:val="19"/>
+          <w:szCs w:val="19"/>
+        </w:rPr>
+        <w:t xml:space="preserve">cloud</w:t>
+      </w:r>
+      <w:r>
+        <w:t xml:space="preserve"> takes its readings from InfluxDB Cloud: readings that some sensor already has there, whether a Notecard sensor written by the Path C Worker or a LoRa sensor synced up by another station. tidecloud.py's CloudReader selects them by the sensor's three-letter ID, so </w:t>
+      </w:r>
+      <w:r>
+        <w:rPr>
+          <w:rFonts w:ascii="Consolas" w:eastAsia="Consolas" w:hAnsi="Consolas" w:cs="Consolas"/>
+          <w:color w:val="1A1A1A"/>
+          <w:sz w:val="19"/>
+          <w:szCs w:val="19"/>
+        </w:rPr>
+        <w:t xml:space="preserve">STATIONn_SENSOR_ID</w:t>
+      </w:r>
+      <w:r>
+        <w:t xml:space="preserve"> must be set for every </w:t>
+      </w:r>
+      <w:r>
+        <w:rPr>
+          <w:rFonts w:ascii="Consolas" w:eastAsia="Consolas" w:hAnsi="Consolas" w:cs="Consolas"/>
+          <w:color w:val="1A1A1A"/>
+          <w:sz w:val="19"/>
+          <w:szCs w:val="19"/>
+        </w:rPr>
+        <w:t xml:space="preserve">cloud</w:t>
+      </w:r>
+      <w:r>
+        <w:t xml:space="preserve"> slot. This lets a station show and alert on a sensor it has no radio or Notehub link to.</w:t>
+      </w:r>
+    </w:p>
+    <w:p>
+      <w:pPr>
+        <w:spacing w:before="60" w:after="100"/>
+        <w:jc w:val="both"/>
+      </w:pPr>
+      <w:r>
+        <w:t xml:space="preserve">The read never holds up the main loop. At the start of each minute tide.py starts a query on a background thread and carries on; on each five-second cycle it collects any finished results. Each query asks only for readings newer than the newest one already stored for that sensor, so a report is picked up whole however long the sensor waited between reports, and once an hour the query covers the last 24 hours to catch a report that arrived out of order. Every new reading is stored and alert-checked exactly as a Notecard reading is (Path B), in both tides.db and local InfluxDB. Cloud slots are left out of the station's own cloud sync (Section 6.2), since their readings came from there.</w:t>
+      </w:r>
+    </w:p>
+    <w:p>
+      <w:pPr>
         <w:pBdr>
           <w:left w:val="single" w:sz="24" w:space="0" w:color="1F5C8B"/>
         </w:pBdr>
@@ -6173,7 +5102,43 @@
         <w:t xml:space="preserve">NOTE: </w:t>
       </w:r>
       <w:r>
-        <w:t xml:space="preserve">Paths A and B share nothing between the sensor and tide.py: not the hardware, the transport, or the software module. They meet at the same point, DbManage.insert_tide() in tidedatabase.py, and are handled identically from there on. Earlier versions of this manual referred to a SENSOR_SOURCE setting in tide.env; it is no longer used, and the per-slot link type in iparams has replaced it.</w:t>
+        <w:t xml:space="preserve">Paths A, B and D share nothing between the sensor and tide.py: not the hardware, the transport, or the software module. They meet at the same point, DbManage.insert_tide() in tidedatabase.py, and are handled identically from there on. Earlier versions of this manual referred to a SENSOR_SOURCE setting in tide.env, and later to a link type in the iparams table (</w:t>
+      </w:r>
+      <w:r>
+        <w:rPr>
+          <w:rFonts w:ascii="Consolas" w:eastAsia="Consolas" w:hAnsi="Consolas" w:cs="Consolas"/>
+          <w:color w:val="1A1A1A"/>
+          <w:sz w:val="19"/>
+          <w:szCs w:val="19"/>
+        </w:rPr>
+        <w:t xml:space="preserve">s1type</w:t>
+      </w:r>
+      <w:r>
+        <w:t xml:space="preserve">–</w:t>
+      </w:r>
+      <w:r>
+        <w:rPr>
+          <w:rFonts w:ascii="Consolas" w:eastAsia="Consolas" w:hAnsi="Consolas" w:cs="Consolas"/>
+          <w:color w:val="1A1A1A"/>
+          <w:sz w:val="19"/>
+          <w:szCs w:val="19"/>
+        </w:rPr>
+        <w:t xml:space="preserve">s3type</w:t>
+      </w:r>
+      <w:r>
+        <w:t xml:space="preserve">); both are replaced by </w:t>
+      </w:r>
+      <w:r>
+        <w:rPr>
+          <w:rFonts w:ascii="Consolas" w:eastAsia="Consolas" w:hAnsi="Consolas" w:cs="Consolas"/>
+          <w:color w:val="1A1A1A"/>
+          <w:sz w:val="19"/>
+          <w:szCs w:val="19"/>
+        </w:rPr>
+        <w:t xml:space="preserve">STATIONn_TYPE</w:t>
+      </w:r>
+      <w:r>
+        <w:t xml:space="preserve"> in tide.env, and drop_iparams_types.py removes the old iparams columns (Section 5.3).</w:t>
       </w:r>
     </w:p>
     <w:p>
@@ -6255,13 +5220,17 @@
       </w:pPr>
       <w:r>
         <w:rPr>
+          <w:rFonts w:ascii="Arial" w:eastAsia="Arial" w:hAnsi="Arial" w:cs="Arial"/>
           <w:b/>
           <w:bCs/>
+          <w:color w:val="222222"/>
+          <w:sz w:val="21"/>
+          <w:szCs w:val="21"/>
         </w:rPr>
         <w:t xml:space="preserve">InfluxDB:</w:t>
       </w:r>
       <w:r>
-        <w:t xml:space="preserve"> the reading is queued for the local InfluxDB 3 Core database and written by a background thread, so a slow database write never delays the main loop or a Notehub response (Section 6.2).</w:t>
+        <w:t xml:space="preserve"> the reading is queued for the local InfluxDB 3 Core database and written by a background thread, in batches of up to 500, so a slow database write never delays the main loop or a Notehub response (Section 6.2).</w:t>
       </w:r>
     </w:p>
     <w:p>
@@ -6295,13 +5264,17 @@
       </w:pPr>
       <w:r>
         <w:rPr>
+          <w:rFonts w:ascii="Arial" w:eastAsia="Arial" w:hAnsi="Arial" w:cs="Arial"/>
           <w:b/>
           <w:bCs/>
+          <w:color w:val="222222"/>
+          <w:sz w:val="21"/>
+          <w:szCs w:val="21"/>
         </w:rPr>
         <w:t xml:space="preserve">Alerts:</w:t>
       </w:r>
       <w:r>
-        <w:t xml:space="preserve"> readings from the station's primary sensor are checked against subscriber thresholds: once a minute for a LoRa sensor, and for every reading in the batch for a Notecard sensor (Section 9.3).</w:t>
+        <w:t xml:space="preserve"> readings from the station's primary sensor are checked against subscriber thresholds: once a minute for a LoRa sensor, and for every reading in the batch for a Notecard or cloud sensor (Section 9.3).</w:t>
       </w:r>
     </w:p>
     <w:p>
@@ -6315,13 +5288,17 @@
       </w:pPr>
       <w:r>
         <w:rPr>
+          <w:rFonts w:ascii="Arial" w:eastAsia="Arial" w:hAnsi="Arial" w:cs="Arial"/>
           <w:b/>
           <w:bCs/>
+          <w:color w:val="222222"/>
+          <w:sz w:val="21"/>
+          <w:szCs w:val="21"/>
         </w:rPr>
         <w:t xml:space="preserve">Cloud:</w:t>
       </w:r>
       <w:r>
-        <w:t xml:space="preserve"> every 15 minutes, readings not yet sent are pushed to InfluxDB Cloud.</w:t>
+        <w:t xml:space="preserve"> every 15 minutes, readings not yet sent are pushed to InfluxDB Cloud, except those of cloud slots.</w:t>
       </w:r>
     </w:p>
     <w:p>
@@ -6506,7 +5483,7 @@
                 <w:sz w:val="20"/>
                 <w:szCs w:val="20"/>
               </w:rPr>
-              <w:t xml:space="preserve">Read the LoRa serial port(s); check for queued Notehub events.</w:t>
+              <w:t xml:space="preserve">Read the LoRa serial port(s); check for queued Notehub events; collect finished InfluxDB Cloud reads (Path D).</w:t>
             </w:r>
           </w:p>
         </w:tc>
@@ -6653,7 +5630,7 @@
                 <w:sz w:val="20"/>
                 <w:szCs w:val="20"/>
               </w:rPr>
-              <w:t xml:space="preserve">Fetch NDBC buoy and marine observations.</w:t>
+              <w:t xml:space="preserve">Fetch NDBC buoy and marine observations, keeping each buoy report as its own row in ndbcdata (Section 6.1).</w:t>
             </w:r>
           </w:p>
         </w:tc>
@@ -6947,7 +5924,7 @@
                 <w:sz w:val="20"/>
                 <w:szCs w:val="20"/>
               </w:rPr>
-              <w:t xml:space="preserve">Reload iparams; read the last 24 hours from InfluxDB; update the Tk display and tide.html; at the top of the hour, regenerate the NWS forecast; run the out-of-service check; check LoRa alerts.</w:t>
+              <w:t xml:space="preserve">Start the next InfluxDB Cloud read for cloud slots; reload iparams; read the last 24 hours from InfluxDB; update the Tk display and tide.html; at the top of the hour, regenerate the NWS forecast; run the out-of-service check; check LoRa alerts.</w:t>
             </w:r>
           </w:p>
         </w:tc>
@@ -8192,7 +7169,7 @@
                 <w:sz w:val="20"/>
                 <w:szCs w:val="20"/>
               </w:rPr>
-              <w:t xml:space="preserve">ReadSensor (LoRa serial packets), GetWeather (OpenWeatherMap current weather and NDBC buoy observations), and GetNOAA (tide predictions).</w:t>
+              <w:t xml:space="preserve">ReadSensor (LoRa serial packets), GetWeather (OpenWeatherMap current weather, and NDBC buoy observations including the buoy's recent report history), and GetNOAA (tide predictions).</w:t>
             </w:r>
           </w:p>
         </w:tc>
@@ -8268,7 +7245,7 @@
                 <w:sz w:val="20"/>
                 <w:szCs w:val="20"/>
               </w:rPr>
-              <w:t xml:space="preserve">tidealerts.py</w:t>
+              <w:t xml:space="preserve">tidesensors.py</w:t>
             </w:r>
           </w:p>
         </w:tc>
@@ -8290,7 +7267,23 @@
                 <w:sz w:val="20"/>
                 <w:szCs w:val="20"/>
               </w:rPr>
-              <w:t xml:space="preserve">TideAlerts: checks subscriber thresholds and tracks alert state (Section 9).</w:t>
+              <w:t xml:space="preserve">Sensor slot types: reads </w:t>
+            </w:r>
+            <w:r>
+              <w:rPr>
+                <w:rFonts w:ascii="Consolas" w:eastAsia="Consolas" w:hAnsi="Consolas" w:cs="Consolas"/>
+                <w:color w:val="1A1A1A"/>
+                <w:sz w:val="19"/>
+                <w:szCs w:val="19"/>
+              </w:rPr>
+              <w:t xml:space="preserve">STATIONn_TYPE</w:t>
+            </w:r>
+            <w:r>
+              <w:rPr>
+                <w:sz w:val="20"/>
+                <w:szCs w:val="20"/>
+              </w:rPr>
+              <w:t xml:space="preserve"> from tide.env and checks them at startup, and the shared code that stores and alert-checks a batch of Notecard or cloud readings.</w:t>
             </w:r>
           </w:p>
         </w:tc>
@@ -8317,7 +7310,7 @@
                 <w:sz w:val="20"/>
                 <w:szCs w:val="20"/>
               </w:rPr>
-              <w:t xml:space="preserve">tidepredict.py</w:t>
+              <w:t xml:space="preserve">tidecloud.py</w:t>
             </w:r>
           </w:p>
         </w:tc>
@@ -8339,7 +7332,7 @@
                 <w:sz w:val="20"/>
                 <w:szCs w:val="20"/>
               </w:rPr>
-              <w:t xml:space="preserve">Turns NOAA's high/low predictions into a one-minute predicted-tide curve.</w:t>
+              <w:t xml:space="preserve">CloudReader: reads cloud slots from InfluxDB Cloud on a background thread (Section 3.2, Path D).</w:t>
             </w:r>
           </w:p>
         </w:tc>
@@ -8366,7 +7359,7 @@
                 <w:sz w:val="20"/>
                 <w:szCs w:val="20"/>
               </w:rPr>
-              <w:t xml:space="preserve">tideprocess.py</w:t>
+              <w:t xml:space="preserve">tidealerts.py</w:t>
             </w:r>
           </w:p>
         </w:tc>
@@ -8388,7 +7381,7 @@
                 <w:sz w:val="20"/>
                 <w:szCs w:val="20"/>
               </w:rPr>
-              <w:t xml:space="preserve">Finds the measured highs and lows used for the high/low markers on the display and web page.</w:t>
+              <w:t xml:space="preserve">TideAlerts: checks subscriber thresholds and tracks alert state (Section 9).</w:t>
             </w:r>
           </w:p>
         </w:tc>
@@ -8415,7 +7408,7 @@
                 <w:sz w:val="20"/>
                 <w:szCs w:val="20"/>
               </w:rPr>
-              <w:t xml:space="preserve">tidehtml.py</w:t>
+              <w:t xml:space="preserve">tidepredict.py</w:t>
             </w:r>
           </w:p>
         </w:tc>
@@ -8437,7 +7430,7 @@
                 <w:sz w:val="20"/>
                 <w:szCs w:val="20"/>
               </w:rPr>
-              <w:t xml:space="preserve">Generates tide.html, the station's main tide and weather page.</w:t>
+              <w:t xml:space="preserve">Turns NOAA's high/low predictions into a one-minute predicted-tide curve.</w:t>
             </w:r>
           </w:p>
         </w:tc>
@@ -8464,7 +7457,7 @@
                 <w:sz w:val="20"/>
                 <w:szCs w:val="20"/>
               </w:rPr>
-              <w:t xml:space="preserve">tidewxhtml.py</w:t>
+              <w:t xml:space="preserve">tideprocess.py</w:t>
             </w:r>
           </w:p>
         </w:tc>
@@ -8486,7 +7479,7 @@
                 <w:sz w:val="20"/>
                 <w:szCs w:val="20"/>
               </w:rPr>
-              <w:t xml:space="preserve">Generates the National Weather Service forecast and marine forecast section of tide.html.</w:t>
+              <w:t xml:space="preserve">Finds the measured highs and lows used for the high/low markers on the display and web page.</w:t>
             </w:r>
           </w:p>
         </w:tc>
@@ -8513,7 +7506,7 @@
                 <w:sz w:val="20"/>
                 <w:szCs w:val="20"/>
               </w:rPr>
-              <w:t xml:space="preserve">tidedisplay.py</w:t>
+              <w:t xml:space="preserve">tidehtml.py</w:t>
             </w:r>
           </w:p>
         </w:tc>
@@ -8535,23 +7528,7 @@
                 <w:sz w:val="20"/>
                 <w:szCs w:val="20"/>
               </w:rPr>
-              <w:t xml:space="preserve">The local Tk display, started by tide.py unless the </w:t>
-            </w:r>
-            <w:r>
-              <w:rPr>
-                <w:rFonts w:ascii="Consolas" w:eastAsia="Consolas" w:hAnsi="Consolas" w:cs="Consolas"/>
-                <w:color w:val="1A1A1A"/>
-                <w:sz w:val="19"/>
-                <w:szCs w:val="19"/>
-              </w:rPr>
-              <w:t xml:space="preserve">notk</w:t>
-            </w:r>
-            <w:r>
-              <w:rPr>
-                <w:sz w:val="20"/>
-                <w:szCs w:val="20"/>
-              </w:rPr>
-              <w:t xml:space="preserve"> argument is given.</w:t>
+              <w:t xml:space="preserve">Generates tide.html, the station's main tide and weather page.</w:t>
             </w:r>
           </w:p>
         </w:tc>
@@ -8578,7 +7555,7 @@
                 <w:sz w:val="20"/>
                 <w:szCs w:val="20"/>
               </w:rPr>
-              <w:t xml:space="preserve">tideplot.py</w:t>
+              <w:t xml:space="preserve">tidewxhtml.py</w:t>
             </w:r>
           </w:p>
         </w:tc>
@@ -8600,7 +7577,7 @@
                 <w:sz w:val="20"/>
                 <w:szCs w:val="20"/>
               </w:rPr>
-              <w:t xml:space="preserve">Renders the historical plot page. Runs from cron to publish tideplot.html, and as tideplot.cgi (a symlink) for custom plots on request.</w:t>
+              <w:t xml:space="preserve">Generates the National Weather Service forecast and marine forecast section of tide.html.</w:t>
             </w:r>
           </w:p>
         </w:tc>
@@ -8627,6 +7604,120 @@
                 <w:sz w:val="20"/>
                 <w:szCs w:val="20"/>
               </w:rPr>
+              <w:t xml:space="preserve">tidedisplay.py</w:t>
+            </w:r>
+          </w:p>
+        </w:tc>
+        <w:tc>
+          <w:tcPr>
+            <w:tcW w:w="6850" w:type="dxa"/>
+            <w:shd w:val="clear" w:color="auto" w:fill="FFFFFF"/>
+            <w:tcMar>
+              <w:top w:w="50" w:type="dxa"/>
+              <w:left w:w="100" w:type="dxa"/>
+              <w:bottom w:w="50" w:type="dxa"/>
+              <w:right w:w="100" w:type="dxa"/>
+            </w:tcMar>
+            <w:vAlign w:val="center"/>
+          </w:tcPr>
+          <w:p>
+            <w:r>
+              <w:rPr>
+                <w:sz w:val="20"/>
+                <w:szCs w:val="20"/>
+              </w:rPr>
+              <w:t xml:space="preserve">The local Tk display, started by tide.py unless the </w:t>
+            </w:r>
+            <w:r>
+              <w:rPr>
+                <w:rFonts w:ascii="Consolas" w:eastAsia="Consolas" w:hAnsi="Consolas" w:cs="Consolas"/>
+                <w:color w:val="1A1A1A"/>
+                <w:sz w:val="19"/>
+                <w:szCs w:val="19"/>
+              </w:rPr>
+              <w:t xml:space="preserve">notk</w:t>
+            </w:r>
+            <w:r>
+              <w:rPr>
+                <w:sz w:val="20"/>
+                <w:szCs w:val="20"/>
+              </w:rPr>
+              <w:t xml:space="preserve"> argument is given.</w:t>
+            </w:r>
+          </w:p>
+        </w:tc>
+      </w:tr>
+      <w:tr>
+        <w:trPr>
+          <w:cantSplit/>
+        </w:trPr>
+        <w:tc>
+          <w:tcPr>
+            <w:tcW w:w="2500" w:type="dxa"/>
+            <w:shd w:val="clear" w:color="auto" w:fill="FFFFFF"/>
+            <w:tcMar>
+              <w:top w:w="50" w:type="dxa"/>
+              <w:left w:w="100" w:type="dxa"/>
+              <w:bottom w:w="50" w:type="dxa"/>
+              <w:right w:w="100" w:type="dxa"/>
+            </w:tcMar>
+            <w:vAlign w:val="center"/>
+          </w:tcPr>
+          <w:p>
+            <w:r>
+              <w:rPr>
+                <w:sz w:val="20"/>
+                <w:szCs w:val="20"/>
+              </w:rPr>
+              <w:t xml:space="preserve">tideplot.py</w:t>
+            </w:r>
+          </w:p>
+        </w:tc>
+        <w:tc>
+          <w:tcPr>
+            <w:tcW w:w="6850" w:type="dxa"/>
+            <w:shd w:val="clear" w:color="auto" w:fill="FFFFFF"/>
+            <w:tcMar>
+              <w:top w:w="50" w:type="dxa"/>
+              <w:left w:w="100" w:type="dxa"/>
+              <w:bottom w:w="50" w:type="dxa"/>
+              <w:right w:w="100" w:type="dxa"/>
+            </w:tcMar>
+            <w:vAlign w:val="center"/>
+          </w:tcPr>
+          <w:p>
+            <w:r>
+              <w:rPr>
+                <w:sz w:val="20"/>
+                <w:szCs w:val="20"/>
+              </w:rPr>
+              <w:t xml:space="preserve">Renders the historical plot page (Section 8.1). Runs from cron to publish tideplot.html, and as tideplot.cgi (a symlink) for custom plots on request.</w:t>
+            </w:r>
+          </w:p>
+        </w:tc>
+      </w:tr>
+      <w:tr>
+        <w:trPr>
+          <w:cantSplit/>
+        </w:trPr>
+        <w:tc>
+          <w:tcPr>
+            <w:tcW w:w="2500" w:type="dxa"/>
+            <w:shd w:val="clear" w:color="auto" w:fill="FFFFFF"/>
+            <w:tcMar>
+              <w:top w:w="50" w:type="dxa"/>
+              <w:left w:w="100" w:type="dxa"/>
+              <w:bottom w:w="50" w:type="dxa"/>
+              <w:right w:w="100" w:type="dxa"/>
+            </w:tcMar>
+            <w:vAlign w:val="center"/>
+          </w:tcPr>
+          <w:p>
+            <w:r>
+              <w:rPr>
+                <w:sz w:val="20"/>
+                <w:szCs w:val="20"/>
+              </w:rPr>
               <w:t xml:space="preserve">tidecrypto.py</w:t>
             </w:r>
           </w:p>
@@ -8650,6 +7741,71 @@
                 <w:szCs w:val="20"/>
               </w:rPr>
               <w:t xml:space="preserve">Loads the encryption keys and handles password hashing and verification (Section 7). Symlinked into cgi-bin for the CGI scripts.</w:t>
+            </w:r>
+          </w:p>
+        </w:tc>
+      </w:tr>
+      <w:tr>
+        <w:trPr>
+          <w:cantSplit/>
+        </w:trPr>
+        <w:tc>
+          <w:tcPr>
+            <w:tcW w:w="2500" w:type="dxa"/>
+            <w:shd w:val="clear" w:color="auto" w:fill="FFFFFF"/>
+            <w:tcMar>
+              <w:top w:w="50" w:type="dxa"/>
+              <w:left w:w="100" w:type="dxa"/>
+              <w:bottom w:w="50" w:type="dxa"/>
+              <w:right w:w="100" w:type="dxa"/>
+            </w:tcMar>
+            <w:vAlign w:val="center"/>
+          </w:tcPr>
+          <w:p>
+            <w:r>
+              <w:rPr>
+                <w:sz w:val="20"/>
+                <w:szCs w:val="20"/>
+              </w:rPr>
+              <w:t xml:space="preserve">tidetime.py</w:t>
+            </w:r>
+          </w:p>
+        </w:tc>
+        <w:tc>
+          <w:tcPr>
+            <w:tcW w:w="6850" w:type="dxa"/>
+            <w:shd w:val="clear" w:color="auto" w:fill="FFFFFF"/>
+            <w:tcMar>
+              <w:top w:w="50" w:type="dxa"/>
+              <w:left w:w="100" w:type="dxa"/>
+              <w:bottom w:w="50" w:type="dxa"/>
+              <w:right w:w="100" w:type="dxa"/>
+            </w:tcMar>
+            <w:vAlign w:val="center"/>
+          </w:tcPr>
+          <w:p>
+            <w:r>
+              <w:rPr>
+                <w:sz w:val="20"/>
+                <w:szCs w:val="20"/>
+              </w:rPr>
+              <w:t xml:space="preserve">Formats clock times for display (12- or 24-hour, by </w:t>
+            </w:r>
+            <w:r>
+              <w:rPr>
+                <w:rFonts w:ascii="Consolas" w:eastAsia="Consolas" w:hAnsi="Consolas" w:cs="Consolas"/>
+                <w:color w:val="1A1A1A"/>
+                <w:sz w:val="19"/>
+                <w:szCs w:val="19"/>
+              </w:rPr>
+              <w:t xml:space="preserve">12H_TIME</w:t>
+            </w:r>
+            <w:r>
+              <w:rPr>
+                <w:sz w:val="20"/>
+                <w:szCs w:val="20"/>
+              </w:rPr>
+              <w:t xml:space="preserve"> in tide.env) for the Tk display, web pages and alert messages. Has no other project imports, so tideplot.py can use it as a CGI script.</w:t>
             </w:r>
           </w:p>
         </w:tc>
@@ -9484,7 +8640,7 @@
                 <w:sz w:val="20"/>
                 <w:szCs w:val="20"/>
               </w:rPr>
-              <w:t xml:space="preserve">Interactive sensor setup for a new tides.db: which sensors are installed, their type and calibration, and which is primary. Run by install.sh on a new database only.</w:t>
+              <w:t xml:space="preserve">Interactive sensor setup for a new tides.db: which sensors are installed, their calibration, and which is primary. Each sensor's type is set in tide.env, not here. Run by install.sh on a new database only.</w:t>
             </w:r>
           </w:p>
         </w:tc>
@@ -9533,7 +8689,136 @@
                 <w:sz w:val="20"/>
                 <w:szCs w:val="20"/>
               </w:rPr>
-              <w:t xml:space="preserve">Reports gaps in sensor reporting from the SQLite sensors table, grouped by length. Mainly for checking LoRa reception.</w:t>
+              <w:t xml:space="preserve">Reports gaps in sensor reporting from the SQLite sensors table, grouped by length, for the enabled </w:t>
+            </w:r>
+            <w:r>
+              <w:rPr>
+                <w:rFonts w:ascii="Consolas" w:eastAsia="Consolas" w:hAnsi="Consolas" w:cs="Consolas"/>
+                <w:color w:val="1A1A1A"/>
+                <w:sz w:val="19"/>
+                <w:szCs w:val="19"/>
+              </w:rPr>
+              <w:t xml:space="preserve">lora</w:t>
+            </w:r>
+            <w:r>
+              <w:rPr>
+                <w:sz w:val="20"/>
+                <w:szCs w:val="20"/>
+              </w:rPr>
+              <w:t xml:space="preserve"> slots. Mainly for checking LoRa reception.</w:t>
+            </w:r>
+          </w:p>
+        </w:tc>
+      </w:tr>
+      <w:tr>
+        <w:trPr>
+          <w:cantSplit/>
+        </w:trPr>
+        <w:tc>
+          <w:tcPr>
+            <w:tcW w:w="2500" w:type="dxa"/>
+            <w:shd w:val="clear" w:color="auto" w:fill="FFFFFF"/>
+            <w:tcMar>
+              <w:top w:w="50" w:type="dxa"/>
+              <w:left w:w="100" w:type="dxa"/>
+              <w:bottom w:w="50" w:type="dxa"/>
+              <w:right w:w="100" w:type="dxa"/>
+            </w:tcMar>
+            <w:vAlign w:val="center"/>
+          </w:tcPr>
+          <w:p>
+            <w:r>
+              <w:rPr>
+                <w:sz w:val="20"/>
+                <w:szCs w:val="20"/>
+              </w:rPr>
+              <w:t xml:space="preserve">drop_iparams_types.py</w:t>
+            </w:r>
+          </w:p>
+        </w:tc>
+        <w:tc>
+          <w:tcPr>
+            <w:tcW w:w="6850" w:type="dxa"/>
+            <w:shd w:val="clear" w:color="auto" w:fill="FFFFFF"/>
+            <w:tcMar>
+              <w:top w:w="50" w:type="dxa"/>
+              <w:left w:w="100" w:type="dxa"/>
+              <w:bottom w:w="50" w:type="dxa"/>
+              <w:right w:w="100" w:type="dxa"/>
+            </w:tcMar>
+            <w:vAlign w:val="center"/>
+          </w:tcPr>
+          <w:p>
+            <w:r>
+              <w:rPr>
+                <w:sz w:val="20"/>
+                <w:szCs w:val="20"/>
+              </w:rPr>
+              <w:t xml:space="preserve">Removes the unused </w:t>
+            </w:r>
+            <w:r>
+              <w:rPr>
+                <w:rFonts w:ascii="Consolas" w:eastAsia="Consolas" w:hAnsi="Consolas" w:cs="Consolas"/>
+                <w:color w:val="1A1A1A"/>
+                <w:sz w:val="19"/>
+                <w:szCs w:val="19"/>
+              </w:rPr>
+              <w:t xml:space="preserve">s1type</w:t>
+            </w:r>
+            <w:r>
+              <w:rPr>
+                <w:sz w:val="20"/>
+                <w:szCs w:val="20"/>
+              </w:rPr>
+              <w:t xml:space="preserve">–</w:t>
+            </w:r>
+            <w:r>
+              <w:rPr>
+                <w:rFonts w:ascii="Consolas" w:eastAsia="Consolas" w:hAnsi="Consolas" w:cs="Consolas"/>
+                <w:color w:val="1A1A1A"/>
+                <w:sz w:val="19"/>
+                <w:szCs w:val="19"/>
+              </w:rPr>
+              <w:t xml:space="preserve">s3type</w:t>
+            </w:r>
+            <w:r>
+              <w:rPr>
+                <w:sz w:val="20"/>
+                <w:szCs w:val="20"/>
+              </w:rPr>
+              <w:t xml:space="preserve"> columns from iparams, keeping every other column in place. Checks that tide.env has all three </w:t>
+            </w:r>
+            <w:r>
+              <w:rPr>
+                <w:rFonts w:ascii="Consolas" w:eastAsia="Consolas" w:hAnsi="Consolas" w:cs="Consolas"/>
+                <w:color w:val="1A1A1A"/>
+                <w:sz w:val="19"/>
+                <w:szCs w:val="19"/>
+              </w:rPr>
+              <w:t xml:space="preserve">STATIONn_TYPE</w:t>
+            </w:r>
+            <w:r>
+              <w:rPr>
+                <w:sz w:val="20"/>
+                <w:szCs w:val="20"/>
+              </w:rPr>
+              <w:t xml:space="preserve"> lines and that they match, refuses while tide.py is running, and backs up tides.db first. Run once per station, with tide.py stopped; </w:t>
+            </w:r>
+            <w:r>
+              <w:rPr>
+                <w:rFonts w:ascii="Consolas" w:eastAsia="Consolas" w:hAnsi="Consolas" w:cs="Consolas"/>
+                <w:color w:val="1A1A1A"/>
+                <w:sz w:val="19"/>
+                <w:szCs w:val="19"/>
+              </w:rPr>
+              <w:t xml:space="preserve">--dry-run</w:t>
+            </w:r>
+            <w:r>
+              <w:rPr>
+                <w:sz w:val="20"/>
+                <w:szCs w:val="20"/>
+              </w:rPr>
+              <w:t xml:space="preserve"> shows what it would do.</w:t>
             </w:r>
           </w:p>
         </w:tc>
@@ -10090,7 +9375,39 @@
                 <w:sz w:val="20"/>
                 <w:szCs w:val="20"/>
               </w:rPr>
-              <w:t xml:space="preserve">Station configuration, one row: the primary sensor (stationid), each sensor slot's calibration height (station1cal–station3cal), enabled flag (s1enable–s3enable) and link type (s1type–s3type: lora or note), plus debug, tide_only (no weather) and alert-suppression flags. Set up by configure_iparams.py and re-read by tide.py every minute.</w:t>
+              <w:t xml:space="preserve">Station configuration, one row: the primary sensor (stationid), each sensor slot's calibration height (station1cal–station3cal) and enabled flag (s1enable–s3enable), plus debug, tide_only (no weather) and alert-suppression flags. Set up by configure_iparams.py and re-read by tide.py every minute. Each slot's type is in tide.env, not here; older databases may still have unused </w:t>
+            </w:r>
+            <w:r>
+              <w:rPr>
+                <w:rFonts w:ascii="Consolas" w:eastAsia="Consolas" w:hAnsi="Consolas" w:cs="Consolas"/>
+                <w:color w:val="1A1A1A"/>
+                <w:sz w:val="19"/>
+                <w:szCs w:val="19"/>
+              </w:rPr>
+              <w:t xml:space="preserve">s1type</w:t>
+            </w:r>
+            <w:r>
+              <w:rPr>
+                <w:sz w:val="20"/>
+                <w:szCs w:val="20"/>
+              </w:rPr>
+              <w:t xml:space="preserve">–</w:t>
+            </w:r>
+            <w:r>
+              <w:rPr>
+                <w:rFonts w:ascii="Consolas" w:eastAsia="Consolas" w:hAnsi="Consolas" w:cs="Consolas"/>
+                <w:color w:val="1A1A1A"/>
+                <w:sz w:val="19"/>
+                <w:szCs w:val="19"/>
+              </w:rPr>
+              <w:t xml:space="preserve">s3type</w:t>
+            </w:r>
+            <w:r>
+              <w:rPr>
+                <w:sz w:val="20"/>
+                <w:szCs w:val="20"/>
+              </w:rPr>
+              <w:t xml:space="preserve"> columns until drop_iparams_types.py removes them.</w:t>
             </w:r>
           </w:p>
         </w:tc>
@@ -10215,7 +9532,7 @@
                 <w:sz w:val="20"/>
                 <w:szCs w:val="20"/>
               </w:rPr>
-              <w:t xml:space="preserve">wxdata / ndbcdata</w:t>
+              <w:t xml:space="preserve">wxdata</w:t>
             </w:r>
           </w:p>
         </w:tc>
@@ -10237,7 +9554,56 @@
                 <w:sz w:val="20"/>
                 <w:szCs w:val="20"/>
               </w:rPr>
-              <w:t xml:space="preserve">The latest local weather (OpenWeatherMap) and NDBC buoy observations.</w:t>
+              <w:t xml:space="preserve">The latest local weather (OpenWeatherMap).</w:t>
+            </w:r>
+          </w:p>
+        </w:tc>
+      </w:tr>
+      <w:tr>
+        <w:trPr>
+          <w:cantSplit/>
+        </w:trPr>
+        <w:tc>
+          <w:tcPr>
+            <w:tcW w:w="1700" w:type="dxa"/>
+            <w:shd w:val="clear" w:color="auto" w:fill="FFFFFF"/>
+            <w:tcMar>
+              <w:top w:w="50" w:type="dxa"/>
+              <w:left w:w="100" w:type="dxa"/>
+              <w:bottom w:w="50" w:type="dxa"/>
+              <w:right w:w="100" w:type="dxa"/>
+            </w:tcMar>
+            <w:vAlign w:val="center"/>
+          </w:tcPr>
+          <w:p>
+            <w:r>
+              <w:rPr>
+                <w:sz w:val="20"/>
+                <w:szCs w:val="20"/>
+              </w:rPr>
+              <w:t xml:space="preserve">ndbcdata</w:t>
+            </w:r>
+          </w:p>
+        </w:tc>
+        <w:tc>
+          <w:tcPr>
+            <w:tcW w:w="7650" w:type="dxa"/>
+            <w:shd w:val="clear" w:color="auto" w:fill="FFFFFF"/>
+            <w:tcMar>
+              <w:top w:w="50" w:type="dxa"/>
+              <w:left w:w="100" w:type="dxa"/>
+              <w:bottom w:w="50" w:type="dxa"/>
+              <w:right w:w="100" w:type="dxa"/>
+            </w:tcMar>
+            <w:vAlign w:val="center"/>
+          </w:tcPr>
+          <w:p>
+            <w:r>
+              <w:rPr>
+                <w:sz w:val="20"/>
+                <w:szCs w:val="20"/>
+              </w:rPr>
+              <w:t xml:space="preserve">NDBC buoy observations, one row per buoy report, keyed by the report's own time. On the first fetch after an upgrade or a new install it is filled with the buoy's recent history (about 45 days). A value the buoy left out of a report is carried forward from its last report in the previous 24 hours. Used for the water temperature plot (Section 8.1) and the water temperature trend in alerts (Section 9.3). Not trimmed (Section 12).</w:t>
             </w:r>
           </w:p>
         </w:tc>
@@ -10501,14 +9867,7 @@
         <w:spacing w:before="20" w:after="40"/>
       </w:pPr>
       <w:r>
-        <w:rPr>
-          <w:b/>
-          <w:bCs/>
-        </w:rPr>
-        <w:t xml:space="preserve">Writes</w:t>
-      </w:r>
-      <w:r>
-        <w:t xml:space="preserve"> use InfluxDB 3's v2-compatible write endpoint (the influxdb-client package), from a background thread in DbManage. A native InfluxDB 3 write path was tried and abandoned: on one station it silently failed to store data. The background thread means a slow write can never stall the main loop or a Notehub response.</w:t>
+        <w:t xml:space="preserve">Writes use InfluxDB 3's v2-compatible write endpoint (the influxdb-client package), from a background thread in DbManage. The thread writes whatever has queued up in batches of up to 500 points, so a backlog (a Notecard batch, a cloud catch-up) is written in a few requests rather than one per reading; if a batch fails it falls back to writing those points one by one. A native InfluxDB 3 write path was tried and abandoned: on one station it silently failed to store data. The background thread means a slow write can never stall the main loop or a Notehub response.</w:t>
       </w:r>
     </w:p>
     <w:p>
@@ -10550,6 +9909,27 @@
       </w:r>
       <w:r>
         <w:t xml:space="preserve">Some stations upgraded from InfluxDB v2 still have the old v2 server installed, with its historical data, on port 8086. tide.py no longer uses it. It is kept only so that the older data can still be queried.</w:t>
+      </w:r>
+    </w:p>
+    <w:p>
+      <w:pPr>
+        <w:pBdr>
+          <w:left w:val="single" w:sz="24" w:space="0" w:color="1F5C8B"/>
+        </w:pBdr>
+        <w:shd w:val="clear" w:color="auto" w:fill="D6E8F5"/>
+        <w:spacing w:before="100" w:after="140"/>
+        <w:ind w:left="200"/>
+      </w:pPr>
+      <w:r>
+        <w:rPr>
+          <w:b/>
+          <w:bCs/>
+          <w:color w:val="1F5C8B"/>
+        </w:rPr>
+        <w:t xml:space="preserve">NOTE: </w:t>
+      </w:r>
+      <w:r>
+        <w:t xml:space="preserve">InfluxDB 3 Core refuses a query that would read more than 432 data (Parquet) files, reporting "Query would scan N Parquet files, exceeding the file limit". The limit is roughly three days of data. tide.py's own queries stay within it; an ad hoc query over a longer period should be split into shorter time ranges.</w:t>
       </w:r>
     </w:p>
     <w:p>
@@ -11800,7 +11180,7 @@
         <w:jc w:val="both"/>
       </w:pPr>
       <w:r>
-        <w:t xml:space="preserve">Every 15 minutes, sync_influxdb_cloud() reads the local readings newer than a saved timestamp, the watermark, and writes them to the cloud:</w:t>
+        <w:t xml:space="preserve">Every 15 minutes, sync_influxdb_cloud() reads local readings newer than a saved timestamp, the watermark, and writes them to the cloud:</w:t>
       </w:r>
     </w:p>
     <w:p>
@@ -11825,7 +11205,7 @@
         <w:t xml:space="preserve">.cloud_sync_watermark</w:t>
       </w:r>
       <w:r>
-        <w:t xml:space="preserve"> in the tidegauge directory, so it survives restarts. Without it, the next sync starts from the beginning and re-sends the station's whole history.</w:t>
+        <w:t xml:space="preserve"> in the tidegauge directory, so it survives restarts. Each sync reads at most 12 hours past the watermark, keeping the query well within InfluxDB 3 Core's file limit; a larger backlog is worked through one 12-hour window per sync. A window with no readings, ending more than an hour ago, just moves the watermark on.</w:t>
       </w:r>
     </w:p>
     <w:p>
@@ -11838,7 +11218,7 @@
         <w:spacing w:before="20" w:after="40"/>
       </w:pPr>
       <w:r>
-        <w:t xml:space="preserve">Readings go in batches of 500 with a short pause between batches, to stay within InfluxDB Cloud's rate limits. The watermark moves forward after each successful batch, so an interrupted sync resumes where it stopped.</w:t>
+        <w:t xml:space="preserve">Without a watermark file (a new station, or one deleted by hand), the sync starts 24 hours back. A watermark more than 7 days old jumps forward to 7 days back, with a warning in the log; readings older than that are not sent.</w:t>
       </w:r>
     </w:p>
     <w:p>
@@ -11851,7 +11231,7 @@
         <w:spacing w:before="20" w:after="40"/>
       </w:pPr>
       <w:r>
-        <w:t xml:space="preserve">Which columns are tags is worked out from sensor_fields.json each time, so the cloud copy always matches the local one.</w:t>
+        <w:t xml:space="preserve">Readings go in batches of 500 with a short pause between batches, to stay within InfluxDB Cloud's rate limits. The watermark moves forward after each successful batch, so an interrupted sync resumes where it stopped.</w:t>
       </w:r>
     </w:p>
     <w:p>
@@ -11864,7 +11244,32 @@
         <w:spacing w:before="20" w:after="40"/>
       </w:pPr>
       <w:r>
-        <w:t xml:space="preserve">Sensor slots with SnCLOUD_ENABLE=false in tide.env are skipped. Use this for a Path C sensor, whose readings already reach the cloud directly from Notehub.</w:t>
+        <w:t xml:space="preserve">Which columns are tags is worked out from sensor_fields.json each time, so the cloud copy always matches the local one.</w:t>
+      </w:r>
+    </w:p>
+    <w:p>
+      <w:pPr>
+        <w:pStyle w:val="ListParagraph"/>
+        <w:numPr>
+          <w:ilvl w:val="0"/>
+          <w:numId w:val="2"/>
+        </w:numPr>
+        <w:spacing w:before="20" w:after="40"/>
+      </w:pPr>
+      <w:r>
+        <w:t xml:space="preserve">Sensor slots with </w:t>
+      </w:r>
+      <w:r>
+        <w:rPr>
+          <w:rFonts w:ascii="Consolas" w:eastAsia="Consolas" w:hAnsi="Consolas" w:cs="Consolas"/>
+          <w:color w:val="1A1A1A"/>
+          <w:sz w:val="19"/>
+          <w:szCs w:val="19"/>
+        </w:rPr>
+        <w:t xml:space="preserve">SnCLOUD_ENABLE=false</w:t>
+      </w:r>
+      <w:r>
+        <w:t xml:space="preserve"> in tide.env are skipped. Use this for a Path C sensor, whose readings already reach the cloud directly from Notehub. Cloud slots (Path D) are always skipped, and when no slot is left to send, the sync does nothing.</w:t>
       </w:r>
     </w:p>
     <w:p>
@@ -13405,7 +12810,23 @@
                 <w:sz w:val="20"/>
                 <w:szCs w:val="20"/>
               </w:rPr>
-              <w:t xml:space="preserve">Generated by tidehtml.py every minute: current tide and weather, the tide curve with high/low markers, and the NWS forecast section from tidewxhtml.py (refreshed hourly).</w:t>
+              <w:t xml:space="preserve">Generated by tidehtml.py every minute: current tide and weather, the tide curve with high/low markers, and the NWS forecast section from tidewxhtml.py (refreshed hourly). Times follow </w:t>
+            </w:r>
+            <w:r>
+              <w:rPr>
+                <w:rFonts w:ascii="Consolas" w:eastAsia="Consolas" w:hAnsi="Consolas" w:cs="Consolas"/>
+                <w:color w:val="1A1A1A"/>
+                <w:sz w:val="19"/>
+                <w:szCs w:val="19"/>
+              </w:rPr>
+              <w:t xml:space="preserve">12H_TIME</w:t>
+            </w:r>
+            <w:r>
+              <w:rPr>
+                <w:sz w:val="20"/>
+                <w:szCs w:val="20"/>
+              </w:rPr>
+              <w:t xml:space="preserve"> in tide.env (2:05 PM, or 14:05 when false); dates are unchanged.</w:t>
             </w:r>
           </w:p>
         </w:tc>
@@ -13454,7 +12875,7 @@
                 <w:sz w:val="20"/>
                 <w:szCs w:val="20"/>
               </w:rPr>
-              <w:t xml:space="preserve">Generated by tideplot.py from cron at :01, :21 and :41: the historical plot page. Custom plots are drawn on request by tideplot.cgi.</w:t>
+              <w:t xml:space="preserve">Generated by tideplot.py from cron at :01, :21 and :41: the historical plot page. Custom plots are drawn on request by tideplot.cgi. The page has the end date, the span in days and Refresh; everything else is in a Plot Options drop-down that opens over the top of the plot: Sensor 1–3, Predicted and Tide Markers (Tide), Wind, Rain, Air Temp and Water Temp (Weather), and BatV 1–3 (Battery). The tide panel is left out when no sensor and no prediction is selected, and its legend lists only what is shown. Water temperature comes from ndbcdata.</w:t>
             </w:r>
           </w:p>
         </w:tc>
@@ -14970,7 +14391,7 @@
                 <w:sz w:val="20"/>
                 <w:szCs w:val="20"/>
               </w:rPr>
-              <w:t xml:space="preserve">Water temperature (from NDBC) reaches the subscriber's value. Re-armed once it has moved 1 °F away.</w:t>
+              <w:t xml:space="preserve">Water temperature (from NDBC) reaches the subscriber's value. Re-armed once it has moved 1 °F away. The message says whether the water is rising, falling or steady, judged day over day: each hour of the last 24 is compared with the same hour the day before, from the ndbcdata report history, so the daily warm-and-cool swing doesn't count as a trend.</w:t>
             </w:r>
           </w:p>
         </w:tc>
@@ -15032,6 +14453,30 @@
       </w:r>
       <w:r>
         <w:t xml:space="preserve"> once for every reading in each batch as it arrives, each with its own timestamp, so a threshold crossed partway through a 15-minute batch is not missed.</w:t>
+      </w:r>
+    </w:p>
+    <w:p>
+      <w:pPr>
+        <w:pStyle w:val="ListParagraph"/>
+        <w:numPr>
+          <w:ilvl w:val="0"/>
+          <w:numId w:val="2"/>
+        </w:numPr>
+        <w:spacing w:before="20" w:after="40"/>
+      </w:pPr>
+      <w:r>
+        <w:rPr>
+          <w:rFonts w:ascii="Arial" w:eastAsia="Arial" w:hAnsi="Arial" w:cs="Arial"/>
+          <w:b/>
+          <w:bCs/>
+          <w:color w:val="222222"/>
+          <w:sz w:val="21"/>
+          <w:szCs w:val="21"/>
+        </w:rPr>
+        <w:t xml:space="preserve">Cloud:</w:t>
+      </w:r>
+      <w:r>
+        <w:t xml:space="preserve"> the same as a Notecard sensor, for every reading each read from InfluxDB Cloud brings in.</w:t>
       </w:r>
     </w:p>
     <w:p>
@@ -16100,6 +15545,27 @@
     </w:p>
     <w:p>
       <w:pPr>
+        <w:spacing w:before="60" w:after="100"/>
+        <w:jc w:val="both"/>
+      </w:pPr>
+      <w:r>
+        <w:t xml:space="preserve">install.sh does not yet set two permissions tideplot.cgi needs: Apache must be able to pass through /home/tide (</w:t>
+      </w:r>
+      <w:r>
+        <w:rPr>
+          <w:rFonts w:ascii="Consolas" w:eastAsia="Consolas" w:hAnsi="Consolas" w:cs="Consolas"/>
+          <w:color w:val="1A1A1A"/>
+          <w:sz w:val="19"/>
+          <w:szCs w:val="19"/>
+        </w:rPr>
+        <w:t xml:space="preserve">chmod 711 /home/tide</w:t>
+      </w:r>
+      <w:r>
+        <w:t xml:space="preserve">), and /var/www/html/tideplot.log must be writable by the tide group (owner tide:tide, mode 664). The Installation Manual (section 4.4) has the commands.</w:t>
+      </w:r>
+    </w:p>
+    <w:p>
+      <w:pPr>
         <w:pStyle w:val="Heading2"/>
         <w:spacing w:before="280" w:after="100"/>
       </w:pPr>
@@ -17196,6 +16662,74 @@
     </w:p>
     <w:p>
       <w:pPr>
+        <w:pStyle w:val="Heading3"/>
+        <w:spacing w:before="200" w:after="80"/>
+      </w:pPr>
+      <w:bookmarkStart w:id="9078" w:name="_Toc909078"/>
+      <w:r>
+        <w:rPr>
+          <w:rFonts w:ascii="Arial" w:eastAsia="Arial" w:hAnsi="Arial" w:cs="Arial"/>
+          <w:b/>
+          <w:bCs/>
+          <w:color w:val="222222"/>
+          <w:sz w:val="21"/>
+          <w:szCs w:val="21"/>
+        </w:rPr>
+        <w:t xml:space="preserve">ndbcdata is not trimmed</w:t>
+      </w:r>
+      <w:bookmarkEnd w:id="9078"/>
+    </w:p>
+    <w:p>
+      <w:pPr>
+        <w:spacing w:before="60" w:after="100"/>
+        <w:jc w:val="both"/>
+      </w:pPr>
+      <w:r>
+        <w:t xml:space="preserve">ndbcdata keeps every NDBC buoy report it receives (Section 6.1), adding up to about 144 rows a day at a buoy that reports every 10 minutes. That is small, but it grows without limit; a retention period, such as deleting reports older than a year, may be wanted later.</w:t>
+      </w:r>
+    </w:p>
+    <w:p>
+      <w:pPr>
+        <w:pStyle w:val="Heading3"/>
+        <w:spacing w:before="200" w:after="80"/>
+      </w:pPr>
+      <w:bookmarkStart w:id="9079" w:name="_Toc909079"/>
+      <w:r>
+        <w:rPr>
+          <w:rFonts w:ascii="Arial" w:eastAsia="Arial" w:hAnsi="Arial" w:cs="Arial"/>
+          <w:b/>
+          <w:bCs/>
+          <w:color w:val="222222"/>
+          <w:sz w:val="21"/>
+          <w:szCs w:val="21"/>
+        </w:rPr>
+        <w:t xml:space="preserve">tidemonitor.py and sensor types</w:t>
+      </w:r>
+      <w:bookmarkEnd w:id="9079"/>
+    </w:p>
+    <w:p>
+      <w:pPr>
+        <w:spacing w:before="60" w:after="100"/>
+        <w:jc w:val="both"/>
+      </w:pPr>
+      <w:r>
+        <w:t xml:space="preserve">tidemonitor.py, the headless collector, has not been updated for sensor types in tide.env (</w:t>
+      </w:r>
+      <w:r>
+        <w:rPr>
+          <w:rFonts w:ascii="Consolas" w:eastAsia="Consolas" w:hAnsi="Consolas" w:cs="Consolas"/>
+          <w:color w:val="1A1A1A"/>
+          <w:sz w:val="19"/>
+          <w:szCs w:val="19"/>
+        </w:rPr>
+        <w:t xml:space="preserve">STATIONn_TYPE</w:t>
+      </w:r>
+      <w:r>
+        <w:t xml:space="preserve">) or for cloud slots. It reads LoRa sensors only, as before.</w:t>
+      </w:r>
+    </w:p>
+    <w:p>
+      <w:pPr>
         <w:pStyle w:val="Heading1"/>
         <w:pageBreakBefore/>
         <w:pBdr>
@@ -17857,7 +17391,39 @@
                 <w:sz w:val="20"/>
                 <w:szCs w:val="20"/>
               </w:rPr>
-              <w:t xml:space="preserve">Serial port(s) for the LoRa receiver, and speed.</w:t>
+              <w:t xml:space="preserve">Serial port(s) for the LoRa receiver, and speed. Leave </w:t>
+            </w:r>
+            <w:r>
+              <w:rPr>
+                <w:rFonts w:ascii="Consolas" w:eastAsia="Consolas" w:hAnsi="Consolas" w:cs="Consolas"/>
+                <w:color w:val="1A1A1A"/>
+                <w:sz w:val="19"/>
+                <w:szCs w:val="19"/>
+              </w:rPr>
+              <w:t xml:space="preserve">SERIAL_PORTS</w:t>
+            </w:r>
+            <w:r>
+              <w:rPr>
+                <w:sz w:val="20"/>
+                <w:szCs w:val="20"/>
+              </w:rPr>
+              <w:t xml:space="preserve"> blank on a station with no </w:t>
+            </w:r>
+            <w:r>
+              <w:rPr>
+                <w:rFonts w:ascii="Consolas" w:eastAsia="Consolas" w:hAnsi="Consolas" w:cs="Consolas"/>
+                <w:color w:val="1A1A1A"/>
+                <w:sz w:val="19"/>
+                <w:szCs w:val="19"/>
+              </w:rPr>
+              <w:t xml:space="preserve">lora</w:t>
+            </w:r>
+            <w:r>
+              <w:rPr>
+                <w:sz w:val="20"/>
+                <w:szCs w:val="20"/>
+              </w:rPr>
+              <w:t xml:space="preserve"> slot.</w:t>
             </w:r>
           </w:p>
         </w:tc>
@@ -17884,7 +17450,7 @@
                 <w:sz w:val="20"/>
                 <w:szCs w:val="20"/>
               </w:rPr>
-              <w:t xml:space="preserve">STATIONn_NUM / STATIONn_SENSOR_ID / STATIONn_LOCATION (n = 1–3)</w:t>
+              <w:t xml:space="preserve">STATIONn_NUM / STATIONn_TYPE / STATIONn_SENSOR_ID / STATIONn_LOCATION (n = 1–3)</w:t>
             </w:r>
           </w:p>
         </w:tc>
@@ -17906,7 +17472,71 @@
                 <w:sz w:val="20"/>
                 <w:szCs w:val="20"/>
               </w:rPr>
-              <w:t xml:space="preserve">Sensor ID and location label for each slot, used to tag LoRa readings.</w:t>
+              <w:t xml:space="preserve">For each sensor slot: its type (</w:t>
+            </w:r>
+            <w:r>
+              <w:rPr>
+                <w:rFonts w:ascii="Consolas" w:eastAsia="Consolas" w:hAnsi="Consolas" w:cs="Consolas"/>
+                <w:color w:val="1A1A1A"/>
+                <w:sz w:val="19"/>
+                <w:szCs w:val="19"/>
+              </w:rPr>
+              <w:t xml:space="preserve">lora</w:t>
+            </w:r>
+            <w:r>
+              <w:rPr>
+                <w:sz w:val="20"/>
+                <w:szCs w:val="20"/>
+              </w:rPr>
+              <w:t xml:space="preserve">, </w:t>
+            </w:r>
+            <w:r>
+              <w:rPr>
+                <w:rFonts w:ascii="Consolas" w:eastAsia="Consolas" w:hAnsi="Consolas" w:cs="Consolas"/>
+                <w:color w:val="1A1A1A"/>
+                <w:sz w:val="19"/>
+                <w:szCs w:val="19"/>
+              </w:rPr>
+              <w:t xml:space="preserve">note</w:t>
+            </w:r>
+            <w:r>
+              <w:rPr>
+                <w:sz w:val="20"/>
+                <w:szCs w:val="20"/>
+              </w:rPr>
+              <w:t xml:space="preserve">, </w:t>
+            </w:r>
+            <w:r>
+              <w:rPr>
+                <w:rFonts w:ascii="Consolas" w:eastAsia="Consolas" w:hAnsi="Consolas" w:cs="Consolas"/>
+                <w:color w:val="1A1A1A"/>
+                <w:sz w:val="19"/>
+                <w:szCs w:val="19"/>
+              </w:rPr>
+              <w:t xml:space="preserve">cloud</w:t>
+            </w:r>
+            <w:r>
+              <w:rPr>
+                <w:sz w:val="20"/>
+                <w:szCs w:val="20"/>
+              </w:rPr>
+              <w:t xml:space="preserve">, or blank for none; Section 3.2), its three-letter sensor ID, and a location label. The ID tags LoRa readings and selects a slot's readings for Notecard (when more than one </w:t>
+            </w:r>
+            <w:r>
+              <w:rPr>
+                <w:rFonts w:ascii="Consolas" w:eastAsia="Consolas" w:hAnsi="Consolas" w:cs="Consolas"/>
+                <w:color w:val="1A1A1A"/>
+                <w:sz w:val="19"/>
+                <w:szCs w:val="19"/>
+              </w:rPr>
+              <w:t xml:space="preserve">note</w:t>
+            </w:r>
+            <w:r>
+              <w:rPr>
+                <w:sz w:val="20"/>
+                <w:szCs w:val="20"/>
+              </w:rPr>
+              <w:t xml:space="preserve"> slot) and cloud slots.</w:t>
             </w:r>
           </w:p>
         </w:tc>
@@ -18201,6 +17831,55 @@
                 <w:szCs w:val="20"/>
               </w:rPr>
               <w:t xml:space="preserve">Station's local time zone.</w:t>
+            </w:r>
+          </w:p>
+        </w:tc>
+      </w:tr>
+      <w:tr>
+        <w:trPr>
+          <w:cantSplit/>
+        </w:trPr>
+        <w:tc>
+          <w:tcPr>
+            <w:tcW w:w="4000" w:type="dxa"/>
+            <w:shd w:val="clear" w:color="auto" w:fill="FFFFFF"/>
+            <w:tcMar>
+              <w:top w:w="50" w:type="dxa"/>
+              <w:left w:w="100" w:type="dxa"/>
+              <w:bottom w:w="50" w:type="dxa"/>
+              <w:right w:w="100" w:type="dxa"/>
+            </w:tcMar>
+            <w:vAlign w:val="center"/>
+          </w:tcPr>
+          <w:p>
+            <w:r>
+              <w:rPr>
+                <w:sz w:val="20"/>
+                <w:szCs w:val="20"/>
+              </w:rPr>
+              <w:t xml:space="preserve">12H_TIME</w:t>
+            </w:r>
+          </w:p>
+        </w:tc>
+        <w:tc>
+          <w:tcPr>
+            <w:tcW w:w="5350" w:type="dxa"/>
+            <w:shd w:val="clear" w:color="auto" w:fill="FFFFFF"/>
+            <w:tcMar>
+              <w:top w:w="50" w:type="dxa"/>
+              <w:left w:w="100" w:type="dxa"/>
+              <w:bottom w:w="50" w:type="dxa"/>
+              <w:right w:w="100" w:type="dxa"/>
+            </w:tcMar>
+            <w:vAlign w:val="center"/>
+          </w:tcPr>
+          <w:p>
+            <w:r>
+              <w:rPr>
+                <w:sz w:val="20"/>
+                <w:szCs w:val="20"/>
+              </w:rPr>
+              <w:t xml:space="preserve">Clock times on the display, web pages and alert messages: true (the default) for 2:05 PM, false for 14:05.</w:t>
             </w:r>
           </w:p>
         </w:tc>
